--- a/documents/templates_src/test_template.docx
+++ b/documents/templates_src/test_template.docx
@@ -85,13 +85,41 @@
           <w:szCs w:val="24"/>
         </w:rPr>
       </w:pPr>
+      <w:proofErr w:type="gramStart"/>
       <w:r>
         <w:rPr>
           <w:rFonts w:ascii="Times New Roman" w:hAnsi="Times New Roman" w:cs="Times New Roman"/>
           <w:sz w:val="44"/>
           <w:szCs w:val="44"/>
         </w:rPr>
-        <w:t>{{ full_name }}</w:t>
+        <w:t xml:space="preserve">{{ </w:t>
+      </w:r>
+      <w:proofErr w:type="spellStart"/>
+      <w:r>
+        <w:rPr>
+          <w:rFonts w:ascii="Times New Roman" w:hAnsi="Times New Roman" w:cs="Times New Roman"/>
+          <w:sz w:val="44"/>
+          <w:szCs w:val="44"/>
+        </w:rPr>
+        <w:t>full</w:t>
+      </w:r>
+      <w:proofErr w:type="gramEnd"/>
+      <w:r>
+        <w:rPr>
+          <w:rFonts w:ascii="Times New Roman" w:hAnsi="Times New Roman" w:cs="Times New Roman"/>
+          <w:sz w:val="44"/>
+          <w:szCs w:val="44"/>
+        </w:rPr>
+        <w:t>_name</w:t>
+      </w:r>
+      <w:proofErr w:type="spellEnd"/>
+      <w:r>
+        <w:rPr>
+          <w:rFonts w:ascii="Times New Roman" w:hAnsi="Times New Roman" w:cs="Times New Roman"/>
+          <w:sz w:val="44"/>
+          <w:szCs w:val="44"/>
+        </w:rPr>
+        <w:t xml:space="preserve"> }}</w:t>
       </w:r>
     </w:p>
     <w:p>
@@ -122,8 +150,9 @@
           <w:sz w:val="24"/>
           <w:szCs w:val="24"/>
         </w:rPr>
-        <w:t xml:space="preserve">(по состоянию на </w:t>
-      </w:r>
+        <w:t xml:space="preserve">(по состоянию </w:t>
+      </w:r>
+      <w:proofErr w:type="gramStart"/>
       <w:r>
         <w:rPr>
           <w:rFonts w:ascii="Times New Roman" w:eastAsia="Times New Roman" w:hAnsi="Times New Roman" w:cs="Times New Roman"/>
@@ -131,7 +160,7 @@
           <w:sz w:val="24"/>
           <w:szCs w:val="24"/>
         </w:rPr>
-        <w:t>06</w:t>
+        <w:t xml:space="preserve">на </w:t>
       </w:r>
       <w:r>
         <w:rPr>
@@ -140,8 +169,9 @@
           <w:sz w:val="24"/>
           <w:szCs w:val="24"/>
         </w:rPr>
-        <w:t xml:space="preserve"> "</w:t>
-      </w:r>
+        <w:t>дата</w:t>
+      </w:r>
+      <w:proofErr w:type="gramEnd"/>
       <w:r>
         <w:rPr>
           <w:rFonts w:ascii="Times New Roman" w:eastAsia="Times New Roman" w:hAnsi="Times New Roman" w:cs="Times New Roman"/>
@@ -149,7 +179,7 @@
           <w:sz w:val="24"/>
           <w:szCs w:val="24"/>
         </w:rPr>
-        <w:t>ноября</w:t>
+        <w:t xml:space="preserve"> состояния</w:t>
       </w:r>
       <w:r>
         <w:rPr>
@@ -158,25 +188,7 @@
           <w:sz w:val="24"/>
           <w:szCs w:val="24"/>
         </w:rPr>
-        <w:t>" 202</w:t>
-      </w:r>
-      <w:r>
-        <w:rPr>
-          <w:rFonts w:ascii="Times New Roman" w:eastAsia="Times New Roman" w:hAnsi="Times New Roman" w:cs="Times New Roman"/>
-          <w:color w:val="000000" w:themeColor="text1"/>
-          <w:sz w:val="24"/>
-          <w:szCs w:val="24"/>
-        </w:rPr>
-        <w:t xml:space="preserve">5 </w:t>
-      </w:r>
-      <w:r>
-        <w:rPr>
-          <w:rFonts w:ascii="Times New Roman" w:eastAsia="Times New Roman" w:hAnsi="Times New Roman" w:cs="Times New Roman"/>
-          <w:color w:val="000000" w:themeColor="text1"/>
-          <w:sz w:val="24"/>
-          <w:szCs w:val="24"/>
-        </w:rPr>
-        <w:t>года)</w:t>
+        <w:t>)</w:t>
       </w:r>
     </w:p>
     <w:p>
@@ -597,42 +609,7 @@
                 <w:rFonts w:ascii="Times New Roman" w:eastAsia="Times New Roman" w:hAnsi="Times New Roman" w:cs="Times New Roman"/>
                 <w:color w:val="000000" w:themeColor="text1"/>
               </w:rPr>
-              <w:t>06</w:t>
-            </w:r>
-            <w:r>
-              <w:rPr>
-                <w:rFonts w:ascii="Times New Roman" w:eastAsia="Times New Roman" w:hAnsi="Times New Roman" w:cs="Times New Roman"/>
-                <w:color w:val="000000" w:themeColor="text1"/>
-              </w:rPr>
-              <w:t>.</w:t>
-            </w:r>
-            <w:r>
-              <w:rPr>
-                <w:rFonts w:ascii="Times New Roman" w:eastAsia="Times New Roman" w:hAnsi="Times New Roman" w:cs="Times New Roman"/>
-                <w:color w:val="000000" w:themeColor="text1"/>
-              </w:rPr>
-              <w:t>1</w:t>
-            </w:r>
-            <w:r>
-              <w:rPr>
-                <w:rFonts w:ascii="Times New Roman" w:eastAsia="Times New Roman" w:hAnsi="Times New Roman" w:cs="Times New Roman"/>
-                <w:color w:val="000000" w:themeColor="text1"/>
-              </w:rPr>
-              <w:t>1</w:t>
-            </w:r>
-            <w:r>
-              <w:rPr>
-                <w:rFonts w:ascii="Times New Roman" w:eastAsia="Times New Roman" w:hAnsi="Times New Roman" w:cs="Times New Roman"/>
-                <w:color w:val="000000" w:themeColor="text1"/>
-              </w:rPr>
-              <w:t>.202</w:t>
-            </w:r>
-            <w:r>
-              <w:rPr>
-                <w:rFonts w:ascii="Times New Roman" w:eastAsia="Times New Roman" w:hAnsi="Times New Roman" w:cs="Times New Roman"/>
-                <w:color w:val="000000" w:themeColor="text1"/>
-              </w:rPr>
-              <w:t>5</w:t>
+              <w:t>Дата состояния</w:t>
             </w:r>
             <w:r>
               <w:rPr>
@@ -672,12 +649,21 @@
               </w:rPr>
               <w:t xml:space="preserve">г. </w:t>
             </w:r>
-            <w:r>
-              <w:rPr>
-                <w:rFonts w:ascii="Times New Roman" w:eastAsia="Times New Roman" w:hAnsi="Times New Roman" w:cs="Times New Roman"/>
-                <w:color w:val="000000" w:themeColor="text1"/>
-              </w:rPr>
-              <w:t>Ростов-на-Дону</w:t>
+            <w:proofErr w:type="spellStart"/>
+            <w:r>
+              <w:rPr>
+                <w:rFonts w:ascii="Times New Roman" w:eastAsia="Times New Roman" w:hAnsi="Times New Roman" w:cs="Times New Roman"/>
+                <w:color w:val="000000" w:themeColor="text1"/>
+              </w:rPr>
+              <w:t>Ростов</w:t>
+            </w:r>
+            <w:proofErr w:type="spellEnd"/>
+            <w:r>
+              <w:rPr>
+                <w:rFonts w:ascii="Times New Roman" w:eastAsia="Times New Roman" w:hAnsi="Times New Roman" w:cs="Times New Roman"/>
+                <w:color w:val="000000" w:themeColor="text1"/>
+              </w:rPr>
+              <w:t>-на-Дону</w:t>
             </w:r>
           </w:p>
         </w:tc>
@@ -704,13 +690,23 @@
           <w:u w:val="single"/>
         </w:rPr>
       </w:pPr>
+      <w:proofErr w:type="spellStart"/>
       <w:r>
         <w:rPr>
           <w:rFonts w:ascii="Times New Roman" w:eastAsia="Times New Roman" w:hAnsi="Times New Roman" w:cs="Times New Roman"/>
           <w:color w:val="000000" w:themeColor="text1"/>
           <w:u w:val="single"/>
         </w:rPr>
-        <w:t xml:space="preserve">Сайгушев Денис Сергеевич </w:t>
+        <w:t>Сайгушев</w:t>
+      </w:r>
+      <w:proofErr w:type="spellEnd"/>
+      <w:r>
+        <w:rPr>
+          <w:rFonts w:ascii="Times New Roman" w:eastAsia="Times New Roman" w:hAnsi="Times New Roman" w:cs="Times New Roman"/>
+          <w:color w:val="000000" w:themeColor="text1"/>
+          <w:u w:val="single"/>
+        </w:rPr>
+        <w:t xml:space="preserve"> Денис Сергеевич </w:t>
       </w:r>
     </w:p>
     <w:p>
@@ -884,21 +880,7 @@
                 <w:rFonts w:ascii="Times New Roman" w:eastAsia="Times New Roman" w:hAnsi="Times New Roman" w:cs="Times New Roman"/>
                 <w:color w:val="000000" w:themeColor="text1"/>
               </w:rPr>
-              <w:t xml:space="preserve">Арбитражный суд </w:t>
-            </w:r>
-            <w:r>
-              <w:rPr>
-                <w:rFonts w:ascii="Times New Roman" w:eastAsia="Times New Roman" w:hAnsi="Times New Roman" w:cs="Times New Roman"/>
-                <w:color w:val="000000" w:themeColor="text1"/>
-              </w:rPr>
-              <w:t>Новосибирской </w:t>
-            </w:r>
-            <w:r>
-              <w:rPr>
-                <w:rFonts w:ascii="Times New Roman" w:eastAsia="Times New Roman" w:hAnsi="Times New Roman" w:cs="Times New Roman"/>
-                <w:color w:val="000000" w:themeColor="text1"/>
-              </w:rPr>
-              <w:t>области</w:t>
+              <w:t>Суд какой</w:t>
             </w:r>
           </w:p>
         </w:tc>
@@ -967,11 +949,33 @@
                 <w:szCs w:val="24"/>
               </w:rPr>
             </w:pPr>
+            <w:proofErr w:type="gramStart"/>
             <w:r>
               <w:rPr>
                 <w:rFonts w:ascii="Times New Roman" w:hAnsi="Times New Roman" w:cs="Times New Roman"/>
               </w:rPr>
-              <w:t>{{ birth_date }}</w:t>
+              <w:t xml:space="preserve">{{ </w:t>
+            </w:r>
+            <w:proofErr w:type="spellStart"/>
+            <w:r>
+              <w:rPr>
+                <w:rFonts w:ascii="Times New Roman" w:hAnsi="Times New Roman" w:cs="Times New Roman"/>
+              </w:rPr>
+              <w:t>birth</w:t>
+            </w:r>
+            <w:proofErr w:type="gramEnd"/>
+            <w:r>
+              <w:rPr>
+                <w:rFonts w:ascii="Times New Roman" w:hAnsi="Times New Roman" w:cs="Times New Roman"/>
+              </w:rPr>
+              <w:t>_date</w:t>
+            </w:r>
+            <w:proofErr w:type="spellEnd"/>
+            <w:r>
+              <w:rPr>
+                <w:rFonts w:ascii="Times New Roman" w:hAnsi="Times New Roman" w:cs="Times New Roman"/>
+              </w:rPr>
+              <w:t xml:space="preserve"> }}</w:t>
             </w:r>
           </w:p>
         </w:tc>
@@ -1059,14 +1063,51 @@
                 <w:rFonts w:ascii="Times New Roman" w:eastAsia="Times New Roman" w:hAnsi="Times New Roman" w:cs="Times New Roman"/>
                 <w:color w:val="000000" w:themeColor="text1"/>
               </w:rPr>
-              <w:t xml:space="preserve">Арбитражного суда </w:t>
-            </w:r>
-            <w:r>
-              <w:rPr>
-                <w:rFonts w:ascii="Times New Roman" w:eastAsia="Times New Roman" w:hAnsi="Times New Roman" w:cs="Times New Roman"/>
-                <w:color w:val="000000" w:themeColor="text1"/>
-              </w:rPr>
-              <w:t>Новосибирской области от 06.05.2025 по делу № А45-10491/2025</w:t>
+              <w:t>суд какой</w:t>
+            </w:r>
+            <w:r>
+              <w:rPr>
+                <w:rFonts w:ascii="Times New Roman" w:eastAsia="Times New Roman" w:hAnsi="Times New Roman" w:cs="Times New Roman"/>
+                <w:color w:val="000000" w:themeColor="text1"/>
+              </w:rPr>
+              <w:t xml:space="preserve"> </w:t>
+            </w:r>
+            <w:proofErr w:type="gramStart"/>
+            <w:r>
+              <w:rPr>
+                <w:rFonts w:ascii="Times New Roman" w:eastAsia="Times New Roman" w:hAnsi="Times New Roman" w:cs="Times New Roman"/>
+                <w:color w:val="000000" w:themeColor="text1"/>
+              </w:rPr>
+              <w:t xml:space="preserve">от </w:t>
+            </w:r>
+            <w:r>
+              <w:rPr>
+                <w:rFonts w:ascii="Times New Roman" w:eastAsia="Times New Roman" w:hAnsi="Times New Roman" w:cs="Times New Roman"/>
+                <w:color w:val="000000" w:themeColor="text1"/>
+              </w:rPr>
+              <w:t>дата</w:t>
+            </w:r>
+            <w:proofErr w:type="gramEnd"/>
+            <w:r>
+              <w:rPr>
+                <w:rFonts w:ascii="Times New Roman" w:eastAsia="Times New Roman" w:hAnsi="Times New Roman" w:cs="Times New Roman"/>
+                <w:color w:val="000000" w:themeColor="text1"/>
+              </w:rPr>
+              <w:t xml:space="preserve"> состояния</w:t>
+            </w:r>
+            <w:r>
+              <w:rPr>
+                <w:rFonts w:ascii="Times New Roman" w:eastAsia="Times New Roman" w:hAnsi="Times New Roman" w:cs="Times New Roman"/>
+                <w:color w:val="000000" w:themeColor="text1"/>
+              </w:rPr>
+              <w:t xml:space="preserve"> по делу </w:t>
+            </w:r>
+            <w:r>
+              <w:rPr>
+                <w:rFonts w:ascii="Times New Roman" w:eastAsia="Times New Roman" w:hAnsi="Times New Roman" w:cs="Times New Roman"/>
+                <w:color w:val="000000" w:themeColor="text1"/>
+              </w:rPr>
+              <w:t>номер дела</w:t>
             </w:r>
             <w:r>
               <w:rPr>
@@ -1184,12 +1225,21 @@
               </w:rPr>
               <w:t xml:space="preserve">финансовым управляющим утвержден </w:t>
             </w:r>
-            <w:r>
-              <w:rPr>
-                <w:rFonts w:ascii="Times New Roman" w:eastAsia="Times New Roman" w:hAnsi="Times New Roman" w:cs="Times New Roman"/>
-                <w:color w:val="000000" w:themeColor="text1"/>
-              </w:rPr>
-              <w:t>Сайгушев Денис Сергеевич</w:t>
+            <w:proofErr w:type="spellStart"/>
+            <w:r>
+              <w:rPr>
+                <w:rFonts w:ascii="Times New Roman" w:eastAsia="Times New Roman" w:hAnsi="Times New Roman" w:cs="Times New Roman"/>
+                <w:color w:val="000000" w:themeColor="text1"/>
+              </w:rPr>
+              <w:t>Сайгушев</w:t>
+            </w:r>
+            <w:proofErr w:type="spellEnd"/>
+            <w:r>
+              <w:rPr>
+                <w:rFonts w:ascii="Times New Roman" w:eastAsia="Times New Roman" w:hAnsi="Times New Roman" w:cs="Times New Roman"/>
+                <w:color w:val="000000" w:themeColor="text1"/>
+              </w:rPr>
+              <w:t xml:space="preserve"> Денис Сергеевич</w:t>
             </w:r>
           </w:p>
         </w:tc>
@@ -1480,12 +1530,21 @@
                 <w:szCs w:val="24"/>
               </w:rPr>
             </w:pPr>
-            <w:r>
-              <w:rPr>
-                <w:rFonts w:ascii="Times New Roman" w:eastAsia="Times New Roman" w:hAnsi="Times New Roman" w:cs="Times New Roman"/>
-                <w:color w:val="000000" w:themeColor="text1"/>
-              </w:rPr>
-              <w:t>Сайгушев Денис Сергеевич</w:t>
+            <w:proofErr w:type="spellStart"/>
+            <w:r>
+              <w:rPr>
+                <w:rFonts w:ascii="Times New Roman" w:eastAsia="Times New Roman" w:hAnsi="Times New Roman" w:cs="Times New Roman"/>
+                <w:color w:val="000000" w:themeColor="text1"/>
+              </w:rPr>
+              <w:t>Сайгушев</w:t>
+            </w:r>
+            <w:proofErr w:type="spellEnd"/>
+            <w:r>
+              <w:rPr>
+                <w:rFonts w:ascii="Times New Roman" w:eastAsia="Times New Roman" w:hAnsi="Times New Roman" w:cs="Times New Roman"/>
+                <w:color w:val="000000" w:themeColor="text1"/>
+              </w:rPr>
+              <w:t xml:space="preserve"> Денис Сергеевич</w:t>
             </w:r>
           </w:p>
         </w:tc>
@@ -2185,7 +2244,27 @@
                 <w:sz w:val="24"/>
                 <w:szCs w:val="24"/>
               </w:rPr>
-              <w:t>344082, г. Ростов-на-Дону, а/я 22</w:t>
+              <w:t xml:space="preserve">344082, г. </w:t>
+            </w:r>
+            <w:proofErr w:type="spellStart"/>
+            <w:r>
+              <w:rPr>
+                <w:rFonts w:ascii="Times New Roman" w:eastAsia="Times New Roman" w:hAnsi="Times New Roman" w:cs="Times New Roman"/>
+                <w:color w:val="000000" w:themeColor="text1"/>
+                <w:sz w:val="24"/>
+                <w:szCs w:val="24"/>
+              </w:rPr>
+              <w:t>Ростов</w:t>
+            </w:r>
+            <w:proofErr w:type="spellEnd"/>
+            <w:r>
+              <w:rPr>
+                <w:rFonts w:ascii="Times New Roman" w:eastAsia="Times New Roman" w:hAnsi="Times New Roman" w:cs="Times New Roman"/>
+                <w:color w:val="000000" w:themeColor="text1"/>
+                <w:sz w:val="24"/>
+                <w:szCs w:val="24"/>
+              </w:rPr>
+              <w:t>-на-Дону, а/я 22</w:t>
             </w:r>
           </w:p>
         </w:tc>
@@ -2876,8 +2955,17 @@
                 <w:rFonts w:ascii="Times New Roman" w:eastAsia="Times New Roman" w:hAnsi="Times New Roman" w:cs="Times New Roman"/>
                 <w:color w:val="000000" w:themeColor="text1"/>
               </w:rPr>
-              <w:t>Тел., факс, e-mail</w:t>
-            </w:r>
+              <w:t xml:space="preserve">Тел., факс, </w:t>
+            </w:r>
+            <w:proofErr w:type="spellStart"/>
+            <w:r>
+              <w:rPr>
+                <w:rFonts w:ascii="Times New Roman" w:eastAsia="Times New Roman" w:hAnsi="Times New Roman" w:cs="Times New Roman"/>
+                <w:color w:val="000000" w:themeColor="text1"/>
+              </w:rPr>
+              <w:t>e-mail</w:t>
+            </w:r>
+            <w:proofErr w:type="spellEnd"/>
           </w:p>
         </w:tc>
         <w:tc>
@@ -5343,7 +5431,22 @@
           <w:color w:val="000000" w:themeColor="text1"/>
         </w:rPr>
         <w:tab/>
-        <w:t>Сайгушева Дениса Сергеевича</w:t>
+      </w:r>
+      <w:proofErr w:type="spellStart"/>
+      <w:r>
+        <w:rPr>
+          <w:rFonts w:ascii="Times New Roman" w:eastAsia="Times New Roman" w:hAnsi="Times New Roman" w:cs="Times New Roman"/>
+          <w:color w:val="000000" w:themeColor="text1"/>
+        </w:rPr>
+        <w:t>Сайгушева</w:t>
+      </w:r>
+      <w:proofErr w:type="spellEnd"/>
+      <w:r>
+        <w:rPr>
+          <w:rFonts w:ascii="Times New Roman" w:eastAsia="Times New Roman" w:hAnsi="Times New Roman" w:cs="Times New Roman"/>
+          <w:color w:val="000000" w:themeColor="text1"/>
+        </w:rPr>
+        <w:t xml:space="preserve"> Дениса Сергеевича</w:t>
       </w:r>
       <w:r>
         <w:rPr>
@@ -8082,11 +8185,31 @@
                 <w:lang w:val="en-US"/>
               </w:rPr>
             </w:pPr>
+            <w:proofErr w:type="gramStart"/>
             <w:r>
               <w:rPr>
                 <w:lang w:val="en-US"/>
               </w:rPr>
-              <w:t>{{ d.creditor }}</w:t>
+              <w:t xml:space="preserve">{{ </w:t>
+            </w:r>
+            <w:r>
+              <w:rPr>
+                <w:lang w:val="en-US"/>
+              </w:rPr>
+              <w:t>d</w:t>
+            </w:r>
+            <w:proofErr w:type="gramEnd"/>
+            <w:r>
+              <w:rPr>
+                <w:lang w:val="en-US"/>
+              </w:rPr>
+              <w:t>.name</w:t>
+            </w:r>
+            <w:r>
+              <w:rPr>
+                <w:lang w:val="en-US"/>
+              </w:rPr>
+              <w:t>}}</w:t>
             </w:r>
           </w:p>
           <w:p>
@@ -8103,7 +8226,21 @@
               <w:rPr>
                 <w:lang w:val="en-US"/>
               </w:rPr>
-              <w:t>{% endfor %}</w:t>
+              <w:t xml:space="preserve">{% </w:t>
+            </w:r>
+            <w:proofErr w:type="spellStart"/>
+            <w:r>
+              <w:rPr>
+                <w:lang w:val="en-US"/>
+              </w:rPr>
+              <w:t>endfor</w:t>
+            </w:r>
+            <w:proofErr w:type="spellEnd"/>
+            <w:r>
+              <w:rPr>
+                <w:lang w:val="en-US"/>
+              </w:rPr>
+              <w:t xml:space="preserve"> %}</w:t>
             </w:r>
           </w:p>
         </w:tc>
@@ -8156,6 +8293,7 @@
                 <w:lang w:val="en-US"/>
               </w:rPr>
             </w:pPr>
+            <w:proofErr w:type="gramStart"/>
             <w:r>
               <w:rPr>
                 <w:rFonts w:ascii="Times New Roman" w:eastAsia="Times New Roman" w:hAnsi="Times New Roman" w:cs="Times New Roman"/>
@@ -8164,13 +8302,10 @@
                 <w:color w:val="000000" w:themeColor="text1"/>
                 <w:lang w:val="en-US"/>
               </w:rPr>
-              <w:t>{{ total_debt }}</w:t>
-            </w:r>
-          </w:p>
-          <w:p>
-            <w:pPr>
-              <w:spacing w:after="0" w:line="240" w:lineRule="auto"/>
-              <w:jc w:val="center"/>
+              <w:t xml:space="preserve">{{ </w:t>
+            </w:r>
+            <w:proofErr w:type="spellStart"/>
+            <w:r>
               <w:rPr>
                 <w:rFonts w:ascii="Times New Roman" w:eastAsia="Times New Roman" w:hAnsi="Times New Roman" w:cs="Times New Roman"/>
                 <w:b/>
@@ -8178,12 +8313,10 @@
                 <w:color w:val="000000" w:themeColor="text1"/>
                 <w:lang w:val="en-US"/>
               </w:rPr>
-            </w:pPr>
-          </w:p>
-          <w:p>
-            <w:pPr>
-              <w:spacing w:after="0" w:line="240" w:lineRule="auto"/>
-              <w:jc w:val="center"/>
+              <w:t>total</w:t>
+            </w:r>
+            <w:proofErr w:type="gramEnd"/>
+            <w:r>
               <w:rPr>
                 <w:rFonts w:ascii="Times New Roman" w:eastAsia="Times New Roman" w:hAnsi="Times New Roman" w:cs="Times New Roman"/>
                 <w:b/>
@@ -8191,12 +8324,10 @@
                 <w:color w:val="000000" w:themeColor="text1"/>
                 <w:lang w:val="en-US"/>
               </w:rPr>
-            </w:pPr>
-          </w:p>
-          <w:p>
-            <w:pPr>
-              <w:spacing w:after="0" w:line="240" w:lineRule="auto"/>
-              <w:jc w:val="center"/>
+              <w:t>_debt</w:t>
+            </w:r>
+            <w:proofErr w:type="spellEnd"/>
+            <w:r>
               <w:rPr>
                 <w:rFonts w:ascii="Times New Roman" w:eastAsia="Times New Roman" w:hAnsi="Times New Roman" w:cs="Times New Roman"/>
                 <w:b/>
@@ -8204,7 +8335,8 @@
                 <w:color w:val="000000" w:themeColor="text1"/>
                 <w:lang w:val="en-US"/>
               </w:rPr>
-            </w:pPr>
+              <w:t xml:space="preserve"> }}</w:t>
+            </w:r>
           </w:p>
           <w:p>
             <w:pPr>
@@ -8224,36 +8356,6 @@
               <w:spacing w:after="0" w:line="240" w:lineRule="auto"/>
               <w:jc w:val="center"/>
               <w:rPr>
-                <w:lang w:val="en-US"/>
-              </w:rPr>
-            </w:pPr>
-            <w:r>
-              <w:rPr>
-                <w:lang w:val="en-US"/>
-              </w:rPr>
-              <w:t>{% for d in debts %}</w:t>
-            </w:r>
-          </w:p>
-          <w:p>
-            <w:pPr>
-              <w:spacing w:after="0" w:line="240" w:lineRule="auto"/>
-              <w:jc w:val="center"/>
-              <w:rPr>
-                <w:lang w:val="en-US"/>
-              </w:rPr>
-            </w:pPr>
-            <w:r>
-              <w:rPr>
-                <w:lang w:val="en-US"/>
-              </w:rPr>
-              <w:t>{{ d.amount }}</w:t>
-            </w:r>
-          </w:p>
-          <w:p>
-            <w:pPr>
-              <w:spacing w:after="0" w:line="240" w:lineRule="auto"/>
-              <w:jc w:val="center"/>
-              <w:rPr>
                 <w:rFonts w:ascii="Times New Roman" w:eastAsia="Times New Roman" w:hAnsi="Times New Roman" w:cs="Times New Roman"/>
                 <w:b/>
                 <w:bCs/>
@@ -8261,30 +8363,7 @@
                 <w:lang w:val="en-US"/>
               </w:rPr>
             </w:pPr>
-            <w:r>
-              <w:rPr>
-                <w:lang w:val="en-US"/>
-              </w:rPr>
-              <w:t>{% endfor %}</w:t>
-            </w:r>
-          </w:p>
-        </w:tc>
-        <w:tc>
-          <w:tcPr>
-            <w:tcW w:w="1843" w:type="dxa"/>
-            <w:tcBorders>
-              <w:top w:val="single" w:sz="4" w:space="0" w:color="000000"/>
-              <w:left w:val="single" w:sz="4" w:space="0" w:color="000000"/>
-              <w:bottom w:val="single" w:sz="4" w:space="0" w:color="000000"/>
-              <w:right w:val="single" w:sz="4" w:space="0" w:color="000000"/>
-            </w:tcBorders>
-            <w:tcMar>
-              <w:top w:w="0" w:type="dxa"/>
-              <w:left w:w="108" w:type="dxa"/>
-              <w:bottom w:w="0" w:type="dxa"/>
-              <w:right w:w="108" w:type="dxa"/>
-            </w:tcMar>
-          </w:tcPr>
+          </w:p>
           <w:p>
             <w:pPr>
               <w:spacing w:after="0" w:line="240" w:lineRule="auto"/>
@@ -8316,6 +8395,58 @@
               <w:spacing w:after="0" w:line="240" w:lineRule="auto"/>
               <w:jc w:val="center"/>
               <w:rPr>
+                <w:lang w:val="en-US"/>
+              </w:rPr>
+            </w:pPr>
+            <w:r>
+              <w:rPr>
+                <w:lang w:val="en-US"/>
+              </w:rPr>
+              <w:t>{% for d in debts %}</w:t>
+            </w:r>
+          </w:p>
+          <w:p>
+            <w:pPr>
+              <w:spacing w:after="0" w:line="240" w:lineRule="auto"/>
+              <w:jc w:val="center"/>
+              <w:rPr>
+                <w:lang w:val="en-US"/>
+              </w:rPr>
+            </w:pPr>
+            <w:proofErr w:type="gramStart"/>
+            <w:r>
+              <w:rPr>
+                <w:lang w:val="en-US"/>
+              </w:rPr>
+              <w:t xml:space="preserve">{{ </w:t>
+            </w:r>
+            <w:proofErr w:type="spellStart"/>
+            <w:r>
+              <w:rPr>
+                <w:lang w:val="en-US"/>
+              </w:rPr>
+              <w:t>d</w:t>
+            </w:r>
+            <w:proofErr w:type="gramEnd"/>
+            <w:r>
+              <w:rPr>
+                <w:lang w:val="en-US"/>
+              </w:rPr>
+              <w:t>.debt</w:t>
+            </w:r>
+            <w:proofErr w:type="spellEnd"/>
+            <w:r>
+              <w:rPr>
+                <w:lang w:val="en-US"/>
+              </w:rPr>
+              <w:t>}}</w:t>
+            </w:r>
+          </w:p>
+          <w:p>
+            <w:pPr>
+              <w:spacing w:after="0" w:line="240" w:lineRule="auto"/>
+              <w:jc w:val="center"/>
+              <w:rPr>
                 <w:rFonts w:ascii="Times New Roman" w:eastAsia="Times New Roman" w:hAnsi="Times New Roman" w:cs="Times New Roman"/>
                 <w:b/>
                 <w:bCs/>
@@ -8323,7 +8454,44 @@
                 <w:lang w:val="en-US"/>
               </w:rPr>
             </w:pPr>
-          </w:p>
+            <w:r>
+              <w:rPr>
+                <w:lang w:val="en-US"/>
+              </w:rPr>
+              <w:t xml:space="preserve">{% </w:t>
+            </w:r>
+            <w:proofErr w:type="spellStart"/>
+            <w:r>
+              <w:rPr>
+                <w:lang w:val="en-US"/>
+              </w:rPr>
+              <w:t>endfor</w:t>
+            </w:r>
+            <w:proofErr w:type="spellEnd"/>
+            <w:r>
+              <w:rPr>
+                <w:lang w:val="en-US"/>
+              </w:rPr>
+              <w:t xml:space="preserve"> %}</w:t>
+            </w:r>
+          </w:p>
+        </w:tc>
+        <w:tc>
+          <w:tcPr>
+            <w:tcW w:w="1843" w:type="dxa"/>
+            <w:tcBorders>
+              <w:top w:val="single" w:sz="4" w:space="0" w:color="000000"/>
+              <w:left w:val="single" w:sz="4" w:space="0" w:color="000000"/>
+              <w:bottom w:val="single" w:sz="4" w:space="0" w:color="000000"/>
+              <w:right w:val="single" w:sz="4" w:space="0" w:color="000000"/>
+            </w:tcBorders>
+            <w:tcMar>
+              <w:top w:w="0" w:type="dxa"/>
+              <w:left w:w="108" w:type="dxa"/>
+              <w:bottom w:w="0" w:type="dxa"/>
+              <w:right w:w="108" w:type="dxa"/>
+            </w:tcMar>
+          </w:tcPr>
           <w:p>
             <w:pPr>
               <w:spacing w:after="0" w:line="240" w:lineRule="auto"/>
@@ -8336,7 +8504,11 @@
                 <w:lang w:val="en-US"/>
               </w:rPr>
             </w:pPr>
-            <w:r>
+          </w:p>
+          <w:p>
+            <w:pPr>
+              <w:spacing w:after="0" w:line="240" w:lineRule="auto"/>
+              <w:jc w:val="center"/>
               <w:rPr>
                 <w:rFonts w:ascii="Times New Roman" w:eastAsia="Times New Roman" w:hAnsi="Times New Roman" w:cs="Times New Roman"/>
                 <w:b/>
@@ -8344,8 +8516,7 @@
                 <w:color w:val="000000" w:themeColor="text1"/>
                 <w:lang w:val="en-US"/>
               </w:rPr>
-              <w:t>{{ total_pay }}</w:t>
-            </w:r>
+            </w:pPr>
           </w:p>
           <w:p>
             <w:pPr>
@@ -8372,11 +8543,8 @@
                 <w:lang w:val="en-US"/>
               </w:rPr>
             </w:pPr>
-          </w:p>
-          <w:p>
-            <w:pPr>
-              <w:spacing w:after="0" w:line="240" w:lineRule="auto"/>
-              <w:jc w:val="center"/>
+            <w:proofErr w:type="gramStart"/>
+            <w:r>
               <w:rPr>
                 <w:rFonts w:ascii="Times New Roman" w:eastAsia="Times New Roman" w:hAnsi="Times New Roman" w:cs="Times New Roman"/>
                 <w:b/>
@@ -8384,54 +8552,10 @@
                 <w:color w:val="000000" w:themeColor="text1"/>
                 <w:lang w:val="en-US"/>
               </w:rPr>
-            </w:pPr>
-          </w:p>
-          <w:p>
-            <w:pPr>
-              <w:spacing w:after="0" w:line="240" w:lineRule="auto"/>
-              <w:jc w:val="center"/>
-              <w:rPr>
-                <w:lang w:val="en-US"/>
-              </w:rPr>
-            </w:pPr>
-            <w:r>
-              <w:rPr>
-                <w:lang w:val="en-US"/>
-              </w:rPr>
-              <w:t>{% for d in debts %}</w:t>
-            </w:r>
-          </w:p>
-          <w:p>
-            <w:pPr>
-              <w:spacing w:after="0" w:line="240" w:lineRule="auto"/>
-              <w:jc w:val="center"/>
-              <w:rPr>
-                <w:lang w:val="en-US"/>
-              </w:rPr>
-            </w:pPr>
-            <w:r>
-              <w:rPr>
-                <w:lang w:val="en-US"/>
-              </w:rPr>
               <w:t xml:space="preserve">{{ </w:t>
             </w:r>
-            <w:r>
-              <w:rPr>
-                <w:lang w:val="en-US"/>
-              </w:rPr>
-              <w:t>d.payment</w:t>
-            </w:r>
-            <w:r>
-              <w:rPr>
-                <w:lang w:val="en-US"/>
-              </w:rPr>
-              <w:t>}}</w:t>
-            </w:r>
-          </w:p>
-          <w:p>
-            <w:pPr>
-              <w:spacing w:after="0" w:line="240" w:lineRule="auto"/>
-              <w:jc w:val="center"/>
+            <w:proofErr w:type="spellStart"/>
+            <w:r>
               <w:rPr>
                 <w:rFonts w:ascii="Times New Roman" w:eastAsia="Times New Roman" w:hAnsi="Times New Roman" w:cs="Times New Roman"/>
                 <w:b/>
@@ -8439,9 +8563,138 @@
                 <w:color w:val="000000" w:themeColor="text1"/>
                 <w:lang w:val="en-US"/>
               </w:rPr>
-            </w:pPr>
-            <w:r>
-              <w:t>{% endfor %}</w:t>
+              <w:t>total</w:t>
+            </w:r>
+            <w:proofErr w:type="gramEnd"/>
+            <w:r>
+              <w:rPr>
+                <w:rFonts w:ascii="Times New Roman" w:eastAsia="Times New Roman" w:hAnsi="Times New Roman" w:cs="Times New Roman"/>
+                <w:b/>
+                <w:bCs/>
+                <w:color w:val="000000" w:themeColor="text1"/>
+                <w:lang w:val="en-US"/>
+              </w:rPr>
+              <w:t>_pay</w:t>
+            </w:r>
+            <w:proofErr w:type="spellEnd"/>
+            <w:r>
+              <w:rPr>
+                <w:rFonts w:ascii="Times New Roman" w:eastAsia="Times New Roman" w:hAnsi="Times New Roman" w:cs="Times New Roman"/>
+                <w:b/>
+                <w:bCs/>
+                <w:color w:val="000000" w:themeColor="text1"/>
+                <w:lang w:val="en-US"/>
+              </w:rPr>
+              <w:t xml:space="preserve"> }}</w:t>
+            </w:r>
+          </w:p>
+          <w:p>
+            <w:pPr>
+              <w:spacing w:after="0" w:line="240" w:lineRule="auto"/>
+              <w:jc w:val="center"/>
+              <w:rPr>
+                <w:rFonts w:ascii="Times New Roman" w:eastAsia="Times New Roman" w:hAnsi="Times New Roman" w:cs="Times New Roman"/>
+                <w:b/>
+                <w:bCs/>
+                <w:color w:val="000000" w:themeColor="text1"/>
+                <w:lang w:val="en-US"/>
+              </w:rPr>
+            </w:pPr>
+          </w:p>
+          <w:p>
+            <w:pPr>
+              <w:spacing w:after="0" w:line="240" w:lineRule="auto"/>
+              <w:jc w:val="center"/>
+              <w:rPr>
+                <w:rFonts w:ascii="Times New Roman" w:eastAsia="Times New Roman" w:hAnsi="Times New Roman" w:cs="Times New Roman"/>
+                <w:b/>
+                <w:bCs/>
+                <w:color w:val="000000" w:themeColor="text1"/>
+                <w:lang w:val="en-US"/>
+              </w:rPr>
+            </w:pPr>
+          </w:p>
+          <w:p>
+            <w:pPr>
+              <w:spacing w:after="0" w:line="240" w:lineRule="auto"/>
+              <w:jc w:val="center"/>
+              <w:rPr>
+                <w:rFonts w:ascii="Times New Roman" w:eastAsia="Times New Roman" w:hAnsi="Times New Roman" w:cs="Times New Roman"/>
+                <w:b/>
+                <w:bCs/>
+                <w:color w:val="000000" w:themeColor="text1"/>
+                <w:lang w:val="en-US"/>
+              </w:rPr>
+            </w:pPr>
+          </w:p>
+          <w:p>
+            <w:pPr>
+              <w:spacing w:after="0" w:line="240" w:lineRule="auto"/>
+              <w:jc w:val="center"/>
+              <w:rPr>
+                <w:lang w:val="en-US"/>
+              </w:rPr>
+            </w:pPr>
+            <w:r>
+              <w:rPr>
+                <w:lang w:val="en-US"/>
+              </w:rPr>
+              <w:t>{% for d in debts %}</w:t>
+            </w:r>
+          </w:p>
+          <w:p>
+            <w:pPr>
+              <w:spacing w:after="0" w:line="240" w:lineRule="auto"/>
+              <w:jc w:val="center"/>
+              <w:rPr>
+                <w:lang w:val="en-US"/>
+              </w:rPr>
+            </w:pPr>
+            <w:proofErr w:type="gramStart"/>
+            <w:r>
+              <w:rPr>
+                <w:lang w:val="en-US"/>
+              </w:rPr>
+              <w:t xml:space="preserve">{{ </w:t>
+            </w:r>
+            <w:proofErr w:type="spellStart"/>
+            <w:r>
+              <w:rPr>
+                <w:lang w:val="en-US"/>
+              </w:rPr>
+              <w:t>d.pay</w:t>
+            </w:r>
+            <w:proofErr w:type="spellEnd"/>
+            <w:proofErr w:type="gramEnd"/>
+            <w:r>
+              <w:rPr>
+                <w:lang w:val="en-US"/>
+              </w:rPr>
+              <w:t>}}</w:t>
+            </w:r>
+          </w:p>
+          <w:p>
+            <w:pPr>
+              <w:spacing w:after="0" w:line="240" w:lineRule="auto"/>
+              <w:jc w:val="center"/>
+              <w:rPr>
+                <w:rFonts w:ascii="Times New Roman" w:eastAsia="Times New Roman" w:hAnsi="Times New Roman" w:cs="Times New Roman"/>
+                <w:b/>
+                <w:bCs/>
+                <w:color w:val="000000" w:themeColor="text1"/>
+                <w:lang w:val="en-US"/>
+              </w:rPr>
+            </w:pPr>
+            <w:r>
+              <w:t xml:space="preserve">{% </w:t>
+            </w:r>
+            <w:proofErr w:type="spellStart"/>
+            <w:r>
+              <w:t>endfor</w:t>
+            </w:r>
+            <w:proofErr w:type="spellEnd"/>
+            <w:r>
+              <w:t xml:space="preserve"> %}</w:t>
             </w:r>
           </w:p>
         </w:tc>
@@ -9101,54 +9354,44 @@
                 <w:b/>
                 <w:color w:val="000000" w:themeColor="text1"/>
               </w:rPr>
-              <w:t xml:space="preserve">Итого размер требований, включенных в </w:t>
-            </w:r>
+              <w:t>Итого размер требований, включенных в реестр требований кредиторов:</w:t>
+            </w:r>
+          </w:p>
+        </w:tc>
+        <w:tc>
+          <w:tcPr>
+            <w:tcW w:w="1275" w:type="dxa"/>
+            <w:tcBorders>
+              <w:top w:val="single" w:sz="4" w:space="0" w:color="auto"/>
+              <w:left w:val="single" w:sz="4" w:space="0" w:color="000000"/>
+              <w:bottom w:val="single" w:sz="4" w:space="0" w:color="000000"/>
+              <w:right w:val="single" w:sz="4" w:space="0" w:color="000000"/>
+            </w:tcBorders>
+            <w:tcMar>
+              <w:top w:w="0" w:type="dxa"/>
+              <w:left w:w="108" w:type="dxa"/>
+              <w:bottom w:w="0" w:type="dxa"/>
+              <w:right w:w="108" w:type="dxa"/>
+            </w:tcMar>
+            <w:vAlign w:val="center"/>
+          </w:tcPr>
+          <w:p>
+            <w:pPr>
+              <w:spacing w:after="0" w:line="240" w:lineRule="auto"/>
+              <w:jc w:val="center"/>
+              <w:rPr>
+                <w:rFonts w:ascii="Times New Roman" w:eastAsia="Times New Roman" w:hAnsi="Times New Roman" w:cs="Times New Roman"/>
+                <w:color w:val="000000" w:themeColor="text1"/>
+                <w:sz w:val="24"/>
+                <w:szCs w:val="24"/>
+              </w:rPr>
+            </w:pPr>
             <w:r>
               <w:rPr>
                 <w:rFonts w:ascii="Times New Roman" w:eastAsia="Times New Roman" w:hAnsi="Times New Roman" w:cs="Times New Roman"/>
                 <w:b/>
                 <w:color w:val="000000" w:themeColor="text1"/>
               </w:rPr>
-              <w:lastRenderedPageBreak/>
-              <w:t>реестр требований кредиторов:</w:t>
-            </w:r>
-          </w:p>
-        </w:tc>
-        <w:tc>
-          <w:tcPr>
-            <w:tcW w:w="1275" w:type="dxa"/>
-            <w:tcBorders>
-              <w:top w:val="single" w:sz="4" w:space="0" w:color="auto"/>
-              <w:left w:val="single" w:sz="4" w:space="0" w:color="000000"/>
-              <w:bottom w:val="single" w:sz="4" w:space="0" w:color="000000"/>
-              <w:right w:val="single" w:sz="4" w:space="0" w:color="000000"/>
-            </w:tcBorders>
-            <w:tcMar>
-              <w:top w:w="0" w:type="dxa"/>
-              <w:left w:w="108" w:type="dxa"/>
-              <w:bottom w:w="0" w:type="dxa"/>
-              <w:right w:w="108" w:type="dxa"/>
-            </w:tcMar>
-            <w:vAlign w:val="center"/>
-          </w:tcPr>
-          <w:p>
-            <w:pPr>
-              <w:spacing w:after="0" w:line="240" w:lineRule="auto"/>
-              <w:jc w:val="center"/>
-              <w:rPr>
-                <w:rFonts w:ascii="Times New Roman" w:eastAsia="Times New Roman" w:hAnsi="Times New Roman" w:cs="Times New Roman"/>
-                <w:color w:val="000000" w:themeColor="text1"/>
-                <w:sz w:val="24"/>
-                <w:szCs w:val="24"/>
-              </w:rPr>
-            </w:pPr>
-            <w:r>
-              <w:rPr>
-                <w:rFonts w:ascii="Times New Roman" w:eastAsia="Times New Roman" w:hAnsi="Times New Roman" w:cs="Times New Roman"/>
-                <w:b/>
-                <w:color w:val="000000" w:themeColor="text1"/>
-              </w:rPr>
-              <w:lastRenderedPageBreak/>
               <w:t>443 273,80</w:t>
             </w:r>
           </w:p>
@@ -9257,6 +9500,7 @@
           <w:rFonts w:ascii="Times New Roman" w:eastAsia="Times New Roman" w:hAnsi="Times New Roman" w:cs="Times New Roman"/>
           <w:color w:val="000000" w:themeColor="text1"/>
         </w:rPr>
+        <w:lastRenderedPageBreak/>
         <w:t>Проведена</w:t>
       </w:r>
       <w:r>
@@ -9374,139 +9618,6 @@
           <w:color w:val="000000" w:themeColor="text1"/>
         </w:rPr>
       </w:pPr>
-      <w:r>
-        <w:rPr>
-          <w:rFonts w:ascii="Times New Roman" w:eastAsia="Times New Roman" w:hAnsi="Times New Roman" w:cs="Times New Roman"/>
-          <w:color w:val="000000" w:themeColor="text1"/>
-        </w:rPr>
-        <w:t xml:space="preserve">1. </w:t>
-      </w:r>
-      <w:r>
-        <w:rPr>
-          <w:rFonts w:ascii="Times New Roman" w:eastAsia="Times New Roman" w:hAnsi="Times New Roman" w:cs="Times New Roman"/>
-          <w:color w:val="000000" w:themeColor="text1"/>
-        </w:rPr>
-        <w:t xml:space="preserve">Определением Арбитражного суда </w:t>
-      </w:r>
-      <w:r>
-        <w:rPr>
-          <w:rFonts w:ascii="Times New Roman" w:eastAsia="Times New Roman" w:hAnsi="Times New Roman" w:cs="Times New Roman"/>
-          <w:color w:val="000000" w:themeColor="text1"/>
-        </w:rPr>
-        <w:t>Новосибирской</w:t>
-      </w:r>
-      <w:r>
-        <w:rPr>
-          <w:rFonts w:ascii="Times New Roman" w:eastAsia="Times New Roman" w:hAnsi="Times New Roman" w:cs="Times New Roman"/>
-          <w:color w:val="000000" w:themeColor="text1"/>
-        </w:rPr>
-        <w:t xml:space="preserve"> области от </w:t>
-      </w:r>
-      <w:r>
-        <w:rPr>
-          <w:rFonts w:ascii="Times New Roman" w:eastAsia="Times New Roman" w:hAnsi="Times New Roman" w:cs="Times New Roman"/>
-          <w:color w:val="000000" w:themeColor="text1"/>
-        </w:rPr>
-        <w:t>05.08</w:t>
-      </w:r>
-      <w:r>
-        <w:rPr>
-          <w:rFonts w:ascii="Times New Roman" w:eastAsia="Times New Roman" w:hAnsi="Times New Roman" w:cs="Times New Roman"/>
-          <w:color w:val="000000" w:themeColor="text1"/>
-        </w:rPr>
-        <w:t xml:space="preserve">.2025 по делу № </w:t>
-      </w:r>
-      <w:r>
-        <w:rPr>
-          <w:rFonts w:ascii="Times New Roman" w:eastAsia="Times New Roman" w:hAnsi="Times New Roman" w:cs="Times New Roman"/>
-          <w:color w:val="000000" w:themeColor="text1"/>
-        </w:rPr>
-        <w:t>А45-10491/2025</w:t>
-      </w:r>
-      <w:r>
-        <w:rPr>
-          <w:rFonts w:ascii="Times New Roman" w:eastAsia="Times New Roman" w:hAnsi="Times New Roman" w:cs="Times New Roman"/>
-          <w:color w:val="000000" w:themeColor="text1"/>
-        </w:rPr>
-        <w:t xml:space="preserve"> </w:t>
-      </w:r>
-      <w:r>
-        <w:rPr>
-          <w:rFonts w:ascii="Times New Roman" w:eastAsia="Times New Roman" w:hAnsi="Times New Roman" w:cs="Times New Roman"/>
-          <w:color w:val="000000" w:themeColor="text1"/>
-        </w:rPr>
-        <w:t xml:space="preserve">требование </w:t>
-      </w:r>
-      <w:r>
-        <w:rPr>
-          <w:rFonts w:ascii="Times New Roman" w:eastAsia="Times New Roman" w:hAnsi="Times New Roman" w:cs="Times New Roman"/>
-          <w:color w:val="000000" w:themeColor="text1"/>
-        </w:rPr>
-        <w:t xml:space="preserve">ООО ПКО </w:t>
-      </w:r>
-      <w:r>
-        <w:rPr>
-          <w:rFonts w:ascii="Times New Roman" w:eastAsia="Times New Roman" w:hAnsi="Times New Roman" w:cs="Times New Roman"/>
-          <w:color w:val="000000" w:themeColor="text1"/>
-        </w:rPr>
-        <w:t>«Долговые Инвестиции»</w:t>
-      </w:r>
-      <w:r>
-        <w:rPr>
-          <w:rFonts w:ascii="Times New Roman" w:eastAsia="Times New Roman" w:hAnsi="Times New Roman" w:cs="Times New Roman"/>
-          <w:color w:val="000000" w:themeColor="text1"/>
-        </w:rPr>
-        <w:t xml:space="preserve"> </w:t>
-      </w:r>
-      <w:r>
-        <w:rPr>
-          <w:rFonts w:ascii="Times New Roman" w:eastAsia="Times New Roman" w:hAnsi="Times New Roman" w:cs="Times New Roman"/>
-          <w:color w:val="000000" w:themeColor="text1"/>
-        </w:rPr>
-        <w:t xml:space="preserve">включено в третью очередь реестра требований кредиторов </w:t>
-      </w:r>
-      <w:r>
-        <w:rPr>
-          <w:rFonts w:ascii="Times New Roman" w:eastAsia="Times New Roman" w:hAnsi="Times New Roman" w:cs="Times New Roman"/>
-          <w:color w:val="000000" w:themeColor="text1"/>
-        </w:rPr>
-        <w:t xml:space="preserve">в размере </w:t>
-      </w:r>
-      <w:r>
-        <w:rPr>
-          <w:rFonts w:ascii="Times New Roman" w:eastAsia="Times New Roman" w:hAnsi="Times New Roman" w:cs="Times New Roman"/>
-          <w:color w:val="000000" w:themeColor="text1"/>
-        </w:rPr>
-        <w:t>19 504 руб. 23 коп. – основной</w:t>
-      </w:r>
-      <w:r>
-        <w:rPr>
-          <w:rFonts w:ascii="Times New Roman" w:eastAsia="Times New Roman" w:hAnsi="Times New Roman" w:cs="Times New Roman"/>
-          <w:color w:val="000000" w:themeColor="text1"/>
-        </w:rPr>
-        <w:t xml:space="preserve"> </w:t>
-      </w:r>
-      <w:r>
-        <w:rPr>
-          <w:rFonts w:ascii="Times New Roman" w:eastAsia="Times New Roman" w:hAnsi="Times New Roman" w:cs="Times New Roman"/>
-          <w:color w:val="000000" w:themeColor="text1"/>
-        </w:rPr>
-        <w:t>долг</w:t>
-      </w:r>
-      <w:r>
-        <w:rPr>
-          <w:rFonts w:ascii="Times New Roman" w:eastAsia="Times New Roman" w:hAnsi="Times New Roman" w:cs="Times New Roman"/>
-          <w:color w:val="000000" w:themeColor="text1"/>
-        </w:rPr>
-        <w:t>.</w:t>
-      </w:r>
-      <w:r>
-        <w:rPr>
-          <w:rFonts w:ascii="Times New Roman" w:eastAsia="Times New Roman" w:hAnsi="Times New Roman" w:cs="Times New Roman"/>
-          <w:color w:val="000000" w:themeColor="text1"/>
-        </w:rPr>
-        <w:t xml:space="preserve"> </w:t>
-      </w:r>
     </w:p>
     <w:p>
       <w:pPr>
@@ -9516,133 +9627,16 @@
         <w:rPr>
           <w:rFonts w:ascii="Times New Roman" w:eastAsia="Times New Roman" w:hAnsi="Times New Roman" w:cs="Times New Roman"/>
           <w:color w:val="000000" w:themeColor="text1"/>
-        </w:rPr>
-      </w:pPr>
-      <w:r>
-        <w:rPr>
-          <w:rFonts w:ascii="Times New Roman" w:eastAsia="Times New Roman" w:hAnsi="Times New Roman" w:cs="Times New Roman"/>
-          <w:color w:val="000000" w:themeColor="text1"/>
-        </w:rPr>
-        <w:t xml:space="preserve">2. </w:t>
-      </w:r>
-      <w:r>
-        <w:rPr>
-          <w:rFonts w:ascii="Times New Roman" w:eastAsia="Times New Roman" w:hAnsi="Times New Roman" w:cs="Times New Roman"/>
-          <w:color w:val="000000" w:themeColor="text1"/>
-        </w:rPr>
-        <w:t xml:space="preserve">Определением Арбитражного суда </w:t>
-      </w:r>
-      <w:r>
-        <w:rPr>
-          <w:rFonts w:ascii="Times New Roman" w:eastAsia="Times New Roman" w:hAnsi="Times New Roman" w:cs="Times New Roman"/>
-          <w:color w:val="000000" w:themeColor="text1"/>
-        </w:rPr>
-        <w:t>Новосибирской</w:t>
-      </w:r>
-      <w:r>
-        <w:rPr>
-          <w:rFonts w:ascii="Times New Roman" w:eastAsia="Times New Roman" w:hAnsi="Times New Roman" w:cs="Times New Roman"/>
-          <w:color w:val="000000" w:themeColor="text1"/>
-        </w:rPr>
-        <w:t xml:space="preserve"> области от </w:t>
-      </w:r>
-      <w:r>
-        <w:rPr>
-          <w:rFonts w:ascii="Times New Roman" w:eastAsia="Times New Roman" w:hAnsi="Times New Roman" w:cs="Times New Roman"/>
-          <w:color w:val="000000" w:themeColor="text1"/>
-        </w:rPr>
-        <w:t>05.08</w:t>
-      </w:r>
-      <w:r>
-        <w:rPr>
-          <w:rFonts w:ascii="Times New Roman" w:eastAsia="Times New Roman" w:hAnsi="Times New Roman" w:cs="Times New Roman"/>
-          <w:color w:val="000000" w:themeColor="text1"/>
-        </w:rPr>
-        <w:t xml:space="preserve">.2025 по делу № </w:t>
-      </w:r>
-      <w:r>
-        <w:rPr>
-          <w:rFonts w:ascii="Times New Roman" w:eastAsia="Times New Roman" w:hAnsi="Times New Roman" w:cs="Times New Roman"/>
-          <w:color w:val="000000" w:themeColor="text1"/>
-        </w:rPr>
-        <w:t>А45-10491/2025</w:t>
-      </w:r>
-      <w:r>
-        <w:rPr>
-          <w:rFonts w:ascii="Times New Roman" w:eastAsia="Times New Roman" w:hAnsi="Times New Roman" w:cs="Times New Roman"/>
-          <w:color w:val="000000" w:themeColor="text1"/>
-        </w:rPr>
-        <w:t xml:space="preserve"> </w:t>
-      </w:r>
-      <w:r>
-        <w:rPr>
-          <w:rFonts w:ascii="Times New Roman" w:eastAsia="Times New Roman" w:hAnsi="Times New Roman" w:cs="Times New Roman"/>
-          <w:color w:val="000000" w:themeColor="text1"/>
-        </w:rPr>
-        <w:t>требование</w:t>
-      </w:r>
-      <w:r>
-        <w:rPr>
-          <w:rFonts w:ascii="Times New Roman" w:eastAsia="Times New Roman" w:hAnsi="Times New Roman" w:cs="Times New Roman"/>
-          <w:color w:val="000000" w:themeColor="text1"/>
-        </w:rPr>
-        <w:t xml:space="preserve"> АО ПКО</w:t>
-      </w:r>
-      <w:r>
-        <w:rPr>
-          <w:rFonts w:ascii="Times New Roman" w:eastAsia="Times New Roman" w:hAnsi="Times New Roman" w:cs="Times New Roman"/>
-          <w:color w:val="000000" w:themeColor="text1"/>
-        </w:rPr>
-        <w:t xml:space="preserve"> </w:t>
-      </w:r>
-      <w:r>
-        <w:rPr>
-          <w:rFonts w:ascii="Times New Roman" w:eastAsia="Times New Roman" w:hAnsi="Times New Roman" w:cs="Times New Roman"/>
-          <w:color w:val="000000" w:themeColor="text1"/>
-        </w:rPr>
-        <w:t>«Центр Долгового Управления»</w:t>
-      </w:r>
-      <w:r>
-        <w:rPr>
-          <w:rFonts w:ascii="Times New Roman" w:eastAsia="Times New Roman" w:hAnsi="Times New Roman" w:cs="Times New Roman"/>
-          <w:color w:val="000000" w:themeColor="text1"/>
-        </w:rPr>
-        <w:t xml:space="preserve"> </w:t>
-      </w:r>
-      <w:r>
-        <w:rPr>
-          <w:rFonts w:ascii="Times New Roman" w:eastAsia="Times New Roman" w:hAnsi="Times New Roman" w:cs="Times New Roman"/>
-          <w:color w:val="000000" w:themeColor="text1"/>
-        </w:rPr>
-        <w:t xml:space="preserve">включено третью очередь реестра требований кредиторов </w:t>
-      </w:r>
-      <w:r>
-        <w:rPr>
-          <w:rFonts w:ascii="Times New Roman" w:eastAsia="Times New Roman" w:hAnsi="Times New Roman" w:cs="Times New Roman"/>
-          <w:color w:val="000000" w:themeColor="text1"/>
-        </w:rPr>
-        <w:t>в размере</w:t>
-      </w:r>
-      <w:r>
-        <w:rPr>
-          <w:rFonts w:ascii="Times New Roman" w:eastAsia="Times New Roman" w:hAnsi="Times New Roman" w:cs="Times New Roman"/>
-          <w:color w:val="000000" w:themeColor="text1"/>
-        </w:rPr>
-        <w:t xml:space="preserve"> </w:t>
-      </w:r>
-      <w:r>
-        <w:rPr>
-          <w:rFonts w:ascii="Times New Roman" w:eastAsia="Times New Roman" w:hAnsi="Times New Roman" w:cs="Times New Roman"/>
-          <w:color w:val="000000" w:themeColor="text1"/>
-        </w:rPr>
-        <w:t>33 722 руб. 76 коп. – основной долг</w:t>
-      </w:r>
-      <w:r>
-        <w:rPr>
-          <w:rFonts w:ascii="Times New Roman" w:eastAsia="Times New Roman" w:hAnsi="Times New Roman" w:cs="Times New Roman"/>
-          <w:color w:val="000000" w:themeColor="text1"/>
-        </w:rPr>
-        <w:t>.</w:t>
+          <w:lang w:val="en-US"/>
+        </w:rPr>
+      </w:pPr>
+      <w:r>
+        <w:rPr>
+          <w:rFonts w:ascii="Times New Roman" w:eastAsia="Times New Roman" w:hAnsi="Times New Roman" w:cs="Times New Roman"/>
+          <w:color w:val="000000" w:themeColor="text1"/>
+          <w:lang w:val="en-US"/>
+        </w:rPr>
+        <w:t>{% for d in debts %}</w:t>
       </w:r>
     </w:p>
     <w:p>
@@ -9653,35 +9647,404 @@
         <w:rPr>
           <w:rFonts w:ascii="Times New Roman" w:eastAsia="Times New Roman" w:hAnsi="Times New Roman" w:cs="Times New Roman"/>
           <w:color w:val="000000" w:themeColor="text1"/>
-        </w:rPr>
-      </w:pPr>
-      <w:r>
-        <w:rPr>
-          <w:rFonts w:ascii="Times New Roman" w:eastAsia="Times New Roman" w:hAnsi="Times New Roman" w:cs="Times New Roman"/>
-          <w:color w:val="000000" w:themeColor="text1"/>
-        </w:rPr>
-        <w:t xml:space="preserve">3. </w:t>
-      </w:r>
-      <w:r>
-        <w:rPr>
-          <w:rFonts w:ascii="Times New Roman" w:eastAsia="Times New Roman" w:hAnsi="Times New Roman" w:cs="Times New Roman"/>
-          <w:color w:val="000000" w:themeColor="text1"/>
-        </w:rPr>
-        <w:t>Определением Арбитражного суда Новосибирской области от 0</w:t>
-      </w:r>
-      <w:r>
-        <w:rPr>
-          <w:rFonts w:ascii="Times New Roman" w:eastAsia="Times New Roman" w:hAnsi="Times New Roman" w:cs="Times New Roman"/>
-          <w:color w:val="000000" w:themeColor="text1"/>
-        </w:rPr>
-        <w:t>6</w:t>
-      </w:r>
-      <w:r>
-        <w:rPr>
-          <w:rFonts w:ascii="Times New Roman" w:eastAsia="Times New Roman" w:hAnsi="Times New Roman" w:cs="Times New Roman"/>
-          <w:color w:val="000000" w:themeColor="text1"/>
-        </w:rPr>
-        <w:t>.08.2025 по делу № А45-10491/2025 требование АО «Банк Русский Стандарт» включено третью очередь реестра требований кредиторов в размере 57 488 руб. 00 коп. – основной долг.</w:t>
+          <w:lang w:val="en-US"/>
+        </w:rPr>
+      </w:pPr>
+      <w:proofErr w:type="gramStart"/>
+      <w:r>
+        <w:rPr>
+          <w:rFonts w:ascii="Times New Roman" w:eastAsia="Times New Roman" w:hAnsi="Times New Roman" w:cs="Times New Roman"/>
+          <w:color w:val="000000" w:themeColor="text1"/>
+          <w:lang w:val="en-US"/>
+        </w:rPr>
+        <w:t xml:space="preserve">{{ </w:t>
+      </w:r>
+      <w:proofErr w:type="spellStart"/>
+      <w:r>
+        <w:rPr>
+          <w:rFonts w:ascii="Times New Roman" w:eastAsia="Times New Roman" w:hAnsi="Times New Roman" w:cs="Times New Roman"/>
+          <w:color w:val="000000" w:themeColor="text1"/>
+          <w:lang w:val="en-US"/>
+        </w:rPr>
+        <w:t>forloop</w:t>
+      </w:r>
+      <w:proofErr w:type="gramEnd"/>
+      <w:r>
+        <w:rPr>
+          <w:rFonts w:ascii="Times New Roman" w:eastAsia="Times New Roman" w:hAnsi="Times New Roman" w:cs="Times New Roman"/>
+          <w:color w:val="000000" w:themeColor="text1"/>
+          <w:lang w:val="en-US"/>
+        </w:rPr>
+        <w:t>.counter</w:t>
+      </w:r>
+      <w:proofErr w:type="spellEnd"/>
+      <w:r>
+        <w:rPr>
+          <w:rFonts w:ascii="Times New Roman" w:eastAsia="Times New Roman" w:hAnsi="Times New Roman" w:cs="Times New Roman"/>
+          <w:color w:val="000000" w:themeColor="text1"/>
+          <w:lang w:val="en-US"/>
+        </w:rPr>
+        <w:t xml:space="preserve"> }}. </w:t>
+      </w:r>
+      <w:proofErr w:type="spellStart"/>
+      <w:r>
+        <w:rPr>
+          <w:rFonts w:ascii="Times New Roman" w:eastAsia="Times New Roman" w:hAnsi="Times New Roman" w:cs="Times New Roman"/>
+          <w:color w:val="000000" w:themeColor="text1"/>
+          <w:lang w:val="en-US"/>
+        </w:rPr>
+        <w:t>Определением</w:t>
+      </w:r>
+      <w:proofErr w:type="spellEnd"/>
+      <w:r>
+        <w:rPr>
+          <w:rFonts w:ascii="Times New Roman" w:eastAsia="Times New Roman" w:hAnsi="Times New Roman" w:cs="Times New Roman"/>
+          <w:color w:val="000000" w:themeColor="text1"/>
+          <w:lang w:val="en-US"/>
+        </w:rPr>
+        <w:t xml:space="preserve"> </w:t>
+      </w:r>
+      <w:proofErr w:type="gramStart"/>
+      <w:r>
+        <w:rPr>
+          <w:rFonts w:ascii="Times New Roman" w:eastAsia="Times New Roman" w:hAnsi="Times New Roman" w:cs="Times New Roman"/>
+          <w:color w:val="000000" w:themeColor="text1"/>
+          <w:lang w:val="en-US"/>
+        </w:rPr>
+        <w:t xml:space="preserve">{{ </w:t>
+      </w:r>
+      <w:proofErr w:type="spellStart"/>
+      <w:r>
+        <w:rPr>
+          <w:rFonts w:ascii="Times New Roman" w:eastAsia="Times New Roman" w:hAnsi="Times New Roman" w:cs="Times New Roman"/>
+          <w:color w:val="000000" w:themeColor="text1"/>
+          <w:lang w:val="en-US"/>
+        </w:rPr>
+        <w:t>court</w:t>
+      </w:r>
+      <w:proofErr w:type="gramEnd"/>
+      <w:r>
+        <w:rPr>
+          <w:rFonts w:ascii="Times New Roman" w:eastAsia="Times New Roman" w:hAnsi="Times New Roman" w:cs="Times New Roman"/>
+          <w:color w:val="000000" w:themeColor="text1"/>
+          <w:lang w:val="en-US"/>
+        </w:rPr>
+        <w:t>_name</w:t>
+      </w:r>
+      <w:proofErr w:type="spellEnd"/>
+      <w:r>
+        <w:rPr>
+          <w:rFonts w:ascii="Times New Roman" w:eastAsia="Times New Roman" w:hAnsi="Times New Roman" w:cs="Times New Roman"/>
+          <w:color w:val="000000" w:themeColor="text1"/>
+          <w:lang w:val="en-US"/>
+        </w:rPr>
+        <w:t xml:space="preserve"> }} </w:t>
+      </w:r>
+      <w:proofErr w:type="spellStart"/>
+      <w:r>
+        <w:rPr>
+          <w:rFonts w:ascii="Times New Roman" w:eastAsia="Times New Roman" w:hAnsi="Times New Roman" w:cs="Times New Roman"/>
+          <w:color w:val="000000" w:themeColor="text1"/>
+          <w:lang w:val="en-US"/>
+        </w:rPr>
+        <w:t>от</w:t>
+      </w:r>
+      <w:proofErr w:type="spellEnd"/>
+      <w:r>
+        <w:rPr>
+          <w:rFonts w:ascii="Times New Roman" w:eastAsia="Times New Roman" w:hAnsi="Times New Roman" w:cs="Times New Roman"/>
+          <w:color w:val="000000" w:themeColor="text1"/>
+          <w:lang w:val="en-US"/>
+        </w:rPr>
+        <w:t xml:space="preserve"> {{ </w:t>
+      </w:r>
+      <w:proofErr w:type="spellStart"/>
+      <w:r>
+        <w:rPr>
+          <w:rFonts w:ascii="Times New Roman" w:eastAsia="Times New Roman" w:hAnsi="Times New Roman" w:cs="Times New Roman"/>
+          <w:color w:val="000000" w:themeColor="text1"/>
+          <w:lang w:val="en-US"/>
+        </w:rPr>
+        <w:t>d.date</w:t>
+      </w:r>
+      <w:proofErr w:type="spellEnd"/>
+      <w:r>
+        <w:rPr>
+          <w:rFonts w:ascii="Times New Roman" w:eastAsia="Times New Roman" w:hAnsi="Times New Roman" w:cs="Times New Roman"/>
+          <w:color w:val="000000" w:themeColor="text1"/>
+          <w:lang w:val="en-US"/>
+        </w:rPr>
+        <w:t xml:space="preserve"> }} </w:t>
+      </w:r>
+      <w:proofErr w:type="spellStart"/>
+      <w:r>
+        <w:rPr>
+          <w:rFonts w:ascii="Times New Roman" w:eastAsia="Times New Roman" w:hAnsi="Times New Roman" w:cs="Times New Roman"/>
+          <w:color w:val="000000" w:themeColor="text1"/>
+          <w:lang w:val="en-US"/>
+        </w:rPr>
+        <w:t>по</w:t>
+      </w:r>
+      <w:proofErr w:type="spellEnd"/>
+      <w:r>
+        <w:rPr>
+          <w:rFonts w:ascii="Times New Roman" w:eastAsia="Times New Roman" w:hAnsi="Times New Roman" w:cs="Times New Roman"/>
+          <w:color w:val="000000" w:themeColor="text1"/>
+          <w:lang w:val="en-US"/>
+        </w:rPr>
+        <w:t xml:space="preserve"> </w:t>
+      </w:r>
+      <w:proofErr w:type="spellStart"/>
+      <w:r>
+        <w:rPr>
+          <w:rFonts w:ascii="Times New Roman" w:eastAsia="Times New Roman" w:hAnsi="Times New Roman" w:cs="Times New Roman"/>
+          <w:color w:val="000000" w:themeColor="text1"/>
+          <w:lang w:val="en-US"/>
+        </w:rPr>
+        <w:t>делу</w:t>
+      </w:r>
+      <w:proofErr w:type="spellEnd"/>
+      <w:r>
+        <w:rPr>
+          <w:rFonts w:ascii="Times New Roman" w:eastAsia="Times New Roman" w:hAnsi="Times New Roman" w:cs="Times New Roman"/>
+          <w:color w:val="000000" w:themeColor="text1"/>
+          <w:lang w:val="en-US"/>
+        </w:rPr>
+        <w:t xml:space="preserve"> № {{ </w:t>
+      </w:r>
+      <w:proofErr w:type="spellStart"/>
+      <w:r>
+        <w:rPr>
+          <w:rFonts w:ascii="Times New Roman" w:eastAsia="Times New Roman" w:hAnsi="Times New Roman" w:cs="Times New Roman"/>
+          <w:color w:val="000000" w:themeColor="text1"/>
+          <w:lang w:val="en-US"/>
+        </w:rPr>
+        <w:t>case_number</w:t>
+      </w:r>
+      <w:proofErr w:type="spellEnd"/>
+      <w:r>
+        <w:rPr>
+          <w:rFonts w:ascii="Times New Roman" w:eastAsia="Times New Roman" w:hAnsi="Times New Roman" w:cs="Times New Roman"/>
+          <w:color w:val="000000" w:themeColor="text1"/>
+          <w:lang w:val="en-US"/>
+        </w:rPr>
+        <w:t xml:space="preserve"> }} </w:t>
+      </w:r>
+      <w:proofErr w:type="spellStart"/>
+      <w:r>
+        <w:rPr>
+          <w:rFonts w:ascii="Times New Roman" w:eastAsia="Times New Roman" w:hAnsi="Times New Roman" w:cs="Times New Roman"/>
+          <w:color w:val="000000" w:themeColor="text1"/>
+          <w:lang w:val="en-US"/>
+        </w:rPr>
+        <w:t>требование</w:t>
+      </w:r>
+      <w:proofErr w:type="spellEnd"/>
+      <w:r>
+        <w:rPr>
+          <w:rFonts w:ascii="Times New Roman" w:eastAsia="Times New Roman" w:hAnsi="Times New Roman" w:cs="Times New Roman"/>
+          <w:color w:val="000000" w:themeColor="text1"/>
+          <w:lang w:val="en-US"/>
+        </w:rPr>
+        <w:t xml:space="preserve"> {{ d.name }} </w:t>
+      </w:r>
+      <w:proofErr w:type="spellStart"/>
+      <w:r>
+        <w:rPr>
+          <w:rFonts w:ascii="Times New Roman" w:eastAsia="Times New Roman" w:hAnsi="Times New Roman" w:cs="Times New Roman"/>
+          <w:color w:val="000000" w:themeColor="text1"/>
+          <w:lang w:val="en-US"/>
+        </w:rPr>
+        <w:t>включено</w:t>
+      </w:r>
+      <w:proofErr w:type="spellEnd"/>
+      <w:r>
+        <w:rPr>
+          <w:rFonts w:ascii="Times New Roman" w:eastAsia="Times New Roman" w:hAnsi="Times New Roman" w:cs="Times New Roman"/>
+          <w:color w:val="000000" w:themeColor="text1"/>
+          <w:lang w:val="en-US"/>
+        </w:rPr>
+        <w:t xml:space="preserve"> в </w:t>
+      </w:r>
+      <w:proofErr w:type="spellStart"/>
+      <w:r>
+        <w:rPr>
+          <w:rFonts w:ascii="Times New Roman" w:eastAsia="Times New Roman" w:hAnsi="Times New Roman" w:cs="Times New Roman"/>
+          <w:color w:val="000000" w:themeColor="text1"/>
+          <w:lang w:val="en-US"/>
+        </w:rPr>
+        <w:t>третью</w:t>
+      </w:r>
+      <w:proofErr w:type="spellEnd"/>
+      <w:r>
+        <w:rPr>
+          <w:rFonts w:ascii="Times New Roman" w:eastAsia="Times New Roman" w:hAnsi="Times New Roman" w:cs="Times New Roman"/>
+          <w:color w:val="000000" w:themeColor="text1"/>
+          <w:lang w:val="en-US"/>
+        </w:rPr>
+        <w:t xml:space="preserve"> </w:t>
+      </w:r>
+      <w:proofErr w:type="spellStart"/>
+      <w:r>
+        <w:rPr>
+          <w:rFonts w:ascii="Times New Roman" w:eastAsia="Times New Roman" w:hAnsi="Times New Roman" w:cs="Times New Roman"/>
+          <w:color w:val="000000" w:themeColor="text1"/>
+          <w:lang w:val="en-US"/>
+        </w:rPr>
+        <w:t>очередь</w:t>
+      </w:r>
+      <w:proofErr w:type="spellEnd"/>
+      <w:r>
+        <w:rPr>
+          <w:rFonts w:ascii="Times New Roman" w:eastAsia="Times New Roman" w:hAnsi="Times New Roman" w:cs="Times New Roman"/>
+          <w:color w:val="000000" w:themeColor="text1"/>
+          <w:lang w:val="en-US"/>
+        </w:rPr>
+        <w:t xml:space="preserve"> </w:t>
+      </w:r>
+      <w:proofErr w:type="spellStart"/>
+      <w:r>
+        <w:rPr>
+          <w:rFonts w:ascii="Times New Roman" w:eastAsia="Times New Roman" w:hAnsi="Times New Roman" w:cs="Times New Roman"/>
+          <w:color w:val="000000" w:themeColor="text1"/>
+          <w:lang w:val="en-US"/>
+        </w:rPr>
+        <w:t>реестра</w:t>
+      </w:r>
+      <w:proofErr w:type="spellEnd"/>
+      <w:r>
+        <w:rPr>
+          <w:rFonts w:ascii="Times New Roman" w:eastAsia="Times New Roman" w:hAnsi="Times New Roman" w:cs="Times New Roman"/>
+          <w:color w:val="000000" w:themeColor="text1"/>
+          <w:lang w:val="en-US"/>
+        </w:rPr>
+        <w:t xml:space="preserve"> </w:t>
+      </w:r>
+      <w:proofErr w:type="spellStart"/>
+      <w:r>
+        <w:rPr>
+          <w:rFonts w:ascii="Times New Roman" w:eastAsia="Times New Roman" w:hAnsi="Times New Roman" w:cs="Times New Roman"/>
+          <w:color w:val="000000" w:themeColor="text1"/>
+          <w:lang w:val="en-US"/>
+        </w:rPr>
+        <w:t>требований</w:t>
+      </w:r>
+      <w:proofErr w:type="spellEnd"/>
+      <w:r>
+        <w:rPr>
+          <w:rFonts w:ascii="Times New Roman" w:eastAsia="Times New Roman" w:hAnsi="Times New Roman" w:cs="Times New Roman"/>
+          <w:color w:val="000000" w:themeColor="text1"/>
+          <w:lang w:val="en-US"/>
+        </w:rPr>
+        <w:t xml:space="preserve"> </w:t>
+      </w:r>
+      <w:proofErr w:type="spellStart"/>
+      <w:r>
+        <w:rPr>
+          <w:rFonts w:ascii="Times New Roman" w:eastAsia="Times New Roman" w:hAnsi="Times New Roman" w:cs="Times New Roman"/>
+          <w:color w:val="000000" w:themeColor="text1"/>
+          <w:lang w:val="en-US"/>
+        </w:rPr>
+        <w:t>кредиторов</w:t>
+      </w:r>
+      <w:proofErr w:type="spellEnd"/>
+      <w:r>
+        <w:rPr>
+          <w:rFonts w:ascii="Times New Roman" w:eastAsia="Times New Roman" w:hAnsi="Times New Roman" w:cs="Times New Roman"/>
+          <w:color w:val="000000" w:themeColor="text1"/>
+          <w:lang w:val="en-US"/>
+        </w:rPr>
+        <w:t xml:space="preserve"> в </w:t>
+      </w:r>
+      <w:proofErr w:type="spellStart"/>
+      <w:r>
+        <w:rPr>
+          <w:rFonts w:ascii="Times New Roman" w:eastAsia="Times New Roman" w:hAnsi="Times New Roman" w:cs="Times New Roman"/>
+          <w:color w:val="000000" w:themeColor="text1"/>
+          <w:lang w:val="en-US"/>
+        </w:rPr>
+        <w:t>размере</w:t>
+      </w:r>
+      <w:proofErr w:type="spellEnd"/>
+      <w:r>
+        <w:rPr>
+          <w:rFonts w:ascii="Times New Roman" w:eastAsia="Times New Roman" w:hAnsi="Times New Roman" w:cs="Times New Roman"/>
+          <w:color w:val="000000" w:themeColor="text1"/>
+          <w:lang w:val="en-US"/>
+        </w:rPr>
+        <w:t xml:space="preserve"> {{ </w:t>
+      </w:r>
+      <w:proofErr w:type="spellStart"/>
+      <w:r>
+        <w:rPr>
+          <w:rFonts w:ascii="Times New Roman" w:eastAsia="Times New Roman" w:hAnsi="Times New Roman" w:cs="Times New Roman"/>
+          <w:color w:val="000000" w:themeColor="text1"/>
+          <w:lang w:val="en-US"/>
+        </w:rPr>
+        <w:t>d.debt</w:t>
+      </w:r>
+      <w:proofErr w:type="spellEnd"/>
+      <w:r>
+        <w:rPr>
+          <w:rFonts w:ascii="Times New Roman" w:eastAsia="Times New Roman" w:hAnsi="Times New Roman" w:cs="Times New Roman"/>
+          <w:color w:val="000000" w:themeColor="text1"/>
+          <w:lang w:val="en-US"/>
+        </w:rPr>
+        <w:t xml:space="preserve"> }} </w:t>
+      </w:r>
+      <w:proofErr w:type="spellStart"/>
+      <w:r>
+        <w:rPr>
+          <w:rFonts w:ascii="Times New Roman" w:eastAsia="Times New Roman" w:hAnsi="Times New Roman" w:cs="Times New Roman"/>
+          <w:color w:val="000000" w:themeColor="text1"/>
+          <w:lang w:val="en-US"/>
+        </w:rPr>
+        <w:t>руб</w:t>
+      </w:r>
+      <w:proofErr w:type="spellEnd"/>
+      <w:r>
+        <w:rPr>
+          <w:rFonts w:ascii="Times New Roman" w:eastAsia="Times New Roman" w:hAnsi="Times New Roman" w:cs="Times New Roman"/>
+          <w:color w:val="000000" w:themeColor="text1"/>
+          <w:lang w:val="en-US"/>
+        </w:rPr>
+        <w:t xml:space="preserve">. – </w:t>
+      </w:r>
+      <w:proofErr w:type="spellStart"/>
+      <w:r>
+        <w:rPr>
+          <w:rFonts w:ascii="Times New Roman" w:eastAsia="Times New Roman" w:hAnsi="Times New Roman" w:cs="Times New Roman"/>
+          <w:color w:val="000000" w:themeColor="text1"/>
+          <w:lang w:val="en-US"/>
+        </w:rPr>
+        <w:t>основной</w:t>
+      </w:r>
+      <w:proofErr w:type="spellEnd"/>
+      <w:r>
+        <w:rPr>
+          <w:rFonts w:ascii="Times New Roman" w:eastAsia="Times New Roman" w:hAnsi="Times New Roman" w:cs="Times New Roman"/>
+          <w:color w:val="000000" w:themeColor="text1"/>
+          <w:lang w:val="en-US"/>
+        </w:rPr>
+        <w:t xml:space="preserve"> </w:t>
+      </w:r>
+      <w:proofErr w:type="spellStart"/>
+      <w:r>
+        <w:rPr>
+          <w:rFonts w:ascii="Times New Roman" w:eastAsia="Times New Roman" w:hAnsi="Times New Roman" w:cs="Times New Roman"/>
+          <w:color w:val="000000" w:themeColor="text1"/>
+          <w:lang w:val="en-US"/>
+        </w:rPr>
+        <w:t>долг</w:t>
+      </w:r>
+      <w:proofErr w:type="spellEnd"/>
+      <w:r>
+        <w:rPr>
+          <w:rFonts w:ascii="Times New Roman" w:eastAsia="Times New Roman" w:hAnsi="Times New Roman" w:cs="Times New Roman"/>
+          <w:color w:val="000000" w:themeColor="text1"/>
+          <w:lang w:val="en-US"/>
+        </w:rPr>
+        <w:t>.</w:t>
       </w:r>
     </w:p>
     <w:p>
@@ -9699,84 +10062,24 @@
           <w:rFonts w:ascii="Times New Roman" w:eastAsia="Times New Roman" w:hAnsi="Times New Roman" w:cs="Times New Roman"/>
           <w:color w:val="000000" w:themeColor="text1"/>
         </w:rPr>
-        <w:t xml:space="preserve">4. </w:t>
-      </w:r>
-      <w:r>
-        <w:rPr>
-          <w:rFonts w:ascii="Times New Roman" w:eastAsia="Times New Roman" w:hAnsi="Times New Roman" w:cs="Times New Roman"/>
-          <w:color w:val="000000" w:themeColor="text1"/>
-        </w:rPr>
-        <w:t>Определением Арбитражного суда Новосибирской области от 0</w:t>
-      </w:r>
-      <w:r>
-        <w:rPr>
-          <w:rFonts w:ascii="Times New Roman" w:eastAsia="Times New Roman" w:hAnsi="Times New Roman" w:cs="Times New Roman"/>
-          <w:color w:val="000000" w:themeColor="text1"/>
-        </w:rPr>
-        <w:t>5</w:t>
-      </w:r>
-      <w:r>
-        <w:rPr>
-          <w:rFonts w:ascii="Times New Roman" w:eastAsia="Times New Roman" w:hAnsi="Times New Roman" w:cs="Times New Roman"/>
-          <w:color w:val="000000" w:themeColor="text1"/>
-        </w:rPr>
-        <w:t>.0</w:t>
-      </w:r>
-      <w:r>
-        <w:rPr>
-          <w:rFonts w:ascii="Times New Roman" w:eastAsia="Times New Roman" w:hAnsi="Times New Roman" w:cs="Times New Roman"/>
-          <w:color w:val="000000" w:themeColor="text1"/>
-        </w:rPr>
-        <w:t>9</w:t>
-      </w:r>
-      <w:r>
-        <w:rPr>
-          <w:rFonts w:ascii="Times New Roman" w:eastAsia="Times New Roman" w:hAnsi="Times New Roman" w:cs="Times New Roman"/>
-          <w:color w:val="000000" w:themeColor="text1"/>
-        </w:rPr>
-        <w:t xml:space="preserve">.2025 по делу № А45-10491/2025 требование </w:t>
-      </w:r>
-      <w:r>
-        <w:rPr>
-          <w:rFonts w:ascii="Times New Roman" w:eastAsia="Times New Roman" w:hAnsi="Times New Roman" w:cs="Times New Roman"/>
-          <w:color w:val="000000" w:themeColor="text1"/>
-        </w:rPr>
-        <w:t xml:space="preserve">ООО ПКО </w:t>
-      </w:r>
-      <w:r>
-        <w:rPr>
-          <w:rFonts w:ascii="Times New Roman" w:eastAsia="Times New Roman" w:hAnsi="Times New Roman" w:cs="Times New Roman"/>
-          <w:color w:val="000000" w:themeColor="text1"/>
-        </w:rPr>
-        <w:t>«ССПВ» включено третью очередь реестра требований кредиторов в размере 64 798 руб. 57 коп., в том числе:</w:t>
-      </w:r>
-      <w:r>
-        <w:rPr>
-          <w:rFonts w:ascii="Times New Roman" w:eastAsia="Times New Roman" w:hAnsi="Times New Roman" w:cs="Times New Roman"/>
-          <w:color w:val="000000" w:themeColor="text1"/>
-        </w:rPr>
-        <w:t xml:space="preserve"> </w:t>
-      </w:r>
-      <w:r>
-        <w:rPr>
-          <w:rFonts w:ascii="Times New Roman" w:eastAsia="Times New Roman" w:hAnsi="Times New Roman" w:cs="Times New Roman"/>
-          <w:color w:val="000000" w:themeColor="text1"/>
-        </w:rPr>
-        <w:t>30 000 руб. 00 коп. – основной долг, 32 853 руб. 57 коп. – проценты, 1 845 руб. 00к коп. –</w:t>
-      </w:r>
-      <w:r>
-        <w:rPr>
-          <w:rFonts w:ascii="Times New Roman" w:eastAsia="Times New Roman" w:hAnsi="Times New Roman" w:cs="Times New Roman"/>
-          <w:color w:val="000000" w:themeColor="text1"/>
-        </w:rPr>
-        <w:t xml:space="preserve"> </w:t>
-      </w:r>
-      <w:r>
-        <w:rPr>
-          <w:rFonts w:ascii="Times New Roman" w:eastAsia="Times New Roman" w:hAnsi="Times New Roman" w:cs="Times New Roman"/>
-          <w:color w:val="000000" w:themeColor="text1"/>
-        </w:rPr>
-        <w:t>неустойка.</w:t>
+        <w:t xml:space="preserve">{% </w:t>
+      </w:r>
+      <w:proofErr w:type="spellStart"/>
+      <w:r>
+        <w:rPr>
+          <w:rFonts w:ascii="Times New Roman" w:eastAsia="Times New Roman" w:hAnsi="Times New Roman" w:cs="Times New Roman"/>
+          <w:color w:val="000000" w:themeColor="text1"/>
+          <w:lang w:val="en-US"/>
+        </w:rPr>
+        <w:t>endfor</w:t>
+      </w:r>
+      <w:proofErr w:type="spellEnd"/>
+      <w:r>
+        <w:rPr>
+          <w:rFonts w:ascii="Times New Roman" w:eastAsia="Times New Roman" w:hAnsi="Times New Roman" w:cs="Times New Roman"/>
+          <w:color w:val="000000" w:themeColor="text1"/>
+        </w:rPr>
+        <w:t xml:space="preserve"> %}</w:t>
       </w:r>
     </w:p>
     <w:p>
@@ -9789,231 +10092,6 @@
           <w:color w:val="000000" w:themeColor="text1"/>
         </w:rPr>
       </w:pPr>
-      <w:r>
-        <w:rPr>
-          <w:rFonts w:ascii="Times New Roman" w:eastAsia="Times New Roman" w:hAnsi="Times New Roman" w:cs="Times New Roman"/>
-          <w:color w:val="000000" w:themeColor="text1"/>
-        </w:rPr>
-        <w:t xml:space="preserve">5. </w:t>
-      </w:r>
-      <w:r>
-        <w:rPr>
-          <w:rFonts w:ascii="Times New Roman" w:eastAsia="Times New Roman" w:hAnsi="Times New Roman" w:cs="Times New Roman"/>
-          <w:color w:val="000000" w:themeColor="text1"/>
-        </w:rPr>
-        <w:t>Определением Арбитражного суда Новосибирской области от 0</w:t>
-      </w:r>
-      <w:r>
-        <w:rPr>
-          <w:rFonts w:ascii="Times New Roman" w:eastAsia="Times New Roman" w:hAnsi="Times New Roman" w:cs="Times New Roman"/>
-          <w:color w:val="000000" w:themeColor="text1"/>
-        </w:rPr>
-        <w:t>5</w:t>
-      </w:r>
-      <w:r>
-        <w:rPr>
-          <w:rFonts w:ascii="Times New Roman" w:eastAsia="Times New Roman" w:hAnsi="Times New Roman" w:cs="Times New Roman"/>
-          <w:color w:val="000000" w:themeColor="text1"/>
-        </w:rPr>
-        <w:t>.0</w:t>
-      </w:r>
-      <w:r>
-        <w:rPr>
-          <w:rFonts w:ascii="Times New Roman" w:eastAsia="Times New Roman" w:hAnsi="Times New Roman" w:cs="Times New Roman"/>
-          <w:color w:val="000000" w:themeColor="text1"/>
-        </w:rPr>
-        <w:t>9</w:t>
-      </w:r>
-      <w:r>
-        <w:rPr>
-          <w:rFonts w:ascii="Times New Roman" w:eastAsia="Times New Roman" w:hAnsi="Times New Roman" w:cs="Times New Roman"/>
-          <w:color w:val="000000" w:themeColor="text1"/>
-        </w:rPr>
-        <w:t xml:space="preserve">.2025 по делу № А45-10491/2025 требование </w:t>
-      </w:r>
-      <w:r>
-        <w:rPr>
-          <w:rFonts w:ascii="Times New Roman" w:eastAsia="Times New Roman" w:hAnsi="Times New Roman" w:cs="Times New Roman"/>
-          <w:color w:val="000000" w:themeColor="text1"/>
-        </w:rPr>
-        <w:t xml:space="preserve">ООО ПКО </w:t>
-      </w:r>
-      <w:r>
-        <w:rPr>
-          <w:rFonts w:ascii="Times New Roman" w:eastAsia="Times New Roman" w:hAnsi="Times New Roman" w:cs="Times New Roman"/>
-          <w:color w:val="000000" w:themeColor="text1"/>
-        </w:rPr>
-        <w:t>«ССПВ» включено третью очередь реестра требований кредиторов в размере 64 301 руб. 27 коп., в том числе: 30 000 руб. 00 коп. – основной долг, 32 456 руб. 27 коп. – проценты, 1 845 руб. 00к коп. – неустойка.</w:t>
-      </w:r>
-    </w:p>
-    <w:p>
-      <w:pPr>
-        <w:spacing w:after="0" w:line="240" w:lineRule="auto"/>
-        <w:ind w:firstLine="709"/>
-        <w:jc w:val="both"/>
-        <w:rPr>
-          <w:rFonts w:ascii="Times New Roman" w:eastAsia="Times New Roman" w:hAnsi="Times New Roman" w:cs="Times New Roman"/>
-          <w:color w:val="000000" w:themeColor="text1"/>
-        </w:rPr>
-      </w:pPr>
-      <w:r>
-        <w:rPr>
-          <w:rFonts w:ascii="Times New Roman" w:eastAsia="Times New Roman" w:hAnsi="Times New Roman" w:cs="Times New Roman"/>
-          <w:color w:val="000000" w:themeColor="text1"/>
-        </w:rPr>
-        <w:t>6</w:t>
-      </w:r>
-      <w:r>
-        <w:rPr>
-          <w:rFonts w:ascii="Times New Roman" w:eastAsia="Times New Roman" w:hAnsi="Times New Roman" w:cs="Times New Roman"/>
-          <w:color w:val="000000" w:themeColor="text1"/>
-        </w:rPr>
-        <w:t xml:space="preserve">. Определением Арбитражного суда Новосибирской области от </w:t>
-      </w:r>
-      <w:r>
-        <w:rPr>
-          <w:rFonts w:ascii="Times New Roman" w:eastAsia="Times New Roman" w:hAnsi="Times New Roman" w:cs="Times New Roman"/>
-          <w:color w:val="000000" w:themeColor="text1"/>
-        </w:rPr>
-        <w:t>03</w:t>
-      </w:r>
-      <w:r>
-        <w:rPr>
-          <w:rFonts w:ascii="Times New Roman" w:eastAsia="Times New Roman" w:hAnsi="Times New Roman" w:cs="Times New Roman"/>
-          <w:color w:val="000000" w:themeColor="text1"/>
-        </w:rPr>
-        <w:t>.</w:t>
-      </w:r>
-      <w:r>
-        <w:rPr>
-          <w:rFonts w:ascii="Times New Roman" w:eastAsia="Times New Roman" w:hAnsi="Times New Roman" w:cs="Times New Roman"/>
-          <w:color w:val="000000" w:themeColor="text1"/>
-        </w:rPr>
-        <w:t>10</w:t>
-      </w:r>
-      <w:r>
-        <w:rPr>
-          <w:rFonts w:ascii="Times New Roman" w:eastAsia="Times New Roman" w:hAnsi="Times New Roman" w:cs="Times New Roman"/>
-          <w:color w:val="000000" w:themeColor="text1"/>
-        </w:rPr>
-        <w:t>.2025 по делу № А45-10491/2025 требование ООО ПКО «М.Б.А. Финансы»</w:t>
-      </w:r>
-      <w:r>
-        <w:rPr>
-          <w:rFonts w:ascii="Times New Roman" w:eastAsia="Times New Roman" w:hAnsi="Times New Roman" w:cs="Times New Roman"/>
-          <w:color w:val="000000" w:themeColor="text1"/>
-        </w:rPr>
-        <w:t xml:space="preserve"> </w:t>
-      </w:r>
-      <w:r>
-        <w:rPr>
-          <w:rFonts w:ascii="Times New Roman" w:eastAsia="Times New Roman" w:hAnsi="Times New Roman" w:cs="Times New Roman"/>
-          <w:color w:val="000000" w:themeColor="text1"/>
-        </w:rPr>
-        <w:t>включено третью очередь реестра требований кредиторов в размере 28 733 руб. 97 коп., в том числе 11 000 руб. 00 коп. – основной долг, 11 742 руб. 82 коп. - проценты, 691 руб. 15 коп. - штрафы, 3 300 руб. 00 коп. - дополнительные услуги, 2 000 руб. 00 коп. - расходы по уплате государственной пошлины.</w:t>
-      </w:r>
-    </w:p>
-    <w:p>
-      <w:pPr>
-        <w:spacing w:after="0" w:line="240" w:lineRule="auto"/>
-        <w:ind w:firstLine="709"/>
-        <w:jc w:val="both"/>
-        <w:rPr>
-          <w:rFonts w:ascii="Times New Roman" w:eastAsia="Times New Roman" w:hAnsi="Times New Roman" w:cs="Times New Roman"/>
-          <w:color w:val="000000" w:themeColor="text1"/>
-        </w:rPr>
-      </w:pPr>
-      <w:r>
-        <w:rPr>
-          <w:rFonts w:ascii="Times New Roman" w:eastAsia="Times New Roman" w:hAnsi="Times New Roman" w:cs="Times New Roman"/>
-          <w:color w:val="000000" w:themeColor="text1"/>
-        </w:rPr>
-        <w:t>7</w:t>
-      </w:r>
-      <w:r>
-        <w:rPr>
-          <w:rFonts w:ascii="Times New Roman" w:eastAsia="Times New Roman" w:hAnsi="Times New Roman" w:cs="Times New Roman"/>
-          <w:color w:val="000000" w:themeColor="text1"/>
-        </w:rPr>
-        <w:t xml:space="preserve">. Определением Арбитражного суда Новосибирской области от </w:t>
-      </w:r>
-      <w:r>
-        <w:rPr>
-          <w:rFonts w:ascii="Times New Roman" w:eastAsia="Times New Roman" w:hAnsi="Times New Roman" w:cs="Times New Roman"/>
-          <w:color w:val="000000" w:themeColor="text1"/>
-        </w:rPr>
-        <w:t>31</w:t>
-      </w:r>
-      <w:r>
-        <w:rPr>
-          <w:rFonts w:ascii="Times New Roman" w:eastAsia="Times New Roman" w:hAnsi="Times New Roman" w:cs="Times New Roman"/>
-          <w:color w:val="000000" w:themeColor="text1"/>
-        </w:rPr>
-        <w:t>.</w:t>
-      </w:r>
-      <w:r>
-        <w:rPr>
-          <w:rFonts w:ascii="Times New Roman" w:eastAsia="Times New Roman" w:hAnsi="Times New Roman" w:cs="Times New Roman"/>
-          <w:color w:val="000000" w:themeColor="text1"/>
-        </w:rPr>
-        <w:t>10</w:t>
-      </w:r>
-      <w:r>
-        <w:rPr>
-          <w:rFonts w:ascii="Times New Roman" w:eastAsia="Times New Roman" w:hAnsi="Times New Roman" w:cs="Times New Roman"/>
-          <w:color w:val="000000" w:themeColor="text1"/>
-        </w:rPr>
-        <w:t>.2025 по делу № А45-10491/2025 требование ООО «Вернём»</w:t>
-      </w:r>
-      <w:r>
-        <w:rPr>
-          <w:rFonts w:ascii="Times New Roman" w:eastAsia="Times New Roman" w:hAnsi="Times New Roman" w:cs="Times New Roman"/>
-          <w:color w:val="000000" w:themeColor="text1"/>
-        </w:rPr>
-        <w:t xml:space="preserve"> </w:t>
-      </w:r>
-      <w:r>
-        <w:rPr>
-          <w:rFonts w:ascii="Times New Roman" w:eastAsia="Times New Roman" w:hAnsi="Times New Roman" w:cs="Times New Roman"/>
-          <w:color w:val="000000" w:themeColor="text1"/>
-        </w:rPr>
-        <w:t>включено третью очередь реестра требований кредиторов в размере 174 825 руб. 00</w:t>
-      </w:r>
-      <w:r>
-        <w:rPr>
-          <w:rFonts w:ascii="Times New Roman" w:eastAsia="Times New Roman" w:hAnsi="Times New Roman" w:cs="Times New Roman"/>
-          <w:color w:val="000000" w:themeColor="text1"/>
-        </w:rPr>
-        <w:t xml:space="preserve"> </w:t>
-      </w:r>
-      <w:r>
-        <w:rPr>
-          <w:rFonts w:ascii="Times New Roman" w:eastAsia="Times New Roman" w:hAnsi="Times New Roman" w:cs="Times New Roman"/>
-          <w:color w:val="000000" w:themeColor="text1"/>
-        </w:rPr>
-        <w:t>коп., в том числе 75 000 руб. 00 коп. – основной долг, 97 500 руб. 00 коп. – проценты,</w:t>
-      </w:r>
-      <w:r>
-        <w:rPr>
-          <w:rFonts w:ascii="Times New Roman" w:eastAsia="Times New Roman" w:hAnsi="Times New Roman" w:cs="Times New Roman"/>
-          <w:color w:val="000000" w:themeColor="text1"/>
-        </w:rPr>
-        <w:t xml:space="preserve"> </w:t>
-      </w:r>
-      <w:r>
-        <w:rPr>
-          <w:rFonts w:ascii="Times New Roman" w:eastAsia="Times New Roman" w:hAnsi="Times New Roman" w:cs="Times New Roman"/>
-          <w:color w:val="000000" w:themeColor="text1"/>
-        </w:rPr>
-        <w:t>2 325 руб. 00 коп. – расходы по уплате государственной пошлины</w:t>
-      </w:r>
-      <w:r>
-        <w:rPr>
-          <w:rFonts w:ascii="Times New Roman" w:eastAsia="Times New Roman" w:hAnsi="Times New Roman" w:cs="Times New Roman"/>
-          <w:color w:val="000000" w:themeColor="text1"/>
-        </w:rPr>
-        <w:t>.</w:t>
-      </w:r>
     </w:p>
     <w:p>
       <w:pPr>
@@ -10759,7 +10837,6 @@
                 <w:rFonts w:ascii="Times New Roman" w:eastAsia="Times New Roman" w:hAnsi="Times New Roman" w:cs="Times New Roman"/>
                 <w:color w:val="000000" w:themeColor="text1"/>
               </w:rPr>
-              <w:lastRenderedPageBreak/>
               <w:t>Анализ документов, удостоверяющих государственную регистрацию прав собственности</w:t>
             </w:r>
           </w:p>
@@ -11187,6 +11264,7 @@
           <w:rFonts w:ascii="Times New Roman" w:eastAsia="Times New Roman" w:hAnsi="Times New Roman" w:cs="Times New Roman"/>
           <w:color w:val="000000" w:themeColor="text1"/>
         </w:rPr>
+        <w:lastRenderedPageBreak/>
         <w:t xml:space="preserve">4. </w:t>
       </w:r>
       <w:bookmarkStart w:id="7" w:name="_Hlk211417046"/>
@@ -11274,7 +11352,23 @@
           <w:rFonts w:ascii="Times New Roman" w:eastAsia="Times New Roman" w:hAnsi="Times New Roman" w:cs="Times New Roman"/>
           <w:color w:val="000000" w:themeColor="text1"/>
         </w:rPr>
-        <w:t>Ранее был официально трудоустроен в ООО «Хитэк-Сибирь», увольнение 13.08.2025.</w:t>
+        <w:t>Ранее был официально трудоустроен в ООО «</w:t>
+      </w:r>
+      <w:proofErr w:type="spellStart"/>
+      <w:r>
+        <w:rPr>
+          <w:rFonts w:ascii="Times New Roman" w:eastAsia="Times New Roman" w:hAnsi="Times New Roman" w:cs="Times New Roman"/>
+          <w:color w:val="000000" w:themeColor="text1"/>
+        </w:rPr>
+        <w:t>Хитэк</w:t>
+      </w:r>
+      <w:proofErr w:type="spellEnd"/>
+      <w:r>
+        <w:rPr>
+          <w:rFonts w:ascii="Times New Roman" w:eastAsia="Times New Roman" w:hAnsi="Times New Roman" w:cs="Times New Roman"/>
+          <w:color w:val="000000" w:themeColor="text1"/>
+        </w:rPr>
+        <w:t>-Сибирь», увольнение 13.08.2025.</w:t>
       </w:r>
     </w:p>
     <w:p>
@@ -11546,7 +11640,23 @@
           <w:rFonts w:ascii="Times New Roman" w:eastAsia="Times New Roman" w:hAnsi="Times New Roman" w:cs="Times New Roman"/>
           <w:color w:val="000000" w:themeColor="text1"/>
         </w:rPr>
-        <w:t xml:space="preserve">. Согласно ответу Росимущество по </w:t>
+        <w:t xml:space="preserve">. </w:t>
+      </w:r>
+      <w:proofErr w:type="gramStart"/>
+      <w:r>
+        <w:rPr>
+          <w:rFonts w:ascii="Times New Roman" w:eastAsia="Times New Roman" w:hAnsi="Times New Roman" w:cs="Times New Roman"/>
+          <w:color w:val="000000" w:themeColor="text1"/>
+        </w:rPr>
+        <w:t>Согласно ответу</w:t>
+      </w:r>
+      <w:proofErr w:type="gramEnd"/>
+      <w:r>
+        <w:rPr>
+          <w:rFonts w:ascii="Times New Roman" w:eastAsia="Times New Roman" w:hAnsi="Times New Roman" w:cs="Times New Roman"/>
+          <w:color w:val="000000" w:themeColor="text1"/>
+        </w:rPr>
+        <w:t xml:space="preserve"> Росимущество по </w:t>
       </w:r>
       <w:r>
         <w:rPr>
@@ -12233,7 +12343,6 @@
           <w:rFonts w:ascii="Times New Roman" w:eastAsia="Times New Roman" w:hAnsi="Times New Roman" w:cs="Times New Roman"/>
           <w:color w:val="000000" w:themeColor="text1"/>
         </w:rPr>
-        <w:lastRenderedPageBreak/>
         <w:t>Дополнительные меры по обеспечению сохранности имущества Должника финансовым управляющим не предпринимались.</w:t>
       </w:r>
     </w:p>
@@ -14564,7 +14673,23 @@
           <w:rFonts w:ascii="Times New Roman" w:eastAsia="Times New Roman" w:hAnsi="Times New Roman" w:cs="Times New Roman"/>
           <w:color w:val="000000" w:themeColor="text1"/>
         </w:rPr>
-        <w:t>Ранее был официально трудоустроен в ООО «Хитэк-Сибирь», увольнение 13.08.2025</w:t>
+        <w:t>Ранее был официально трудоустроен в ООО «</w:t>
+      </w:r>
+      <w:proofErr w:type="spellStart"/>
+      <w:r>
+        <w:rPr>
+          <w:rFonts w:ascii="Times New Roman" w:eastAsia="Times New Roman" w:hAnsi="Times New Roman" w:cs="Times New Roman"/>
+          <w:color w:val="000000" w:themeColor="text1"/>
+        </w:rPr>
+        <w:t>Хитэк</w:t>
+      </w:r>
+      <w:proofErr w:type="spellEnd"/>
+      <w:r>
+        <w:rPr>
+          <w:rFonts w:ascii="Times New Roman" w:eastAsia="Times New Roman" w:hAnsi="Times New Roman" w:cs="Times New Roman"/>
+          <w:color w:val="000000" w:themeColor="text1"/>
+        </w:rPr>
+        <w:t>-Сибирь», увольнение 13.08.2025</w:t>
       </w:r>
       <w:r>
         <w:rPr>
@@ -14898,7 +15023,23 @@
           <w:rFonts w:ascii="Times New Roman" w:eastAsia="Times New Roman" w:hAnsi="Times New Roman" w:cs="Times New Roman"/>
           <w:color w:val="000000" w:themeColor="text1"/>
         </w:rPr>
-        <w:t>Ранее был официально трудоустроен в ООО «Хитэк-Сибирь», увольнение 13.08.2025</w:t>
+        <w:t>Ранее был официально трудоустроен в ООО «</w:t>
+      </w:r>
+      <w:proofErr w:type="spellStart"/>
+      <w:r>
+        <w:rPr>
+          <w:rFonts w:ascii="Times New Roman" w:eastAsia="Times New Roman" w:hAnsi="Times New Roman" w:cs="Times New Roman"/>
+          <w:color w:val="000000" w:themeColor="text1"/>
+        </w:rPr>
+        <w:t>Хитэк</w:t>
+      </w:r>
+      <w:proofErr w:type="spellEnd"/>
+      <w:r>
+        <w:rPr>
+          <w:rFonts w:ascii="Times New Roman" w:eastAsia="Times New Roman" w:hAnsi="Times New Roman" w:cs="Times New Roman"/>
+          <w:color w:val="000000" w:themeColor="text1"/>
+        </w:rPr>
+        <w:t>-Сибирь», увольнение 13.08.2025</w:t>
       </w:r>
       <w:r>
         <w:rPr>
@@ -14959,7 +15100,6 @@
           <w:rFonts w:ascii="Times New Roman" w:eastAsia="Times New Roman" w:hAnsi="Times New Roman" w:cs="Times New Roman"/>
           <w:color w:val="000000" w:themeColor="text1"/>
         </w:rPr>
-        <w:lastRenderedPageBreak/>
         <w:t>На основании Федерального закона от 29.06.2021 № 234-ФЗ «О внесении изменений в  статью 446 Гражданского процессуального кодекса Российской Федерации и Федеральный закон  «Об исполнительном производстве» абзац восьмой пункта 1 статьи 446 Гражданского  процессуального кодекса Российской Федерации (взыскание по исполнительным документам не  может быть обращено на продукты питания и деньги на общую сумму не менее установленной  величины прожиточного минимума самого гражданина-должника и лиц, находящихся на его иждивении) дополнен словами «в том числе на заработную плату и иные доходы гражданина должника в размере величины прожиточного минимума трудоспособного населения в целом по  Российской Федерации (прожиточного минимума, установленного в субъекте Российской Федерации по месту жительства гражданина-должника для соответствующей социально  демографической группы населения, если величина указанного прожиточного минимума  превышает величину прожиточного минимума трудоспособного населения в целом по Российской Федерации)».</w:t>
       </w:r>
     </w:p>
@@ -15048,7 +15188,28 @@
         <w:rPr>
           <w:rFonts w:ascii="Times New Roman" w:eastAsia="Times New Roman" w:hAnsi="Times New Roman" w:cs="Times New Roman"/>
         </w:rPr>
-        <w:t>По смыслу разъяснений абз. 1 п. 39 Постановления Пленума ВС РФ от 13.10.2015 № 45 законодательство не ставит в прямую зависимость необходимость отказа банкроту в установлении денежной компенсации, соразмерной величине прожиточного минимума, по причине отсутствия у него в момент такого обращения иного дохода, в связи с чем, соответствующие денежные средства могут быть исключены из уже сформированной конкурсной массы</w:t>
+        <w:t xml:space="preserve">По смыслу разъяснений </w:t>
+      </w:r>
+      <w:proofErr w:type="spellStart"/>
+      <w:r>
+        <w:rPr>
+          <w:rFonts w:ascii="Times New Roman" w:eastAsia="Times New Roman" w:hAnsi="Times New Roman" w:cs="Times New Roman"/>
+        </w:rPr>
+        <w:t>абз</w:t>
+      </w:r>
+      <w:proofErr w:type="spellEnd"/>
+      <w:r>
+        <w:rPr>
+          <w:rFonts w:ascii="Times New Roman" w:eastAsia="Times New Roman" w:hAnsi="Times New Roman" w:cs="Times New Roman"/>
+        </w:rPr>
+        <w:t xml:space="preserve">. 1 п. 39 Постановления Пленума ВС РФ от 13.10.2015 № 45 законодательство не ставит в прямую зависимость необходимость отказа банкроту в установлении </w:t>
+      </w:r>
+      <w:r>
+        <w:rPr>
+          <w:rFonts w:ascii="Times New Roman" w:eastAsia="Times New Roman" w:hAnsi="Times New Roman" w:cs="Times New Roman"/>
+        </w:rPr>
+        <w:lastRenderedPageBreak/>
+        <w:t>денежной компенсации, соразмерной величине прожиточного минимума, по причине отсутствия у него в момент такого обращения иного дохода, в связи с чем, соответствующие денежные средства могут быть исключены из уже сформированной конкурсной массы</w:t>
       </w:r>
       <w:r>
         <w:rPr>
@@ -17683,6 +17844,7 @@
                 <w:rFonts w:ascii="Times New Roman" w:eastAsia="Times New Roman" w:hAnsi="Times New Roman" w:cs="Times New Roman"/>
                 <w:color w:val="000000" w:themeColor="text1"/>
               </w:rPr>
+              <w:lastRenderedPageBreak/>
               <w:t>№ очереди</w:t>
             </w:r>
           </w:p>
@@ -18292,7 +18454,23 @@
                 <w:rFonts w:ascii="Times New Roman" w:eastAsia="Times New Roman" w:hAnsi="Times New Roman" w:cs="Times New Roman"/>
                 <w:color w:val="000000" w:themeColor="text1"/>
               </w:rPr>
-              <w:t>Опубликование сообщений в ЕФРСБ и официальном издании газеты "КоммерсантЪ"</w:t>
+              <w:t>Опубликование сообщений в ЕФРСБ и официальном издании газеты "</w:t>
+            </w:r>
+            <w:proofErr w:type="spellStart"/>
+            <w:r>
+              <w:rPr>
+                <w:rFonts w:ascii="Times New Roman" w:eastAsia="Times New Roman" w:hAnsi="Times New Roman" w:cs="Times New Roman"/>
+                <w:color w:val="000000" w:themeColor="text1"/>
+              </w:rPr>
+              <w:t>КоммерсантЪ</w:t>
+            </w:r>
+            <w:proofErr w:type="spellEnd"/>
+            <w:r>
+              <w:rPr>
+                <w:rFonts w:ascii="Times New Roman" w:eastAsia="Times New Roman" w:hAnsi="Times New Roman" w:cs="Times New Roman"/>
+                <w:color w:val="000000" w:themeColor="text1"/>
+              </w:rPr>
+              <w:t>"</w:t>
             </w:r>
           </w:p>
         </w:tc>
@@ -20037,13 +20215,23 @@
                 <w:szCs w:val="24"/>
               </w:rPr>
             </w:pPr>
+            <w:proofErr w:type="spellStart"/>
             <w:r>
               <w:rPr>
                 <w:rFonts w:ascii="Times New Roman" w:eastAsia="Times New Roman" w:hAnsi="Times New Roman" w:cs="Times New Roman"/>
                 <w:b/>
                 <w:color w:val="000000" w:themeColor="text1"/>
               </w:rPr>
-              <w:t>Сайгушев Д.С.</w:t>
+              <w:t>Сайгушев</w:t>
+            </w:r>
+            <w:proofErr w:type="spellEnd"/>
+            <w:r>
+              <w:rPr>
+                <w:rFonts w:ascii="Times New Roman" w:eastAsia="Times New Roman" w:hAnsi="Times New Roman" w:cs="Times New Roman"/>
+                <w:b/>
+                <w:color w:val="000000" w:themeColor="text1"/>
+              </w:rPr>
+              <w:t xml:space="preserve"> Д.С.</w:t>
             </w:r>
           </w:p>
         </w:tc>

--- a/documents/templates_src/test_template.docx
+++ b/documents/templates_src/test_template.docx
@@ -85,54 +85,26 @@
           <w:szCs w:val="24"/>
         </w:rPr>
       </w:pPr>
-      <w:proofErr w:type="gramStart"/>
       <w:r>
         <w:rPr>
           <w:rFonts w:ascii="Times New Roman" w:hAnsi="Times New Roman" w:cs="Times New Roman"/>
           <w:sz w:val="44"/>
           <w:szCs w:val="44"/>
         </w:rPr>
-        <w:t xml:space="preserve">{{ </w:t>
-      </w:r>
-      <w:proofErr w:type="spellStart"/>
-      <w:r>
-        <w:rPr>
-          <w:rFonts w:ascii="Times New Roman" w:hAnsi="Times New Roman" w:cs="Times New Roman"/>
+        <w:t>{{ full_name }}</w:t>
+      </w:r>
+    </w:p>
+    <w:p>
+      <w:pPr>
+        <w:spacing w:line="240" w:lineRule="auto"/>
+        <w:jc w:val="center"/>
+        <w:rPr>
+          <w:rFonts w:ascii="Times New Roman" w:eastAsia="Times New Roman" w:hAnsi="Times New Roman" w:cs="Times New Roman"/>
+          <w:b/>
+          <w:color w:val="000000" w:themeColor="text1"/>
           <w:sz w:val="44"/>
           <w:szCs w:val="44"/>
         </w:rPr>
-        <w:t>full</w:t>
-      </w:r>
-      <w:proofErr w:type="gramEnd"/>
-      <w:r>
-        <w:rPr>
-          <w:rFonts w:ascii="Times New Roman" w:hAnsi="Times New Roman" w:cs="Times New Roman"/>
-          <w:sz w:val="44"/>
-          <w:szCs w:val="44"/>
-        </w:rPr>
-        <w:t>_name</w:t>
-      </w:r>
-      <w:proofErr w:type="spellEnd"/>
-      <w:r>
-        <w:rPr>
-          <w:rFonts w:ascii="Times New Roman" w:hAnsi="Times New Roman" w:cs="Times New Roman"/>
-          <w:sz w:val="44"/>
-          <w:szCs w:val="44"/>
-        </w:rPr>
-        <w:t xml:space="preserve"> }}</w:t>
-      </w:r>
-    </w:p>
-    <w:p>
-      <w:pPr>
-        <w:spacing w:line="240" w:lineRule="auto"/>
-        <w:jc w:val="center"/>
-        <w:rPr>
-          <w:rFonts w:ascii="Times New Roman" w:eastAsia="Times New Roman" w:hAnsi="Times New Roman" w:cs="Times New Roman"/>
-          <w:b/>
-          <w:color w:val="000000" w:themeColor="text1"/>
-          <w:sz w:val="44"/>
-          <w:szCs w:val="44"/>
-        </w:rPr>
       </w:pPr>
       <w:r>
         <w:rPr>
@@ -150,9 +122,8 @@
           <w:sz w:val="24"/>
           <w:szCs w:val="24"/>
         </w:rPr>
-        <w:t xml:space="preserve">(по состоянию </w:t>
-      </w:r>
-      <w:proofErr w:type="gramStart"/>
+        <w:t xml:space="preserve">(по состоянию на </w:t>
+      </w:r>
       <w:r>
         <w:rPr>
           <w:rFonts w:ascii="Times New Roman" w:eastAsia="Times New Roman" w:hAnsi="Times New Roman" w:cs="Times New Roman"/>
@@ -160,26 +131,7 @@
           <w:sz w:val="24"/>
           <w:szCs w:val="24"/>
         </w:rPr>
-        <w:t xml:space="preserve">на </w:t>
-      </w:r>
-      <w:r>
-        <w:rPr>
-          <w:rFonts w:ascii="Times New Roman" w:eastAsia="Times New Roman" w:hAnsi="Times New Roman" w:cs="Times New Roman"/>
-          <w:color w:val="000000" w:themeColor="text1"/>
-          <w:sz w:val="24"/>
-          <w:szCs w:val="24"/>
-        </w:rPr>
-        <w:t>дата</w:t>
-      </w:r>
-      <w:proofErr w:type="gramEnd"/>
-      <w:r>
-        <w:rPr>
-          <w:rFonts w:ascii="Times New Roman" w:eastAsia="Times New Roman" w:hAnsi="Times New Roman" w:cs="Times New Roman"/>
-          <w:color w:val="000000" w:themeColor="text1"/>
-          <w:sz w:val="24"/>
-          <w:szCs w:val="24"/>
-        </w:rPr>
-        <w:t xml:space="preserve"> состояния</w:t>
+        <w:t>дата состояния</w:t>
       </w:r>
       <w:r>
         <w:rPr>
@@ -649,21 +601,12 @@
               </w:rPr>
               <w:t xml:space="preserve">г. </w:t>
             </w:r>
-            <w:proofErr w:type="spellStart"/>
-            <w:r>
-              <w:rPr>
-                <w:rFonts w:ascii="Times New Roman" w:eastAsia="Times New Roman" w:hAnsi="Times New Roman" w:cs="Times New Roman"/>
-                <w:color w:val="000000" w:themeColor="text1"/>
-              </w:rPr>
-              <w:t>Ростов</w:t>
-            </w:r>
-            <w:proofErr w:type="spellEnd"/>
-            <w:r>
-              <w:rPr>
-                <w:rFonts w:ascii="Times New Roman" w:eastAsia="Times New Roman" w:hAnsi="Times New Roman" w:cs="Times New Roman"/>
-                <w:color w:val="000000" w:themeColor="text1"/>
-              </w:rPr>
-              <w:t>-на-Дону</w:t>
+            <w:r>
+              <w:rPr>
+                <w:rFonts w:ascii="Times New Roman" w:eastAsia="Times New Roman" w:hAnsi="Times New Roman" w:cs="Times New Roman"/>
+                <w:color w:val="000000" w:themeColor="text1"/>
+              </w:rPr>
+              <w:t>Ростов-на-Дону</w:t>
             </w:r>
           </w:p>
         </w:tc>
@@ -690,23 +633,13 @@
           <w:u w:val="single"/>
         </w:rPr>
       </w:pPr>
-      <w:proofErr w:type="spellStart"/>
       <w:r>
         <w:rPr>
           <w:rFonts w:ascii="Times New Roman" w:eastAsia="Times New Roman" w:hAnsi="Times New Roman" w:cs="Times New Roman"/>
           <w:color w:val="000000" w:themeColor="text1"/>
           <w:u w:val="single"/>
         </w:rPr>
-        <w:t>Сайгушев</w:t>
-      </w:r>
-      <w:proofErr w:type="spellEnd"/>
-      <w:r>
-        <w:rPr>
-          <w:rFonts w:ascii="Times New Roman" w:eastAsia="Times New Roman" w:hAnsi="Times New Roman" w:cs="Times New Roman"/>
-          <w:color w:val="000000" w:themeColor="text1"/>
-          <w:u w:val="single"/>
-        </w:rPr>
-        <w:t xml:space="preserve"> Денис Сергеевич </w:t>
+        <w:t xml:space="preserve">Сайгушев Денис Сергеевич </w:t>
       </w:r>
     </w:p>
     <w:p>
@@ -949,33 +882,11 @@
                 <w:szCs w:val="24"/>
               </w:rPr>
             </w:pPr>
-            <w:proofErr w:type="gramStart"/>
             <w:r>
               <w:rPr>
                 <w:rFonts w:ascii="Times New Roman" w:hAnsi="Times New Roman" w:cs="Times New Roman"/>
               </w:rPr>
-              <w:t xml:space="preserve">{{ </w:t>
-            </w:r>
-            <w:proofErr w:type="spellStart"/>
-            <w:r>
-              <w:rPr>
-                <w:rFonts w:ascii="Times New Roman" w:hAnsi="Times New Roman" w:cs="Times New Roman"/>
-              </w:rPr>
-              <w:t>birth</w:t>
-            </w:r>
-            <w:proofErr w:type="gramEnd"/>
-            <w:r>
-              <w:rPr>
-                <w:rFonts w:ascii="Times New Roman" w:hAnsi="Times New Roman" w:cs="Times New Roman"/>
-              </w:rPr>
-              <w:t>_date</w:t>
-            </w:r>
-            <w:proofErr w:type="spellEnd"/>
-            <w:r>
-              <w:rPr>
-                <w:rFonts w:ascii="Times New Roman" w:hAnsi="Times New Roman" w:cs="Times New Roman"/>
-              </w:rPr>
-              <w:t xml:space="preserve"> }}</w:t>
+              <w:t>{{ birth_date }}</w:t>
             </w:r>
           </w:p>
         </w:tc>
@@ -1070,30 +981,14 @@
                 <w:rFonts w:ascii="Times New Roman" w:eastAsia="Times New Roman" w:hAnsi="Times New Roman" w:cs="Times New Roman"/>
                 <w:color w:val="000000" w:themeColor="text1"/>
               </w:rPr>
-              <w:t xml:space="preserve"> </w:t>
-            </w:r>
-            <w:proofErr w:type="gramStart"/>
-            <w:r>
-              <w:rPr>
-                <w:rFonts w:ascii="Times New Roman" w:eastAsia="Times New Roman" w:hAnsi="Times New Roman" w:cs="Times New Roman"/>
-                <w:color w:val="000000" w:themeColor="text1"/>
-              </w:rPr>
-              <w:t xml:space="preserve">от </w:t>
-            </w:r>
-            <w:r>
-              <w:rPr>
-                <w:rFonts w:ascii="Times New Roman" w:eastAsia="Times New Roman" w:hAnsi="Times New Roman" w:cs="Times New Roman"/>
-                <w:color w:val="000000" w:themeColor="text1"/>
-              </w:rPr>
-              <w:t>дата</w:t>
-            </w:r>
-            <w:proofErr w:type="gramEnd"/>
-            <w:r>
-              <w:rPr>
-                <w:rFonts w:ascii="Times New Roman" w:eastAsia="Times New Roman" w:hAnsi="Times New Roman" w:cs="Times New Roman"/>
-                <w:color w:val="000000" w:themeColor="text1"/>
-              </w:rPr>
-              <w:t xml:space="preserve"> состояния</w:t>
+              <w:t xml:space="preserve"> от </w:t>
+            </w:r>
+            <w:r>
+              <w:rPr>
+                <w:rFonts w:ascii="Times New Roman" w:eastAsia="Times New Roman" w:hAnsi="Times New Roman" w:cs="Times New Roman"/>
+                <w:color w:val="000000" w:themeColor="text1"/>
+              </w:rPr>
+              <w:t>дата состояния</w:t>
             </w:r>
             <w:r>
               <w:rPr>
@@ -1225,21 +1120,12 @@
               </w:rPr>
               <w:t xml:space="preserve">финансовым управляющим утвержден </w:t>
             </w:r>
-            <w:proofErr w:type="spellStart"/>
-            <w:r>
-              <w:rPr>
-                <w:rFonts w:ascii="Times New Roman" w:eastAsia="Times New Roman" w:hAnsi="Times New Roman" w:cs="Times New Roman"/>
-                <w:color w:val="000000" w:themeColor="text1"/>
-              </w:rPr>
-              <w:t>Сайгушев</w:t>
-            </w:r>
-            <w:proofErr w:type="spellEnd"/>
-            <w:r>
-              <w:rPr>
-                <w:rFonts w:ascii="Times New Roman" w:eastAsia="Times New Roman" w:hAnsi="Times New Roman" w:cs="Times New Roman"/>
-                <w:color w:val="000000" w:themeColor="text1"/>
-              </w:rPr>
-              <w:t xml:space="preserve"> Денис Сергеевич</w:t>
+            <w:r>
+              <w:rPr>
+                <w:rFonts w:ascii="Times New Roman" w:eastAsia="Times New Roman" w:hAnsi="Times New Roman" w:cs="Times New Roman"/>
+                <w:color w:val="000000" w:themeColor="text1"/>
+              </w:rPr>
+              <w:t>Сайгушев Денис Сергеевич</w:t>
             </w:r>
           </w:p>
         </w:tc>
@@ -1530,21 +1416,12 @@
                 <w:szCs w:val="24"/>
               </w:rPr>
             </w:pPr>
-            <w:proofErr w:type="spellStart"/>
-            <w:r>
-              <w:rPr>
-                <w:rFonts w:ascii="Times New Roman" w:eastAsia="Times New Roman" w:hAnsi="Times New Roman" w:cs="Times New Roman"/>
-                <w:color w:val="000000" w:themeColor="text1"/>
-              </w:rPr>
-              <w:t>Сайгушев</w:t>
-            </w:r>
-            <w:proofErr w:type="spellEnd"/>
-            <w:r>
-              <w:rPr>
-                <w:rFonts w:ascii="Times New Roman" w:eastAsia="Times New Roman" w:hAnsi="Times New Roman" w:cs="Times New Roman"/>
-                <w:color w:val="000000" w:themeColor="text1"/>
-              </w:rPr>
-              <w:t xml:space="preserve"> Денис Сергеевич</w:t>
+            <w:r>
+              <w:rPr>
+                <w:rFonts w:ascii="Times New Roman" w:eastAsia="Times New Roman" w:hAnsi="Times New Roman" w:cs="Times New Roman"/>
+                <w:color w:val="000000" w:themeColor="text1"/>
+              </w:rPr>
+              <w:t>Сайгушев Денис Сергеевич</w:t>
             </w:r>
           </w:p>
         </w:tc>
@@ -2244,27 +2121,7 @@
                 <w:sz w:val="24"/>
                 <w:szCs w:val="24"/>
               </w:rPr>
-              <w:t xml:space="preserve">344082, г. </w:t>
-            </w:r>
-            <w:proofErr w:type="spellStart"/>
-            <w:r>
-              <w:rPr>
-                <w:rFonts w:ascii="Times New Roman" w:eastAsia="Times New Roman" w:hAnsi="Times New Roman" w:cs="Times New Roman"/>
-                <w:color w:val="000000" w:themeColor="text1"/>
-                <w:sz w:val="24"/>
-                <w:szCs w:val="24"/>
-              </w:rPr>
-              <w:t>Ростов</w:t>
-            </w:r>
-            <w:proofErr w:type="spellEnd"/>
-            <w:r>
-              <w:rPr>
-                <w:rFonts w:ascii="Times New Roman" w:eastAsia="Times New Roman" w:hAnsi="Times New Roman" w:cs="Times New Roman"/>
-                <w:color w:val="000000" w:themeColor="text1"/>
-                <w:sz w:val="24"/>
-                <w:szCs w:val="24"/>
-              </w:rPr>
-              <w:t>-на-Дону, а/я 22</w:t>
+              <w:t>344082, г. Ростов-на-Дону, а/я 22</w:t>
             </w:r>
           </w:p>
         </w:tc>
@@ -2955,17 +2812,8 @@
                 <w:rFonts w:ascii="Times New Roman" w:eastAsia="Times New Roman" w:hAnsi="Times New Roman" w:cs="Times New Roman"/>
                 <w:color w:val="000000" w:themeColor="text1"/>
               </w:rPr>
-              <w:t xml:space="preserve">Тел., факс, </w:t>
-            </w:r>
-            <w:proofErr w:type="spellStart"/>
-            <w:r>
-              <w:rPr>
-                <w:rFonts w:ascii="Times New Roman" w:eastAsia="Times New Roman" w:hAnsi="Times New Roman" w:cs="Times New Roman"/>
-                <w:color w:val="000000" w:themeColor="text1"/>
-              </w:rPr>
-              <w:t>e-mail</w:t>
-            </w:r>
-            <w:proofErr w:type="spellEnd"/>
+              <w:t>Тел., факс, e-mail</w:t>
+            </w:r>
           </w:p>
         </w:tc>
         <w:tc>
@@ -5431,22 +5279,7 @@
           <w:color w:val="000000" w:themeColor="text1"/>
         </w:rPr>
         <w:tab/>
-      </w:r>
-      <w:proofErr w:type="spellStart"/>
-      <w:r>
-        <w:rPr>
-          <w:rFonts w:ascii="Times New Roman" w:eastAsia="Times New Roman" w:hAnsi="Times New Roman" w:cs="Times New Roman"/>
-          <w:color w:val="000000" w:themeColor="text1"/>
-        </w:rPr>
-        <w:t>Сайгушева</w:t>
-      </w:r>
-      <w:proofErr w:type="spellEnd"/>
-      <w:r>
-        <w:rPr>
-          <w:rFonts w:ascii="Times New Roman" w:eastAsia="Times New Roman" w:hAnsi="Times New Roman" w:cs="Times New Roman"/>
-          <w:color w:val="000000" w:themeColor="text1"/>
-        </w:rPr>
-        <w:t xml:space="preserve"> Дениса Сергеевича</w:t>
+        <w:t>Сайгушева Дениса Сергеевича</w:t>
       </w:r>
       <w:r>
         <w:rPr>
@@ -6538,8 +6371,27 @@
                 <w:rFonts w:ascii="Times New Roman" w:eastAsia="Times New Roman" w:hAnsi="Times New Roman" w:cs="Times New Roman"/>
                 <w:b/>
                 <w:color w:val="000000" w:themeColor="text1"/>
-              </w:rPr>
-              <w:t>443 273,80</w:t>
+                <w:lang w:val="en-US"/>
+              </w:rPr>
+              <w:t>{{</w:t>
+            </w:r>
+            <w:r>
+              <w:rPr>
+                <w:rFonts w:ascii="Times New Roman" w:eastAsia="Times New Roman" w:hAnsi="Times New Roman" w:cs="Times New Roman"/>
+                <w:b/>
+                <w:color w:val="000000" w:themeColor="text1"/>
+                <w:lang w:val="en-US"/>
+              </w:rPr>
+              <w:t>grand_total</w:t>
+            </w:r>
+            <w:r>
+              <w:rPr>
+                <w:rFonts w:ascii="Times New Roman" w:eastAsia="Times New Roman" w:hAnsi="Times New Roman" w:cs="Times New Roman"/>
+                <w:b/>
+                <w:color w:val="000000" w:themeColor="text1"/>
+                <w:lang w:val="en-US"/>
+              </w:rPr>
+              <w:t>}}</w:t>
             </w:r>
           </w:p>
         </w:tc>
@@ -7729,6 +7581,7 @@
                 <w:color w:val="000000" w:themeColor="text1"/>
                 <w:sz w:val="24"/>
                 <w:szCs w:val="24"/>
+                <w:lang w:val="en-US"/>
               </w:rPr>
             </w:pPr>
             <w:r>
@@ -7736,8 +7589,27 @@
                 <w:rFonts w:ascii="Times New Roman" w:eastAsia="Times New Roman" w:hAnsi="Times New Roman" w:cs="Times New Roman"/>
                 <w:b/>
                 <w:color w:val="000000" w:themeColor="text1"/>
-              </w:rPr>
-              <w:t>443 273,80</w:t>
+                <w:lang w:val="en-US"/>
+              </w:rPr>
+              <w:t>{{</w:t>
+            </w:r>
+            <w:r>
+              <w:rPr>
+                <w:rFonts w:ascii="Times New Roman" w:eastAsia="Times New Roman" w:hAnsi="Times New Roman" w:cs="Times New Roman"/>
+                <w:b/>
+                <w:color w:val="000000" w:themeColor="text1"/>
+                <w:lang w:val="en-US"/>
+              </w:rPr>
+              <w:t>grand_total</w:t>
+            </w:r>
+            <w:r>
+              <w:rPr>
+                <w:rFonts w:ascii="Times New Roman" w:eastAsia="Times New Roman" w:hAnsi="Times New Roman" w:cs="Times New Roman"/>
+                <w:b/>
+                <w:color w:val="000000" w:themeColor="text1"/>
+                <w:lang w:val="en-US"/>
+              </w:rPr>
+              <w:t>}}</w:t>
             </w:r>
           </w:p>
         </w:tc>
@@ -8185,7 +8057,6 @@
                 <w:lang w:val="en-US"/>
               </w:rPr>
             </w:pPr>
-            <w:proofErr w:type="gramStart"/>
             <w:r>
               <w:rPr>
                 <w:lang w:val="en-US"/>
@@ -8196,51 +8067,30 @@
               <w:rPr>
                 <w:lang w:val="en-US"/>
               </w:rPr>
-              <w:t>d</w:t>
-            </w:r>
-            <w:proofErr w:type="gramEnd"/>
+              <w:t>d.name</w:t>
+            </w:r>
             <w:r>
               <w:rPr>
                 <w:lang w:val="en-US"/>
               </w:rPr>
-              <w:t>.name</w:t>
-            </w:r>
-            <w:r>
-              <w:rPr>
+              <w:t>}}</w:t>
+            </w:r>
+          </w:p>
+          <w:p>
+            <w:pPr>
+              <w:spacing w:after="0" w:line="240" w:lineRule="auto"/>
+              <w:jc w:val="both"/>
+              <w:rPr>
+                <w:rFonts w:ascii="Times New Roman" w:eastAsia="Times New Roman" w:hAnsi="Times New Roman" w:cs="Times New Roman"/>
+                <w:color w:val="000000" w:themeColor="text1"/>
                 <w:lang w:val="en-US"/>
               </w:rPr>
-              <w:t>}}</w:t>
-            </w:r>
-          </w:p>
-          <w:p>
-            <w:pPr>
-              <w:spacing w:after="0" w:line="240" w:lineRule="auto"/>
-              <w:jc w:val="both"/>
-              <w:rPr>
-                <w:rFonts w:ascii="Times New Roman" w:eastAsia="Times New Roman" w:hAnsi="Times New Roman" w:cs="Times New Roman"/>
-                <w:color w:val="000000" w:themeColor="text1"/>
+            </w:pPr>
+            <w:r>
+              <w:rPr>
                 <w:lang w:val="en-US"/>
               </w:rPr>
-            </w:pPr>
-            <w:r>
-              <w:rPr>
-                <w:lang w:val="en-US"/>
-              </w:rPr>
-              <w:t xml:space="preserve">{% </w:t>
-            </w:r>
-            <w:proofErr w:type="spellStart"/>
-            <w:r>
-              <w:rPr>
-                <w:lang w:val="en-US"/>
-              </w:rPr>
-              <w:t>endfor</w:t>
-            </w:r>
-            <w:proofErr w:type="spellEnd"/>
-            <w:r>
-              <w:rPr>
-                <w:lang w:val="en-US"/>
-              </w:rPr>
-              <w:t xml:space="preserve"> %}</w:t>
+              <w:t>{% endfor %}</w:t>
             </w:r>
           </w:p>
         </w:tc>
@@ -8293,7 +8143,6 @@
                 <w:lang w:val="en-US"/>
               </w:rPr>
             </w:pPr>
-            <w:proofErr w:type="gramStart"/>
             <w:r>
               <w:rPr>
                 <w:rFonts w:ascii="Times New Roman" w:eastAsia="Times New Roman" w:hAnsi="Times New Roman" w:cs="Times New Roman"/>
@@ -8302,10 +8151,13 @@
                 <w:color w:val="000000" w:themeColor="text1"/>
                 <w:lang w:val="en-US"/>
               </w:rPr>
-              <w:t xml:space="preserve">{{ </w:t>
-            </w:r>
-            <w:proofErr w:type="spellStart"/>
-            <w:r>
+              <w:t>{{ total_debt }}</w:t>
+            </w:r>
+          </w:p>
+          <w:p>
+            <w:pPr>
+              <w:spacing w:after="0" w:line="240" w:lineRule="auto"/>
+              <w:jc w:val="center"/>
               <w:rPr>
                 <w:rFonts w:ascii="Times New Roman" w:eastAsia="Times New Roman" w:hAnsi="Times New Roman" w:cs="Times New Roman"/>
                 <w:b/>
@@ -8313,10 +8165,12 @@
                 <w:color w:val="000000" w:themeColor="text1"/>
                 <w:lang w:val="en-US"/>
               </w:rPr>
-              <w:t>total</w:t>
-            </w:r>
-            <w:proofErr w:type="gramEnd"/>
-            <w:r>
+            </w:pPr>
+          </w:p>
+          <w:p>
+            <w:pPr>
+              <w:spacing w:after="0" w:line="240" w:lineRule="auto"/>
+              <w:jc w:val="center"/>
               <w:rPr>
                 <w:rFonts w:ascii="Times New Roman" w:eastAsia="Times New Roman" w:hAnsi="Times New Roman" w:cs="Times New Roman"/>
                 <w:b/>
@@ -8324,10 +8178,12 @@
                 <w:color w:val="000000" w:themeColor="text1"/>
                 <w:lang w:val="en-US"/>
               </w:rPr>
-              <w:t>_debt</w:t>
-            </w:r>
-            <w:proofErr w:type="spellEnd"/>
-            <w:r>
+            </w:pPr>
+          </w:p>
+          <w:p>
+            <w:pPr>
+              <w:spacing w:after="0" w:line="240" w:lineRule="auto"/>
+              <w:jc w:val="center"/>
               <w:rPr>
                 <w:rFonts w:ascii="Times New Roman" w:eastAsia="Times New Roman" w:hAnsi="Times New Roman" w:cs="Times New Roman"/>
                 <w:b/>
@@ -8335,8 +8191,7 @@
                 <w:color w:val="000000" w:themeColor="text1"/>
                 <w:lang w:val="en-US"/>
               </w:rPr>
-              <w:t xml:space="preserve"> }}</w:t>
-            </w:r>
+            </w:pPr>
           </w:p>
           <w:p>
             <w:pPr>
@@ -8356,6 +8211,48 @@
               <w:spacing w:after="0" w:line="240" w:lineRule="auto"/>
               <w:jc w:val="center"/>
               <w:rPr>
+                <w:lang w:val="en-US"/>
+              </w:rPr>
+            </w:pPr>
+            <w:r>
+              <w:rPr>
+                <w:lang w:val="en-US"/>
+              </w:rPr>
+              <w:t>{% for d in debts %}</w:t>
+            </w:r>
+          </w:p>
+          <w:p>
+            <w:pPr>
+              <w:spacing w:after="0" w:line="240" w:lineRule="auto"/>
+              <w:jc w:val="center"/>
+              <w:rPr>
+                <w:lang w:val="en-US"/>
+              </w:rPr>
+            </w:pPr>
+            <w:r>
+              <w:rPr>
+                <w:lang w:val="en-US"/>
+              </w:rPr>
+              <w:t xml:space="preserve">{{ </w:t>
+            </w:r>
+            <w:r>
+              <w:rPr>
+                <w:lang w:val="en-US"/>
+              </w:rPr>
+              <w:t>d.debt</w:t>
+            </w:r>
+            <w:r>
+              <w:rPr>
+                <w:lang w:val="en-US"/>
+              </w:rPr>
+              <w:t>}}</w:t>
+            </w:r>
+          </w:p>
+          <w:p>
+            <w:pPr>
+              <w:spacing w:after="0" w:line="240" w:lineRule="auto"/>
+              <w:jc w:val="center"/>
+              <w:rPr>
                 <w:rFonts w:ascii="Times New Roman" w:eastAsia="Times New Roman" w:hAnsi="Times New Roman" w:cs="Times New Roman"/>
                 <w:b/>
                 <w:bCs/>
@@ -8363,7 +8260,30 @@
                 <w:lang w:val="en-US"/>
               </w:rPr>
             </w:pPr>
-          </w:p>
+            <w:r>
+              <w:rPr>
+                <w:lang w:val="en-US"/>
+              </w:rPr>
+              <w:t>{% endfor %}</w:t>
+            </w:r>
+          </w:p>
+        </w:tc>
+        <w:tc>
+          <w:tcPr>
+            <w:tcW w:w="1843" w:type="dxa"/>
+            <w:tcBorders>
+              <w:top w:val="single" w:sz="4" w:space="0" w:color="000000"/>
+              <w:left w:val="single" w:sz="4" w:space="0" w:color="000000"/>
+              <w:bottom w:val="single" w:sz="4" w:space="0" w:color="000000"/>
+              <w:right w:val="single" w:sz="4" w:space="0" w:color="000000"/>
+            </w:tcBorders>
+            <w:tcMar>
+              <w:top w:w="0" w:type="dxa"/>
+              <w:left w:w="108" w:type="dxa"/>
+              <w:bottom w:w="0" w:type="dxa"/>
+              <w:right w:w="108" w:type="dxa"/>
+            </w:tcMar>
+          </w:tcPr>
           <w:p>
             <w:pPr>
               <w:spacing w:after="0" w:line="240" w:lineRule="auto"/>
@@ -8395,58 +8315,6 @@
               <w:spacing w:after="0" w:line="240" w:lineRule="auto"/>
               <w:jc w:val="center"/>
               <w:rPr>
-                <w:lang w:val="en-US"/>
-              </w:rPr>
-            </w:pPr>
-            <w:r>
-              <w:rPr>
-                <w:lang w:val="en-US"/>
-              </w:rPr>
-              <w:t>{% for d in debts %}</w:t>
-            </w:r>
-          </w:p>
-          <w:p>
-            <w:pPr>
-              <w:spacing w:after="0" w:line="240" w:lineRule="auto"/>
-              <w:jc w:val="center"/>
-              <w:rPr>
-                <w:lang w:val="en-US"/>
-              </w:rPr>
-            </w:pPr>
-            <w:proofErr w:type="gramStart"/>
-            <w:r>
-              <w:rPr>
-                <w:lang w:val="en-US"/>
-              </w:rPr>
-              <w:t xml:space="preserve">{{ </w:t>
-            </w:r>
-            <w:proofErr w:type="spellStart"/>
-            <w:r>
-              <w:rPr>
-                <w:lang w:val="en-US"/>
-              </w:rPr>
-              <w:t>d</w:t>
-            </w:r>
-            <w:proofErr w:type="gramEnd"/>
-            <w:r>
-              <w:rPr>
-                <w:lang w:val="en-US"/>
-              </w:rPr>
-              <w:t>.debt</w:t>
-            </w:r>
-            <w:proofErr w:type="spellEnd"/>
-            <w:r>
-              <w:rPr>
-                <w:lang w:val="en-US"/>
-              </w:rPr>
-              <w:t>}}</w:t>
-            </w:r>
-          </w:p>
-          <w:p>
-            <w:pPr>
-              <w:spacing w:after="0" w:line="240" w:lineRule="auto"/>
-              <w:jc w:val="center"/>
-              <w:rPr>
                 <w:rFonts w:ascii="Times New Roman" w:eastAsia="Times New Roman" w:hAnsi="Times New Roman" w:cs="Times New Roman"/>
                 <w:b/>
                 <w:bCs/>
@@ -8454,44 +8322,7 @@
                 <w:lang w:val="en-US"/>
               </w:rPr>
             </w:pPr>
-            <w:r>
-              <w:rPr>
-                <w:lang w:val="en-US"/>
-              </w:rPr>
-              <w:t xml:space="preserve">{% </w:t>
-            </w:r>
-            <w:proofErr w:type="spellStart"/>
-            <w:r>
-              <w:rPr>
-                <w:lang w:val="en-US"/>
-              </w:rPr>
-              <w:t>endfor</w:t>
-            </w:r>
-            <w:proofErr w:type="spellEnd"/>
-            <w:r>
-              <w:rPr>
-                <w:lang w:val="en-US"/>
-              </w:rPr>
-              <w:t xml:space="preserve"> %}</w:t>
-            </w:r>
-          </w:p>
-        </w:tc>
-        <w:tc>
-          <w:tcPr>
-            <w:tcW w:w="1843" w:type="dxa"/>
-            <w:tcBorders>
-              <w:top w:val="single" w:sz="4" w:space="0" w:color="000000"/>
-              <w:left w:val="single" w:sz="4" w:space="0" w:color="000000"/>
-              <w:bottom w:val="single" w:sz="4" w:space="0" w:color="000000"/>
-              <w:right w:val="single" w:sz="4" w:space="0" w:color="000000"/>
-            </w:tcBorders>
-            <w:tcMar>
-              <w:top w:w="0" w:type="dxa"/>
-              <w:left w:w="108" w:type="dxa"/>
-              <w:bottom w:w="0" w:type="dxa"/>
-              <w:right w:w="108" w:type="dxa"/>
-            </w:tcMar>
-          </w:tcPr>
+          </w:p>
           <w:p>
             <w:pPr>
               <w:spacing w:after="0" w:line="240" w:lineRule="auto"/>
@@ -8504,11 +8335,7 @@
                 <w:lang w:val="en-US"/>
               </w:rPr>
             </w:pPr>
-          </w:p>
-          <w:p>
-            <w:pPr>
-              <w:spacing w:after="0" w:line="240" w:lineRule="auto"/>
-              <w:jc w:val="center"/>
+            <w:r>
               <w:rPr>
                 <w:rFonts w:ascii="Times New Roman" w:eastAsia="Times New Roman" w:hAnsi="Times New Roman" w:cs="Times New Roman"/>
                 <w:b/>
@@ -8516,7 +8343,8 @@
                 <w:color w:val="000000" w:themeColor="text1"/>
                 <w:lang w:val="en-US"/>
               </w:rPr>
-            </w:pPr>
+              <w:t>{{ total_pay }}</w:t>
+            </w:r>
           </w:p>
           <w:p>
             <w:pPr>
@@ -8543,8 +8371,11 @@
                 <w:lang w:val="en-US"/>
               </w:rPr>
             </w:pPr>
-            <w:proofErr w:type="gramStart"/>
-            <w:r>
+          </w:p>
+          <w:p>
+            <w:pPr>
+              <w:spacing w:after="0" w:line="240" w:lineRule="auto"/>
+              <w:jc w:val="center"/>
               <w:rPr>
                 <w:rFonts w:ascii="Times New Roman" w:eastAsia="Times New Roman" w:hAnsi="Times New Roman" w:cs="Times New Roman"/>
                 <w:b/>
@@ -8552,10 +8383,54 @@
                 <w:color w:val="000000" w:themeColor="text1"/>
                 <w:lang w:val="en-US"/>
               </w:rPr>
+            </w:pPr>
+          </w:p>
+          <w:p>
+            <w:pPr>
+              <w:spacing w:after="0" w:line="240" w:lineRule="auto"/>
+              <w:jc w:val="center"/>
+              <w:rPr>
+                <w:lang w:val="en-US"/>
+              </w:rPr>
+            </w:pPr>
+            <w:r>
+              <w:rPr>
+                <w:lang w:val="en-US"/>
+              </w:rPr>
+              <w:t>{% for d in debts %}</w:t>
+            </w:r>
+          </w:p>
+          <w:p>
+            <w:pPr>
+              <w:spacing w:after="0" w:line="240" w:lineRule="auto"/>
+              <w:jc w:val="center"/>
+              <w:rPr>
+                <w:lang w:val="en-US"/>
+              </w:rPr>
+            </w:pPr>
+            <w:r>
+              <w:rPr>
+                <w:lang w:val="en-US"/>
+              </w:rPr>
               <w:t xml:space="preserve">{{ </w:t>
             </w:r>
-            <w:proofErr w:type="spellStart"/>
-            <w:r>
+            <w:r>
+              <w:rPr>
+                <w:lang w:val="en-US"/>
+              </w:rPr>
+              <w:t>d.pay</w:t>
+            </w:r>
+            <w:r>
+              <w:rPr>
+                <w:lang w:val="en-US"/>
+              </w:rPr>
+              <w:t>}}</w:t>
+            </w:r>
+          </w:p>
+          <w:p>
+            <w:pPr>
+              <w:spacing w:after="0" w:line="240" w:lineRule="auto"/>
+              <w:jc w:val="center"/>
               <w:rPr>
                 <w:rFonts w:ascii="Times New Roman" w:eastAsia="Times New Roman" w:hAnsi="Times New Roman" w:cs="Times New Roman"/>
                 <w:b/>
@@ -8563,138 +8438,9 @@
                 <w:color w:val="000000" w:themeColor="text1"/>
                 <w:lang w:val="en-US"/>
               </w:rPr>
-              <w:t>total</w:t>
-            </w:r>
-            <w:proofErr w:type="gramEnd"/>
-            <w:r>
-              <w:rPr>
-                <w:rFonts w:ascii="Times New Roman" w:eastAsia="Times New Roman" w:hAnsi="Times New Roman" w:cs="Times New Roman"/>
-                <w:b/>
-                <w:bCs/>
-                <w:color w:val="000000" w:themeColor="text1"/>
-                <w:lang w:val="en-US"/>
-              </w:rPr>
-              <w:t>_pay</w:t>
-            </w:r>
-            <w:proofErr w:type="spellEnd"/>
-            <w:r>
-              <w:rPr>
-                <w:rFonts w:ascii="Times New Roman" w:eastAsia="Times New Roman" w:hAnsi="Times New Roman" w:cs="Times New Roman"/>
-                <w:b/>
-                <w:bCs/>
-                <w:color w:val="000000" w:themeColor="text1"/>
-                <w:lang w:val="en-US"/>
-              </w:rPr>
-              <w:t xml:space="preserve"> }}</w:t>
-            </w:r>
-          </w:p>
-          <w:p>
-            <w:pPr>
-              <w:spacing w:after="0" w:line="240" w:lineRule="auto"/>
-              <w:jc w:val="center"/>
-              <w:rPr>
-                <w:rFonts w:ascii="Times New Roman" w:eastAsia="Times New Roman" w:hAnsi="Times New Roman" w:cs="Times New Roman"/>
-                <w:b/>
-                <w:bCs/>
-                <w:color w:val="000000" w:themeColor="text1"/>
-                <w:lang w:val="en-US"/>
-              </w:rPr>
-            </w:pPr>
-          </w:p>
-          <w:p>
-            <w:pPr>
-              <w:spacing w:after="0" w:line="240" w:lineRule="auto"/>
-              <w:jc w:val="center"/>
-              <w:rPr>
-                <w:rFonts w:ascii="Times New Roman" w:eastAsia="Times New Roman" w:hAnsi="Times New Roman" w:cs="Times New Roman"/>
-                <w:b/>
-                <w:bCs/>
-                <w:color w:val="000000" w:themeColor="text1"/>
-                <w:lang w:val="en-US"/>
-              </w:rPr>
-            </w:pPr>
-          </w:p>
-          <w:p>
-            <w:pPr>
-              <w:spacing w:after="0" w:line="240" w:lineRule="auto"/>
-              <w:jc w:val="center"/>
-              <w:rPr>
-                <w:rFonts w:ascii="Times New Roman" w:eastAsia="Times New Roman" w:hAnsi="Times New Roman" w:cs="Times New Roman"/>
-                <w:b/>
-                <w:bCs/>
-                <w:color w:val="000000" w:themeColor="text1"/>
-                <w:lang w:val="en-US"/>
-              </w:rPr>
-            </w:pPr>
-          </w:p>
-          <w:p>
-            <w:pPr>
-              <w:spacing w:after="0" w:line="240" w:lineRule="auto"/>
-              <w:jc w:val="center"/>
-              <w:rPr>
-                <w:lang w:val="en-US"/>
-              </w:rPr>
-            </w:pPr>
-            <w:r>
-              <w:rPr>
-                <w:lang w:val="en-US"/>
-              </w:rPr>
-              <w:t>{% for d in debts %}</w:t>
-            </w:r>
-          </w:p>
-          <w:p>
-            <w:pPr>
-              <w:spacing w:after="0" w:line="240" w:lineRule="auto"/>
-              <w:jc w:val="center"/>
-              <w:rPr>
-                <w:lang w:val="en-US"/>
-              </w:rPr>
-            </w:pPr>
-            <w:proofErr w:type="gramStart"/>
-            <w:r>
-              <w:rPr>
-                <w:lang w:val="en-US"/>
-              </w:rPr>
-              <w:t xml:space="preserve">{{ </w:t>
-            </w:r>
-            <w:proofErr w:type="spellStart"/>
-            <w:r>
-              <w:rPr>
-                <w:lang w:val="en-US"/>
-              </w:rPr>
-              <w:t>d.pay</w:t>
-            </w:r>
-            <w:proofErr w:type="spellEnd"/>
-            <w:proofErr w:type="gramEnd"/>
-            <w:r>
-              <w:rPr>
-                <w:lang w:val="en-US"/>
-              </w:rPr>
-              <w:t>}}</w:t>
-            </w:r>
-          </w:p>
-          <w:p>
-            <w:pPr>
-              <w:spacing w:after="0" w:line="240" w:lineRule="auto"/>
-              <w:jc w:val="center"/>
-              <w:rPr>
-                <w:rFonts w:ascii="Times New Roman" w:eastAsia="Times New Roman" w:hAnsi="Times New Roman" w:cs="Times New Roman"/>
-                <w:b/>
-                <w:bCs/>
-                <w:color w:val="000000" w:themeColor="text1"/>
-                <w:lang w:val="en-US"/>
-              </w:rPr>
-            </w:pPr>
-            <w:r>
-              <w:t xml:space="preserve">{% </w:t>
-            </w:r>
-            <w:proofErr w:type="spellStart"/>
-            <w:r>
-              <w:t>endfor</w:t>
-            </w:r>
-            <w:proofErr w:type="spellEnd"/>
-            <w:r>
-              <w:t xml:space="preserve"> %}</w:t>
+            </w:pPr>
+            <w:r>
+              <w:t>{% endfor %}</w:t>
             </w:r>
           </w:p>
         </w:tc>
@@ -8838,42 +8584,128 @@
               <w:rPr>
                 <w:rFonts w:ascii="Times New Roman" w:eastAsia="Times New Roman" w:hAnsi="Times New Roman" w:cs="Times New Roman"/>
                 <w:color w:val="000000" w:themeColor="text1"/>
-              </w:rPr>
-            </w:pPr>
-            <w:r>
-              <w:rPr>
-                <w:rFonts w:ascii="Times New Roman" w:eastAsia="Times New Roman" w:hAnsi="Times New Roman" w:cs="Times New Roman"/>
-                <w:color w:val="000000" w:themeColor="text1"/>
-              </w:rPr>
-              <w:t>В том числе:</w:t>
-            </w:r>
-            <w:r>
-              <w:rPr>
-                <w:rFonts w:ascii="Times New Roman" w:eastAsia="Times New Roman" w:hAnsi="Times New Roman" w:cs="Times New Roman"/>
-                <w:color w:val="000000" w:themeColor="text1"/>
+                <w:lang w:val="en-US"/>
+              </w:rPr>
+            </w:pPr>
+            <w:r>
+              <w:rPr>
+                <w:rFonts w:ascii="Times New Roman" w:eastAsia="Times New Roman" w:hAnsi="Times New Roman" w:cs="Times New Roman"/>
+                <w:color w:val="000000" w:themeColor="text1"/>
+              </w:rPr>
+              <w:t>В</w:t>
+            </w:r>
+            <w:r>
+              <w:rPr>
+                <w:rFonts w:ascii="Times New Roman" w:eastAsia="Times New Roman" w:hAnsi="Times New Roman" w:cs="Times New Roman"/>
+                <w:color w:val="000000" w:themeColor="text1"/>
+                <w:lang w:val="en-US"/>
               </w:rPr>
               <w:t xml:space="preserve"> </w:t>
             </w:r>
+            <w:r>
+              <w:rPr>
+                <w:rFonts w:ascii="Times New Roman" w:eastAsia="Times New Roman" w:hAnsi="Times New Roman" w:cs="Times New Roman"/>
+                <w:color w:val="000000" w:themeColor="text1"/>
+              </w:rPr>
+              <w:t>том</w:t>
+            </w:r>
+            <w:r>
+              <w:rPr>
+                <w:rFonts w:ascii="Times New Roman" w:eastAsia="Times New Roman" w:hAnsi="Times New Roman" w:cs="Times New Roman"/>
+                <w:color w:val="000000" w:themeColor="text1"/>
+                <w:lang w:val="en-US"/>
+              </w:rPr>
+              <w:t xml:space="preserve"> </w:t>
+            </w:r>
+            <w:r>
+              <w:rPr>
+                <w:rFonts w:ascii="Times New Roman" w:eastAsia="Times New Roman" w:hAnsi="Times New Roman" w:cs="Times New Roman"/>
+                <w:color w:val="000000" w:themeColor="text1"/>
+              </w:rPr>
+              <w:t>числе</w:t>
+            </w:r>
+            <w:r>
+              <w:rPr>
+                <w:rFonts w:ascii="Times New Roman" w:eastAsia="Times New Roman" w:hAnsi="Times New Roman" w:cs="Times New Roman"/>
+                <w:color w:val="000000" w:themeColor="text1"/>
+                <w:lang w:val="en-US"/>
+              </w:rPr>
+              <w:t>:</w:t>
+            </w:r>
+            <w:r>
+              <w:rPr>
+                <w:rFonts w:ascii="Times New Roman" w:eastAsia="Times New Roman" w:hAnsi="Times New Roman" w:cs="Times New Roman"/>
+                <w:color w:val="000000" w:themeColor="text1"/>
+                <w:lang w:val="en-US"/>
+              </w:rPr>
+              <w:t xml:space="preserve"> </w:t>
+            </w:r>
           </w:p>
           <w:p>
             <w:pPr>
               <w:spacing w:after="0" w:line="240" w:lineRule="auto"/>
               <w:jc w:val="both"/>
               <w:rPr>
-                <w:rFonts w:ascii="Times New Roman" w:eastAsia="Times New Roman" w:hAnsi="Times New Roman" w:cs="Times New Roman"/>
-                <w:color w:val="000000" w:themeColor="text1"/>
-              </w:rPr>
-            </w:pPr>
+                <w:lang w:val="en-US"/>
+              </w:rPr>
+            </w:pPr>
+            <w:r>
+              <w:rPr>
+                <w:lang w:val="en-US"/>
+              </w:rPr>
+              <w:t xml:space="preserve">{% </w:t>
+            </w:r>
+            <w:r>
+              <w:rPr>
+                <w:lang w:val="en-US"/>
+              </w:rPr>
+              <w:t>for loss</w:t>
+            </w:r>
+            <w:r>
+              <w:rPr>
+                <w:lang w:val="en-US"/>
+              </w:rPr>
+              <w:t xml:space="preserve"> </w:t>
+            </w:r>
+            <w:r>
+              <w:rPr>
+                <w:lang w:val="en-US"/>
+              </w:rPr>
+              <w:t>in losses</w:t>
+            </w:r>
+            <w:r>
+              <w:rPr>
+                <w:lang w:val="en-US"/>
+              </w:rPr>
+              <w:t>%}</w:t>
+            </w:r>
           </w:p>
           <w:p>
             <w:pPr>
               <w:spacing w:after="0" w:line="240" w:lineRule="auto"/>
               <w:jc w:val="both"/>
               <w:rPr>
-                <w:rFonts w:ascii="Times New Roman" w:eastAsia="Times New Roman" w:hAnsi="Times New Roman" w:cs="Times New Roman"/>
-                <w:color w:val="000000" w:themeColor="text1"/>
-              </w:rPr>
-            </w:pPr>
+                <w:lang w:val="en-US"/>
+              </w:rPr>
+            </w:pPr>
+            <w:r>
+              <w:rPr>
+                <w:lang w:val="en-US"/>
+              </w:rPr>
+              <w:t xml:space="preserve">{{ </w:t>
+            </w:r>
+            <w:r>
+              <w:rPr>
+                <w:lang w:val="en-US"/>
+              </w:rPr>
+              <w:t>loss.name</w:t>
+            </w:r>
+            <w:r>
+              <w:rPr>
+                <w:lang w:val="en-US"/>
+              </w:rPr>
+              <w:t>}}</w:t>
+            </w:r>
           </w:p>
           <w:p>
             <w:pPr>
@@ -8886,24 +8718,9 @@
             </w:pPr>
             <w:r>
               <w:rPr>
-                <w:rFonts w:ascii="Times New Roman" w:eastAsia="Times New Roman" w:hAnsi="Times New Roman" w:cs="Times New Roman"/>
-                <w:color w:val="000000" w:themeColor="text1"/>
-              </w:rPr>
-              <w:t xml:space="preserve">1. </w:t>
-            </w:r>
-            <w:r>
-              <w:rPr>
-                <w:rFonts w:ascii="Times New Roman" w:eastAsia="Times New Roman" w:hAnsi="Times New Roman" w:cs="Times New Roman"/>
-                <w:color w:val="000000" w:themeColor="text1"/>
-              </w:rPr>
-              <w:t xml:space="preserve">ООО ПКО </w:t>
-            </w:r>
-            <w:r>
-              <w:rPr>
-                <w:rFonts w:ascii="Times New Roman" w:eastAsia="Times New Roman" w:hAnsi="Times New Roman" w:cs="Times New Roman"/>
-                <w:color w:val="000000" w:themeColor="text1"/>
-              </w:rPr>
-              <w:t>«ССПВ»</w:t>
+                <w:lang w:val="en-US"/>
+              </w:rPr>
+              <w:t>{% endfor %}</w:t>
             </w:r>
           </w:p>
           <w:p>
@@ -8925,20 +8742,6 @@
                 <w:color w:val="000000" w:themeColor="text1"/>
               </w:rPr>
             </w:pPr>
-            <w:r>
-              <w:rPr>
-                <w:rFonts w:ascii="Times New Roman" w:eastAsia="Times New Roman" w:hAnsi="Times New Roman" w:cs="Times New Roman"/>
-                <w:color w:val="000000" w:themeColor="text1"/>
-              </w:rPr>
-              <w:t xml:space="preserve">2. ООО ПКО </w:t>
-            </w:r>
-            <w:r>
-              <w:rPr>
-                <w:rFonts w:ascii="Times New Roman" w:eastAsia="Times New Roman" w:hAnsi="Times New Roman" w:cs="Times New Roman"/>
-                <w:color w:val="000000" w:themeColor="text1"/>
-              </w:rPr>
-              <w:t>«ССПВ»</w:t>
-            </w:r>
           </w:p>
           <w:p>
             <w:pPr>
@@ -8950,44 +8753,6 @@
               </w:rPr>
             </w:pPr>
           </w:p>
-          <w:p>
-            <w:pPr>
-              <w:spacing w:after="0" w:line="240" w:lineRule="auto"/>
-              <w:jc w:val="both"/>
-              <w:rPr>
-                <w:rFonts w:ascii="Times New Roman" w:eastAsia="Times New Roman" w:hAnsi="Times New Roman" w:cs="Times New Roman"/>
-                <w:color w:val="000000" w:themeColor="text1"/>
-              </w:rPr>
-            </w:pPr>
-            <w:r>
-              <w:rPr>
-                <w:rFonts w:ascii="Times New Roman" w:eastAsia="Times New Roman" w:hAnsi="Times New Roman" w:cs="Times New Roman"/>
-                <w:color w:val="000000" w:themeColor="text1"/>
-              </w:rPr>
-              <w:t xml:space="preserve">2. </w:t>
-            </w:r>
-            <w:r>
-              <w:rPr>
-                <w:rFonts w:ascii="Times New Roman" w:eastAsia="Times New Roman" w:hAnsi="Times New Roman" w:cs="Times New Roman"/>
-                <w:color w:val="000000" w:themeColor="text1"/>
-              </w:rPr>
-              <w:t xml:space="preserve">ООО </w:t>
-            </w:r>
-            <w:r>
-              <w:rPr>
-                <w:rFonts w:ascii="Times New Roman" w:eastAsia="Times New Roman" w:hAnsi="Times New Roman" w:cs="Times New Roman"/>
-                <w:color w:val="000000" w:themeColor="text1"/>
-              </w:rPr>
-              <w:t>ПКО</w:t>
-            </w:r>
-            <w:r>
-              <w:rPr>
-                <w:rFonts w:ascii="Times New Roman" w:eastAsia="Times New Roman" w:hAnsi="Times New Roman" w:cs="Times New Roman"/>
-                <w:color w:val="000000" w:themeColor="text1"/>
-              </w:rPr>
-              <w:t xml:space="preserve"> "ФИЛБЕРТ"</w:t>
-            </w:r>
-          </w:p>
         </w:tc>
         <w:tc>
           <w:tcPr>
@@ -9012,6 +8777,7 @@
                 <w:rFonts w:ascii="Times New Roman" w:eastAsia="Times New Roman" w:hAnsi="Times New Roman" w:cs="Times New Roman"/>
                 <w:color w:val="000000" w:themeColor="text1"/>
                 <w:highlight w:val="yellow"/>
+                <w:lang w:val="en-US"/>
               </w:rPr>
             </w:pPr>
           </w:p>
@@ -9024,6 +8790,8 @@
                 <w:b/>
                 <w:bCs/>
                 <w:color w:val="000000" w:themeColor="text1"/>
+                <w:highlight w:val="yellow"/>
+                <w:lang w:val="en-US"/>
               </w:rPr>
             </w:pPr>
             <w:r>
@@ -9031,8 +8799,27 @@
                 <w:rFonts w:ascii="Times New Roman" w:eastAsia="Times New Roman" w:hAnsi="Times New Roman" w:cs="Times New Roman"/>
                 <w:b/>
                 <w:color w:val="000000" w:themeColor="text1"/>
-              </w:rPr>
-              <w:t>3 690,00</w:t>
+                <w:lang w:val="en-US"/>
+              </w:rPr>
+              <w:t>{{</w:t>
+            </w:r>
+            <w:r>
+              <w:rPr>
+                <w:rFonts w:ascii="Times New Roman" w:eastAsia="Times New Roman" w:hAnsi="Times New Roman" w:cs="Times New Roman"/>
+                <w:b/>
+                <w:color w:val="000000" w:themeColor="text1"/>
+                <w:lang w:val="en-US"/>
+              </w:rPr>
+              <w:t>total_losses</w:t>
+            </w:r>
+            <w:r>
+              <w:rPr>
+                <w:rFonts w:ascii="Times New Roman" w:eastAsia="Times New Roman" w:hAnsi="Times New Roman" w:cs="Times New Roman"/>
+                <w:b/>
+                <w:color w:val="000000" w:themeColor="text1"/>
+                <w:lang w:val="en-US"/>
+              </w:rPr>
+              <w:t>}}</w:t>
             </w:r>
           </w:p>
           <w:p>
@@ -9045,6 +8832,7 @@
                 <w:bCs/>
                 <w:color w:val="000000" w:themeColor="text1"/>
                 <w:highlight w:val="yellow"/>
+                <w:lang w:val="en-US"/>
               </w:rPr>
             </w:pPr>
           </w:p>
@@ -9058,6 +8846,7 @@
                 <w:bCs/>
                 <w:color w:val="000000" w:themeColor="text1"/>
                 <w:highlight w:val="yellow"/>
+                <w:lang w:val="en-US"/>
               </w:rPr>
             </w:pPr>
           </w:p>
@@ -9071,6 +8860,7 @@
                 <w:bCs/>
                 <w:color w:val="000000" w:themeColor="text1"/>
                 <w:highlight w:val="yellow"/>
+                <w:lang w:val="en-US"/>
               </w:rPr>
             </w:pPr>
           </w:p>
@@ -9084,21 +8874,92 @@
                 <w:bCs/>
                 <w:color w:val="000000" w:themeColor="text1"/>
                 <w:highlight w:val="yellow"/>
-              </w:rPr>
-            </w:pPr>
-          </w:p>
-          <w:p>
-            <w:pPr>
-              <w:spacing w:after="0" w:line="240" w:lineRule="auto"/>
-              <w:jc w:val="center"/>
+                <w:lang w:val="en-US"/>
+              </w:rPr>
+            </w:pPr>
+          </w:p>
+          <w:p>
+            <w:pPr>
+              <w:spacing w:after="0" w:line="240" w:lineRule="auto"/>
               <w:rPr>
                 <w:rFonts w:ascii="Times New Roman" w:eastAsia="Times New Roman" w:hAnsi="Times New Roman" w:cs="Times New Roman"/>
                 <w:b/>
                 <w:bCs/>
                 <w:color w:val="000000" w:themeColor="text1"/>
                 <w:highlight w:val="yellow"/>
-              </w:rPr>
-            </w:pPr>
+                <w:lang w:val="en-US"/>
+              </w:rPr>
+            </w:pPr>
+          </w:p>
+          <w:p>
+            <w:pPr>
+              <w:spacing w:after="0" w:line="240" w:lineRule="auto"/>
+              <w:jc w:val="both"/>
+              <w:rPr>
+                <w:lang w:val="en-US"/>
+              </w:rPr>
+            </w:pPr>
+            <w:r>
+              <w:rPr>
+                <w:lang w:val="en-US"/>
+              </w:rPr>
+              <w:t xml:space="preserve">{% </w:t>
+            </w:r>
+            <w:r>
+              <w:rPr>
+                <w:lang w:val="en-US"/>
+              </w:rPr>
+              <w:t>for loss in losses</w:t>
+            </w:r>
+            <w:r>
+              <w:rPr>
+                <w:lang w:val="en-US"/>
+              </w:rPr>
+              <w:t xml:space="preserve"> %}</w:t>
+            </w:r>
+          </w:p>
+          <w:p>
+            <w:pPr>
+              <w:spacing w:after="0" w:line="240" w:lineRule="auto"/>
+              <w:jc w:val="both"/>
+              <w:rPr>
+                <w:lang w:val="en-US"/>
+              </w:rPr>
+            </w:pPr>
+            <w:r>
+              <w:rPr>
+                <w:lang w:val="en-US"/>
+              </w:rPr>
+              <w:t xml:space="preserve">{{ </w:t>
+            </w:r>
+            <w:r>
+              <w:rPr>
+                <w:lang w:val="en-US"/>
+              </w:rPr>
+              <w:t>loss.amount</w:t>
+            </w:r>
+            <w:r>
+              <w:rPr>
+                <w:lang w:val="en-US"/>
+              </w:rPr>
+              <w:t>}}</w:t>
+            </w:r>
+          </w:p>
+          <w:p>
+            <w:pPr>
+              <w:spacing w:after="0" w:line="240" w:lineRule="auto"/>
+              <w:jc w:val="both"/>
+              <w:rPr>
+                <w:rFonts w:ascii="Times New Roman" w:eastAsia="Times New Roman" w:hAnsi="Times New Roman" w:cs="Times New Roman"/>
+                <w:color w:val="000000" w:themeColor="text1"/>
+              </w:rPr>
+            </w:pPr>
+            <w:r>
+              <w:rPr>
+                <w:lang w:val="en-US"/>
+              </w:rPr>
+              <w:t>{% endfor %}</w:t>
+            </w:r>
           </w:p>
           <w:p>
             <w:pPr>
@@ -9108,102 +8969,8 @@
                 <w:b/>
                 <w:bCs/>
                 <w:color w:val="000000" w:themeColor="text1"/>
-                <w:highlight w:val="yellow"/>
-              </w:rPr>
-            </w:pPr>
-          </w:p>
-          <w:p>
-            <w:pPr>
-              <w:spacing w:after="0" w:line="240" w:lineRule="auto"/>
-              <w:jc w:val="center"/>
-              <w:rPr>
-                <w:rFonts w:ascii="Times New Roman" w:eastAsia="Times New Roman" w:hAnsi="Times New Roman" w:cs="Times New Roman"/>
-                <w:b/>
-                <w:bCs/>
-                <w:color w:val="000000" w:themeColor="text1"/>
-                <w:highlight w:val="yellow"/>
-              </w:rPr>
-            </w:pPr>
-          </w:p>
-          <w:p>
-            <w:pPr>
-              <w:spacing w:after="0" w:line="240" w:lineRule="auto"/>
-              <w:jc w:val="center"/>
-              <w:rPr>
-                <w:rFonts w:ascii="Times New Roman" w:eastAsia="Times New Roman" w:hAnsi="Times New Roman" w:cs="Times New Roman"/>
-                <w:b/>
-                <w:bCs/>
-                <w:color w:val="000000" w:themeColor="text1"/>
-                <w:highlight w:val="yellow"/>
-              </w:rPr>
-            </w:pPr>
-          </w:p>
-          <w:p>
-            <w:pPr>
-              <w:spacing w:after="0" w:line="240" w:lineRule="auto"/>
-              <w:jc w:val="center"/>
-              <w:rPr>
-                <w:rFonts w:ascii="Times New Roman" w:eastAsia="Times New Roman" w:hAnsi="Times New Roman" w:cs="Times New Roman"/>
-                <w:b/>
-                <w:bCs/>
-                <w:color w:val="000000" w:themeColor="text1"/>
-              </w:rPr>
-            </w:pPr>
-            <w:r>
-              <w:rPr>
-                <w:rFonts w:ascii="Times New Roman" w:eastAsia="Times New Roman" w:hAnsi="Times New Roman" w:cs="Times New Roman"/>
-                <w:b/>
-                <w:bCs/>
-                <w:color w:val="000000" w:themeColor="text1"/>
-              </w:rPr>
-              <w:t>1 845,00</w:t>
-            </w:r>
-          </w:p>
-          <w:p>
-            <w:pPr>
-              <w:spacing w:after="0" w:line="240" w:lineRule="auto"/>
-              <w:jc w:val="center"/>
-              <w:rPr>
-                <w:rFonts w:ascii="Times New Roman" w:eastAsia="Times New Roman" w:hAnsi="Times New Roman" w:cs="Times New Roman"/>
-                <w:b/>
-                <w:bCs/>
-                <w:color w:val="000000" w:themeColor="text1"/>
-              </w:rPr>
-            </w:pPr>
-          </w:p>
-          <w:p>
-            <w:pPr>
-              <w:spacing w:after="0" w:line="240" w:lineRule="auto"/>
-              <w:jc w:val="center"/>
-              <w:rPr>
-                <w:rFonts w:ascii="Times New Roman" w:eastAsia="Times New Roman" w:hAnsi="Times New Roman" w:cs="Times New Roman"/>
-                <w:b/>
-                <w:bCs/>
-                <w:color w:val="000000" w:themeColor="text1"/>
-              </w:rPr>
-            </w:pPr>
-          </w:p>
-          <w:p>
-            <w:pPr>
-              <w:spacing w:after="0" w:line="240" w:lineRule="auto"/>
-              <w:jc w:val="center"/>
-              <w:rPr>
-                <w:rFonts w:ascii="Times New Roman" w:eastAsia="Times New Roman" w:hAnsi="Times New Roman" w:cs="Times New Roman"/>
-                <w:b/>
-                <w:bCs/>
-                <w:color w:val="000000" w:themeColor="text1"/>
-                <w:highlight w:val="yellow"/>
-              </w:rPr>
-            </w:pPr>
-            <w:r>
-              <w:rPr>
-                <w:rFonts w:ascii="Times New Roman" w:eastAsia="Times New Roman" w:hAnsi="Times New Roman" w:cs="Times New Roman"/>
-                <w:b/>
-                <w:bCs/>
-                <w:color w:val="000000" w:themeColor="text1"/>
-              </w:rPr>
-              <w:t>1 845,00</w:t>
-            </w:r>
+              </w:rPr>
+            </w:pPr>
           </w:p>
         </w:tc>
         <w:tc>
@@ -9384,6 +9151,7 @@
                 <w:color w:val="000000" w:themeColor="text1"/>
                 <w:sz w:val="24"/>
                 <w:szCs w:val="24"/>
+                <w:lang w:val="en-US"/>
               </w:rPr>
             </w:pPr>
             <w:r>
@@ -9391,8 +9159,27 @@
                 <w:rFonts w:ascii="Times New Roman" w:eastAsia="Times New Roman" w:hAnsi="Times New Roman" w:cs="Times New Roman"/>
                 <w:b/>
                 <w:color w:val="000000" w:themeColor="text1"/>
-              </w:rPr>
-              <w:t>443 273,80</w:t>
+                <w:lang w:val="en-US"/>
+              </w:rPr>
+              <w:t>{{</w:t>
+            </w:r>
+            <w:r>
+              <w:rPr>
+                <w:rFonts w:ascii="Times New Roman" w:eastAsia="Times New Roman" w:hAnsi="Times New Roman" w:cs="Times New Roman"/>
+                <w:b/>
+                <w:color w:val="000000" w:themeColor="text1"/>
+                <w:lang w:val="en-US"/>
+              </w:rPr>
+              <w:t>grand_total</w:t>
+            </w:r>
+            <w:r>
+              <w:rPr>
+                <w:rFonts w:ascii="Times New Roman" w:eastAsia="Times New Roman" w:hAnsi="Times New Roman" w:cs="Times New Roman"/>
+                <w:b/>
+                <w:color w:val="000000" w:themeColor="text1"/>
+                <w:lang w:val="en-US"/>
+              </w:rPr>
+              <w:t>}}</w:t>
             </w:r>
           </w:p>
         </w:tc>
@@ -9500,7 +9287,6 @@
           <w:rFonts w:ascii="Times New Roman" w:eastAsia="Times New Roman" w:hAnsi="Times New Roman" w:cs="Times New Roman"/>
           <w:color w:val="000000" w:themeColor="text1"/>
         </w:rPr>
-        <w:lastRenderedPageBreak/>
         <w:t>Проведена</w:t>
       </w:r>
       <w:r>
@@ -9535,6 +9321,7 @@
           <w:rFonts w:ascii="Times New Roman" w:eastAsia="Times New Roman" w:hAnsi="Times New Roman" w:cs="Times New Roman"/>
           <w:color w:val="000000" w:themeColor="text1"/>
         </w:rPr>
+        <w:lastRenderedPageBreak/>
         <w:t>По состояни</w:t>
       </w:r>
       <w:r>
@@ -9650,401 +9437,13 @@
           <w:lang w:val="en-US"/>
         </w:rPr>
       </w:pPr>
-      <w:proofErr w:type="gramStart"/>
       <w:r>
         <w:rPr>
           <w:rFonts w:ascii="Times New Roman" w:eastAsia="Times New Roman" w:hAnsi="Times New Roman" w:cs="Times New Roman"/>
           <w:color w:val="000000" w:themeColor="text1"/>
           <w:lang w:val="en-US"/>
         </w:rPr>
-        <w:t xml:space="preserve">{{ </w:t>
-      </w:r>
-      <w:proofErr w:type="spellStart"/>
-      <w:r>
-        <w:rPr>
-          <w:rFonts w:ascii="Times New Roman" w:eastAsia="Times New Roman" w:hAnsi="Times New Roman" w:cs="Times New Roman"/>
-          <w:color w:val="000000" w:themeColor="text1"/>
-          <w:lang w:val="en-US"/>
-        </w:rPr>
-        <w:t>forloop</w:t>
-      </w:r>
-      <w:proofErr w:type="gramEnd"/>
-      <w:r>
-        <w:rPr>
-          <w:rFonts w:ascii="Times New Roman" w:eastAsia="Times New Roman" w:hAnsi="Times New Roman" w:cs="Times New Roman"/>
-          <w:color w:val="000000" w:themeColor="text1"/>
-          <w:lang w:val="en-US"/>
-        </w:rPr>
-        <w:t>.counter</w:t>
-      </w:r>
-      <w:proofErr w:type="spellEnd"/>
-      <w:r>
-        <w:rPr>
-          <w:rFonts w:ascii="Times New Roman" w:eastAsia="Times New Roman" w:hAnsi="Times New Roman" w:cs="Times New Roman"/>
-          <w:color w:val="000000" w:themeColor="text1"/>
-          <w:lang w:val="en-US"/>
-        </w:rPr>
-        <w:t xml:space="preserve"> }}. </w:t>
-      </w:r>
-      <w:proofErr w:type="spellStart"/>
-      <w:r>
-        <w:rPr>
-          <w:rFonts w:ascii="Times New Roman" w:eastAsia="Times New Roman" w:hAnsi="Times New Roman" w:cs="Times New Roman"/>
-          <w:color w:val="000000" w:themeColor="text1"/>
-          <w:lang w:val="en-US"/>
-        </w:rPr>
-        <w:t>Определением</w:t>
-      </w:r>
-      <w:proofErr w:type="spellEnd"/>
-      <w:r>
-        <w:rPr>
-          <w:rFonts w:ascii="Times New Roman" w:eastAsia="Times New Roman" w:hAnsi="Times New Roman" w:cs="Times New Roman"/>
-          <w:color w:val="000000" w:themeColor="text1"/>
-          <w:lang w:val="en-US"/>
-        </w:rPr>
-        <w:t xml:space="preserve"> </w:t>
-      </w:r>
-      <w:proofErr w:type="gramStart"/>
-      <w:r>
-        <w:rPr>
-          <w:rFonts w:ascii="Times New Roman" w:eastAsia="Times New Roman" w:hAnsi="Times New Roman" w:cs="Times New Roman"/>
-          <w:color w:val="000000" w:themeColor="text1"/>
-          <w:lang w:val="en-US"/>
-        </w:rPr>
-        <w:t xml:space="preserve">{{ </w:t>
-      </w:r>
-      <w:proofErr w:type="spellStart"/>
-      <w:r>
-        <w:rPr>
-          <w:rFonts w:ascii="Times New Roman" w:eastAsia="Times New Roman" w:hAnsi="Times New Roman" w:cs="Times New Roman"/>
-          <w:color w:val="000000" w:themeColor="text1"/>
-          <w:lang w:val="en-US"/>
-        </w:rPr>
-        <w:t>court</w:t>
-      </w:r>
-      <w:proofErr w:type="gramEnd"/>
-      <w:r>
-        <w:rPr>
-          <w:rFonts w:ascii="Times New Roman" w:eastAsia="Times New Roman" w:hAnsi="Times New Roman" w:cs="Times New Roman"/>
-          <w:color w:val="000000" w:themeColor="text1"/>
-          <w:lang w:val="en-US"/>
-        </w:rPr>
-        <w:t>_name</w:t>
-      </w:r>
-      <w:proofErr w:type="spellEnd"/>
-      <w:r>
-        <w:rPr>
-          <w:rFonts w:ascii="Times New Roman" w:eastAsia="Times New Roman" w:hAnsi="Times New Roman" w:cs="Times New Roman"/>
-          <w:color w:val="000000" w:themeColor="text1"/>
-          <w:lang w:val="en-US"/>
-        </w:rPr>
-        <w:t xml:space="preserve"> }} </w:t>
-      </w:r>
-      <w:proofErr w:type="spellStart"/>
-      <w:r>
-        <w:rPr>
-          <w:rFonts w:ascii="Times New Roman" w:eastAsia="Times New Roman" w:hAnsi="Times New Roman" w:cs="Times New Roman"/>
-          <w:color w:val="000000" w:themeColor="text1"/>
-          <w:lang w:val="en-US"/>
-        </w:rPr>
-        <w:t>от</w:t>
-      </w:r>
-      <w:proofErr w:type="spellEnd"/>
-      <w:r>
-        <w:rPr>
-          <w:rFonts w:ascii="Times New Roman" w:eastAsia="Times New Roman" w:hAnsi="Times New Roman" w:cs="Times New Roman"/>
-          <w:color w:val="000000" w:themeColor="text1"/>
-          <w:lang w:val="en-US"/>
-        </w:rPr>
-        <w:t xml:space="preserve"> {{ </w:t>
-      </w:r>
-      <w:proofErr w:type="spellStart"/>
-      <w:r>
-        <w:rPr>
-          <w:rFonts w:ascii="Times New Roman" w:eastAsia="Times New Roman" w:hAnsi="Times New Roman" w:cs="Times New Roman"/>
-          <w:color w:val="000000" w:themeColor="text1"/>
-          <w:lang w:val="en-US"/>
-        </w:rPr>
-        <w:t>d.date</w:t>
-      </w:r>
-      <w:proofErr w:type="spellEnd"/>
-      <w:r>
-        <w:rPr>
-          <w:rFonts w:ascii="Times New Roman" w:eastAsia="Times New Roman" w:hAnsi="Times New Roman" w:cs="Times New Roman"/>
-          <w:color w:val="000000" w:themeColor="text1"/>
-          <w:lang w:val="en-US"/>
-        </w:rPr>
-        <w:t xml:space="preserve"> }} </w:t>
-      </w:r>
-      <w:proofErr w:type="spellStart"/>
-      <w:r>
-        <w:rPr>
-          <w:rFonts w:ascii="Times New Roman" w:eastAsia="Times New Roman" w:hAnsi="Times New Roman" w:cs="Times New Roman"/>
-          <w:color w:val="000000" w:themeColor="text1"/>
-          <w:lang w:val="en-US"/>
-        </w:rPr>
-        <w:t>по</w:t>
-      </w:r>
-      <w:proofErr w:type="spellEnd"/>
-      <w:r>
-        <w:rPr>
-          <w:rFonts w:ascii="Times New Roman" w:eastAsia="Times New Roman" w:hAnsi="Times New Roman" w:cs="Times New Roman"/>
-          <w:color w:val="000000" w:themeColor="text1"/>
-          <w:lang w:val="en-US"/>
-        </w:rPr>
-        <w:t xml:space="preserve"> </w:t>
-      </w:r>
-      <w:proofErr w:type="spellStart"/>
-      <w:r>
-        <w:rPr>
-          <w:rFonts w:ascii="Times New Roman" w:eastAsia="Times New Roman" w:hAnsi="Times New Roman" w:cs="Times New Roman"/>
-          <w:color w:val="000000" w:themeColor="text1"/>
-          <w:lang w:val="en-US"/>
-        </w:rPr>
-        <w:t>делу</w:t>
-      </w:r>
-      <w:proofErr w:type="spellEnd"/>
-      <w:r>
-        <w:rPr>
-          <w:rFonts w:ascii="Times New Roman" w:eastAsia="Times New Roman" w:hAnsi="Times New Roman" w:cs="Times New Roman"/>
-          <w:color w:val="000000" w:themeColor="text1"/>
-          <w:lang w:val="en-US"/>
-        </w:rPr>
-        <w:t xml:space="preserve"> № {{ </w:t>
-      </w:r>
-      <w:proofErr w:type="spellStart"/>
-      <w:r>
-        <w:rPr>
-          <w:rFonts w:ascii="Times New Roman" w:eastAsia="Times New Roman" w:hAnsi="Times New Roman" w:cs="Times New Roman"/>
-          <w:color w:val="000000" w:themeColor="text1"/>
-          <w:lang w:val="en-US"/>
-        </w:rPr>
-        <w:t>case_number</w:t>
-      </w:r>
-      <w:proofErr w:type="spellEnd"/>
-      <w:r>
-        <w:rPr>
-          <w:rFonts w:ascii="Times New Roman" w:eastAsia="Times New Roman" w:hAnsi="Times New Roman" w:cs="Times New Roman"/>
-          <w:color w:val="000000" w:themeColor="text1"/>
-          <w:lang w:val="en-US"/>
-        </w:rPr>
-        <w:t xml:space="preserve"> }} </w:t>
-      </w:r>
-      <w:proofErr w:type="spellStart"/>
-      <w:r>
-        <w:rPr>
-          <w:rFonts w:ascii="Times New Roman" w:eastAsia="Times New Roman" w:hAnsi="Times New Roman" w:cs="Times New Roman"/>
-          <w:color w:val="000000" w:themeColor="text1"/>
-          <w:lang w:val="en-US"/>
-        </w:rPr>
-        <w:t>требование</w:t>
-      </w:r>
-      <w:proofErr w:type="spellEnd"/>
-      <w:r>
-        <w:rPr>
-          <w:rFonts w:ascii="Times New Roman" w:eastAsia="Times New Roman" w:hAnsi="Times New Roman" w:cs="Times New Roman"/>
-          <w:color w:val="000000" w:themeColor="text1"/>
-          <w:lang w:val="en-US"/>
-        </w:rPr>
-        <w:t xml:space="preserve"> {{ d.name }} </w:t>
-      </w:r>
-      <w:proofErr w:type="spellStart"/>
-      <w:r>
-        <w:rPr>
-          <w:rFonts w:ascii="Times New Roman" w:eastAsia="Times New Roman" w:hAnsi="Times New Roman" w:cs="Times New Roman"/>
-          <w:color w:val="000000" w:themeColor="text1"/>
-          <w:lang w:val="en-US"/>
-        </w:rPr>
-        <w:t>включено</w:t>
-      </w:r>
-      <w:proofErr w:type="spellEnd"/>
-      <w:r>
-        <w:rPr>
-          <w:rFonts w:ascii="Times New Roman" w:eastAsia="Times New Roman" w:hAnsi="Times New Roman" w:cs="Times New Roman"/>
-          <w:color w:val="000000" w:themeColor="text1"/>
-          <w:lang w:val="en-US"/>
-        </w:rPr>
-        <w:t xml:space="preserve"> в </w:t>
-      </w:r>
-      <w:proofErr w:type="spellStart"/>
-      <w:r>
-        <w:rPr>
-          <w:rFonts w:ascii="Times New Roman" w:eastAsia="Times New Roman" w:hAnsi="Times New Roman" w:cs="Times New Roman"/>
-          <w:color w:val="000000" w:themeColor="text1"/>
-          <w:lang w:val="en-US"/>
-        </w:rPr>
-        <w:t>третью</w:t>
-      </w:r>
-      <w:proofErr w:type="spellEnd"/>
-      <w:r>
-        <w:rPr>
-          <w:rFonts w:ascii="Times New Roman" w:eastAsia="Times New Roman" w:hAnsi="Times New Roman" w:cs="Times New Roman"/>
-          <w:color w:val="000000" w:themeColor="text1"/>
-          <w:lang w:val="en-US"/>
-        </w:rPr>
-        <w:t xml:space="preserve"> </w:t>
-      </w:r>
-      <w:proofErr w:type="spellStart"/>
-      <w:r>
-        <w:rPr>
-          <w:rFonts w:ascii="Times New Roman" w:eastAsia="Times New Roman" w:hAnsi="Times New Roman" w:cs="Times New Roman"/>
-          <w:color w:val="000000" w:themeColor="text1"/>
-          <w:lang w:val="en-US"/>
-        </w:rPr>
-        <w:t>очередь</w:t>
-      </w:r>
-      <w:proofErr w:type="spellEnd"/>
-      <w:r>
-        <w:rPr>
-          <w:rFonts w:ascii="Times New Roman" w:eastAsia="Times New Roman" w:hAnsi="Times New Roman" w:cs="Times New Roman"/>
-          <w:color w:val="000000" w:themeColor="text1"/>
-          <w:lang w:val="en-US"/>
-        </w:rPr>
-        <w:t xml:space="preserve"> </w:t>
-      </w:r>
-      <w:proofErr w:type="spellStart"/>
-      <w:r>
-        <w:rPr>
-          <w:rFonts w:ascii="Times New Roman" w:eastAsia="Times New Roman" w:hAnsi="Times New Roman" w:cs="Times New Roman"/>
-          <w:color w:val="000000" w:themeColor="text1"/>
-          <w:lang w:val="en-US"/>
-        </w:rPr>
-        <w:t>реестра</w:t>
-      </w:r>
-      <w:proofErr w:type="spellEnd"/>
-      <w:r>
-        <w:rPr>
-          <w:rFonts w:ascii="Times New Roman" w:eastAsia="Times New Roman" w:hAnsi="Times New Roman" w:cs="Times New Roman"/>
-          <w:color w:val="000000" w:themeColor="text1"/>
-          <w:lang w:val="en-US"/>
-        </w:rPr>
-        <w:t xml:space="preserve"> </w:t>
-      </w:r>
-      <w:proofErr w:type="spellStart"/>
-      <w:r>
-        <w:rPr>
-          <w:rFonts w:ascii="Times New Roman" w:eastAsia="Times New Roman" w:hAnsi="Times New Roman" w:cs="Times New Roman"/>
-          <w:color w:val="000000" w:themeColor="text1"/>
-          <w:lang w:val="en-US"/>
-        </w:rPr>
-        <w:t>требований</w:t>
-      </w:r>
-      <w:proofErr w:type="spellEnd"/>
-      <w:r>
-        <w:rPr>
-          <w:rFonts w:ascii="Times New Roman" w:eastAsia="Times New Roman" w:hAnsi="Times New Roman" w:cs="Times New Roman"/>
-          <w:color w:val="000000" w:themeColor="text1"/>
-          <w:lang w:val="en-US"/>
-        </w:rPr>
-        <w:t xml:space="preserve"> </w:t>
-      </w:r>
-      <w:proofErr w:type="spellStart"/>
-      <w:r>
-        <w:rPr>
-          <w:rFonts w:ascii="Times New Roman" w:eastAsia="Times New Roman" w:hAnsi="Times New Roman" w:cs="Times New Roman"/>
-          <w:color w:val="000000" w:themeColor="text1"/>
-          <w:lang w:val="en-US"/>
-        </w:rPr>
-        <w:t>кредиторов</w:t>
-      </w:r>
-      <w:proofErr w:type="spellEnd"/>
-      <w:r>
-        <w:rPr>
-          <w:rFonts w:ascii="Times New Roman" w:eastAsia="Times New Roman" w:hAnsi="Times New Roman" w:cs="Times New Roman"/>
-          <w:color w:val="000000" w:themeColor="text1"/>
-          <w:lang w:val="en-US"/>
-        </w:rPr>
-        <w:t xml:space="preserve"> в </w:t>
-      </w:r>
-      <w:proofErr w:type="spellStart"/>
-      <w:r>
-        <w:rPr>
-          <w:rFonts w:ascii="Times New Roman" w:eastAsia="Times New Roman" w:hAnsi="Times New Roman" w:cs="Times New Roman"/>
-          <w:color w:val="000000" w:themeColor="text1"/>
-          <w:lang w:val="en-US"/>
-        </w:rPr>
-        <w:t>размере</w:t>
-      </w:r>
-      <w:proofErr w:type="spellEnd"/>
-      <w:r>
-        <w:rPr>
-          <w:rFonts w:ascii="Times New Roman" w:eastAsia="Times New Roman" w:hAnsi="Times New Roman" w:cs="Times New Roman"/>
-          <w:color w:val="000000" w:themeColor="text1"/>
-          <w:lang w:val="en-US"/>
-        </w:rPr>
-        <w:t xml:space="preserve"> {{ </w:t>
-      </w:r>
-      <w:proofErr w:type="spellStart"/>
-      <w:r>
-        <w:rPr>
-          <w:rFonts w:ascii="Times New Roman" w:eastAsia="Times New Roman" w:hAnsi="Times New Roman" w:cs="Times New Roman"/>
-          <w:color w:val="000000" w:themeColor="text1"/>
-          <w:lang w:val="en-US"/>
-        </w:rPr>
-        <w:t>d.debt</w:t>
-      </w:r>
-      <w:proofErr w:type="spellEnd"/>
-      <w:r>
-        <w:rPr>
-          <w:rFonts w:ascii="Times New Roman" w:eastAsia="Times New Roman" w:hAnsi="Times New Roman" w:cs="Times New Roman"/>
-          <w:color w:val="000000" w:themeColor="text1"/>
-          <w:lang w:val="en-US"/>
-        </w:rPr>
-        <w:t xml:space="preserve"> }} </w:t>
-      </w:r>
-      <w:proofErr w:type="spellStart"/>
-      <w:r>
-        <w:rPr>
-          <w:rFonts w:ascii="Times New Roman" w:eastAsia="Times New Roman" w:hAnsi="Times New Roman" w:cs="Times New Roman"/>
-          <w:color w:val="000000" w:themeColor="text1"/>
-          <w:lang w:val="en-US"/>
-        </w:rPr>
-        <w:t>руб</w:t>
-      </w:r>
-      <w:proofErr w:type="spellEnd"/>
-      <w:r>
-        <w:rPr>
-          <w:rFonts w:ascii="Times New Roman" w:eastAsia="Times New Roman" w:hAnsi="Times New Roman" w:cs="Times New Roman"/>
-          <w:color w:val="000000" w:themeColor="text1"/>
-          <w:lang w:val="en-US"/>
-        </w:rPr>
-        <w:t xml:space="preserve">. – </w:t>
-      </w:r>
-      <w:proofErr w:type="spellStart"/>
-      <w:r>
-        <w:rPr>
-          <w:rFonts w:ascii="Times New Roman" w:eastAsia="Times New Roman" w:hAnsi="Times New Roman" w:cs="Times New Roman"/>
-          <w:color w:val="000000" w:themeColor="text1"/>
-          <w:lang w:val="en-US"/>
-        </w:rPr>
-        <w:t>основной</w:t>
-      </w:r>
-      <w:proofErr w:type="spellEnd"/>
-      <w:r>
-        <w:rPr>
-          <w:rFonts w:ascii="Times New Roman" w:eastAsia="Times New Roman" w:hAnsi="Times New Roman" w:cs="Times New Roman"/>
-          <w:color w:val="000000" w:themeColor="text1"/>
-          <w:lang w:val="en-US"/>
-        </w:rPr>
-        <w:t xml:space="preserve"> </w:t>
-      </w:r>
-      <w:proofErr w:type="spellStart"/>
-      <w:r>
-        <w:rPr>
-          <w:rFonts w:ascii="Times New Roman" w:eastAsia="Times New Roman" w:hAnsi="Times New Roman" w:cs="Times New Roman"/>
-          <w:color w:val="000000" w:themeColor="text1"/>
-          <w:lang w:val="en-US"/>
-        </w:rPr>
-        <w:t>долг</w:t>
-      </w:r>
-      <w:proofErr w:type="spellEnd"/>
-      <w:r>
-        <w:rPr>
-          <w:rFonts w:ascii="Times New Roman" w:eastAsia="Times New Roman" w:hAnsi="Times New Roman" w:cs="Times New Roman"/>
-          <w:color w:val="000000" w:themeColor="text1"/>
-          <w:lang w:val="en-US"/>
-        </w:rPr>
-        <w:t>.</w:t>
+        <w:t>{{ loop.index }}. Определением {{ court_name }} от {{ d.date }} по делу № {{ case_number }} требование {{ d.name }} включено в третью очередь реестра требований кредиторов в размере {{ d.debt }} руб. – основной долг.</w:t>
       </w:r>
     </w:p>
     <w:p>
@@ -10064,7 +9463,6 @@
         </w:rPr>
         <w:t xml:space="preserve">{% </w:t>
       </w:r>
-      <w:proofErr w:type="spellStart"/>
       <w:r>
         <w:rPr>
           <w:rFonts w:ascii="Times New Roman" w:eastAsia="Times New Roman" w:hAnsi="Times New Roman" w:cs="Times New Roman"/>
@@ -10073,7 +9471,6 @@
         </w:rPr>
         <w:t>endfor</w:t>
       </w:r>
-      <w:proofErr w:type="spellEnd"/>
       <w:r>
         <w:rPr>
           <w:rFonts w:ascii="Times New Roman" w:eastAsia="Times New Roman" w:hAnsi="Times New Roman" w:cs="Times New Roman"/>
@@ -10081,17 +9478,6 @@
         </w:rPr>
         <w:t xml:space="preserve"> %}</w:t>
       </w:r>
-    </w:p>
-    <w:p>
-      <w:pPr>
-        <w:spacing w:after="0" w:line="240" w:lineRule="auto"/>
-        <w:ind w:firstLine="709"/>
-        <w:jc w:val="both"/>
-        <w:rPr>
-          <w:rFonts w:ascii="Times New Roman" w:eastAsia="Times New Roman" w:hAnsi="Times New Roman" w:cs="Times New Roman"/>
-          <w:color w:val="000000" w:themeColor="text1"/>
-        </w:rPr>
-      </w:pPr>
     </w:p>
     <w:p>
       <w:pPr>
@@ -11264,7 +10650,6 @@
           <w:rFonts w:ascii="Times New Roman" w:eastAsia="Times New Roman" w:hAnsi="Times New Roman" w:cs="Times New Roman"/>
           <w:color w:val="000000" w:themeColor="text1"/>
         </w:rPr>
-        <w:lastRenderedPageBreak/>
         <w:t xml:space="preserve">4. </w:t>
       </w:r>
       <w:bookmarkStart w:id="7" w:name="_Hlk211417046"/>
@@ -11352,23 +10737,7 @@
           <w:rFonts w:ascii="Times New Roman" w:eastAsia="Times New Roman" w:hAnsi="Times New Roman" w:cs="Times New Roman"/>
           <w:color w:val="000000" w:themeColor="text1"/>
         </w:rPr>
-        <w:t>Ранее был официально трудоустроен в ООО «</w:t>
-      </w:r>
-      <w:proofErr w:type="spellStart"/>
-      <w:r>
-        <w:rPr>
-          <w:rFonts w:ascii="Times New Roman" w:eastAsia="Times New Roman" w:hAnsi="Times New Roman" w:cs="Times New Roman"/>
-          <w:color w:val="000000" w:themeColor="text1"/>
-        </w:rPr>
-        <w:t>Хитэк</w:t>
-      </w:r>
-      <w:proofErr w:type="spellEnd"/>
-      <w:r>
-        <w:rPr>
-          <w:rFonts w:ascii="Times New Roman" w:eastAsia="Times New Roman" w:hAnsi="Times New Roman" w:cs="Times New Roman"/>
-          <w:color w:val="000000" w:themeColor="text1"/>
-        </w:rPr>
-        <w:t>-Сибирь», увольнение 13.08.2025.</w:t>
+        <w:t>Ранее был официально трудоустроен в ООО «Хитэк-Сибирь», увольнение 13.08.2025.</w:t>
       </w:r>
     </w:p>
     <w:p>
@@ -11386,6 +10755,7 @@
           <w:rFonts w:ascii="Times New Roman" w:eastAsia="Times New Roman" w:hAnsi="Times New Roman" w:cs="Times New Roman"/>
           <w:color w:val="000000" w:themeColor="text1"/>
         </w:rPr>
+        <w:lastRenderedPageBreak/>
         <w:t>5</w:t>
       </w:r>
       <w:r>
@@ -11640,23 +11010,7 @@
           <w:rFonts w:ascii="Times New Roman" w:eastAsia="Times New Roman" w:hAnsi="Times New Roman" w:cs="Times New Roman"/>
           <w:color w:val="000000" w:themeColor="text1"/>
         </w:rPr>
-        <w:t xml:space="preserve">. </w:t>
-      </w:r>
-      <w:proofErr w:type="gramStart"/>
-      <w:r>
-        <w:rPr>
-          <w:rFonts w:ascii="Times New Roman" w:eastAsia="Times New Roman" w:hAnsi="Times New Roman" w:cs="Times New Roman"/>
-          <w:color w:val="000000" w:themeColor="text1"/>
-        </w:rPr>
-        <w:t>Согласно ответу</w:t>
-      </w:r>
-      <w:proofErr w:type="gramEnd"/>
-      <w:r>
-        <w:rPr>
-          <w:rFonts w:ascii="Times New Roman" w:eastAsia="Times New Roman" w:hAnsi="Times New Roman" w:cs="Times New Roman"/>
-          <w:color w:val="000000" w:themeColor="text1"/>
-        </w:rPr>
-        <w:t xml:space="preserve"> Росимущество по </w:t>
+        <w:t xml:space="preserve">. Согласно ответу Росимущество по </w:t>
       </w:r>
       <w:r>
         <w:rPr>
@@ -13936,6 +13290,7 @@
           <w:b/>
           <w:color w:val="000000" w:themeColor="text1"/>
         </w:rPr>
+        <w:lastRenderedPageBreak/>
         <w:t>Сведения о размере денежных средств, поступивших на счет должника, об источниках данных поступлений</w:t>
       </w:r>
     </w:p>
@@ -14673,23 +14028,7 @@
           <w:rFonts w:ascii="Times New Roman" w:eastAsia="Times New Roman" w:hAnsi="Times New Roman" w:cs="Times New Roman"/>
           <w:color w:val="000000" w:themeColor="text1"/>
         </w:rPr>
-        <w:t>Ранее был официально трудоустроен в ООО «</w:t>
-      </w:r>
-      <w:proofErr w:type="spellStart"/>
-      <w:r>
-        <w:rPr>
-          <w:rFonts w:ascii="Times New Roman" w:eastAsia="Times New Roman" w:hAnsi="Times New Roman" w:cs="Times New Roman"/>
-          <w:color w:val="000000" w:themeColor="text1"/>
-        </w:rPr>
-        <w:t>Хитэк</w:t>
-      </w:r>
-      <w:proofErr w:type="spellEnd"/>
-      <w:r>
-        <w:rPr>
-          <w:rFonts w:ascii="Times New Roman" w:eastAsia="Times New Roman" w:hAnsi="Times New Roman" w:cs="Times New Roman"/>
-          <w:color w:val="000000" w:themeColor="text1"/>
-        </w:rPr>
-        <w:t>-Сибирь», увольнение 13.08.2025</w:t>
+        <w:t>Ранее был официально трудоустроен в ООО «Хитэк-Сибирь», увольнение 13.08.2025</w:t>
       </w:r>
       <w:r>
         <w:rPr>
@@ -15023,23 +14362,7 @@
           <w:rFonts w:ascii="Times New Roman" w:eastAsia="Times New Roman" w:hAnsi="Times New Roman" w:cs="Times New Roman"/>
           <w:color w:val="000000" w:themeColor="text1"/>
         </w:rPr>
-        <w:t>Ранее был официально трудоустроен в ООО «</w:t>
-      </w:r>
-      <w:proofErr w:type="spellStart"/>
-      <w:r>
-        <w:rPr>
-          <w:rFonts w:ascii="Times New Roman" w:eastAsia="Times New Roman" w:hAnsi="Times New Roman" w:cs="Times New Roman"/>
-          <w:color w:val="000000" w:themeColor="text1"/>
-        </w:rPr>
-        <w:t>Хитэк</w:t>
-      </w:r>
-      <w:proofErr w:type="spellEnd"/>
-      <w:r>
-        <w:rPr>
-          <w:rFonts w:ascii="Times New Roman" w:eastAsia="Times New Roman" w:hAnsi="Times New Roman" w:cs="Times New Roman"/>
-          <w:color w:val="000000" w:themeColor="text1"/>
-        </w:rPr>
-        <w:t>-Сибирь», увольнение 13.08.2025</w:t>
+        <w:t>Ранее был официально трудоустроен в ООО «Хитэк-Сибирь», увольнение 13.08.2025</w:t>
       </w:r>
       <w:r>
         <w:rPr>
@@ -15188,28 +14511,7 @@
         <w:rPr>
           <w:rFonts w:ascii="Times New Roman" w:eastAsia="Times New Roman" w:hAnsi="Times New Roman" w:cs="Times New Roman"/>
         </w:rPr>
-        <w:t xml:space="preserve">По смыслу разъяснений </w:t>
-      </w:r>
-      <w:proofErr w:type="spellStart"/>
-      <w:r>
-        <w:rPr>
-          <w:rFonts w:ascii="Times New Roman" w:eastAsia="Times New Roman" w:hAnsi="Times New Roman" w:cs="Times New Roman"/>
-        </w:rPr>
-        <w:t>абз</w:t>
-      </w:r>
-      <w:proofErr w:type="spellEnd"/>
-      <w:r>
-        <w:rPr>
-          <w:rFonts w:ascii="Times New Roman" w:eastAsia="Times New Roman" w:hAnsi="Times New Roman" w:cs="Times New Roman"/>
-        </w:rPr>
-        <w:t xml:space="preserve">. 1 п. 39 Постановления Пленума ВС РФ от 13.10.2015 № 45 законодательство не ставит в прямую зависимость необходимость отказа банкроту в установлении </w:t>
-      </w:r>
-      <w:r>
-        <w:rPr>
-          <w:rFonts w:ascii="Times New Roman" w:eastAsia="Times New Roman" w:hAnsi="Times New Roman" w:cs="Times New Roman"/>
-        </w:rPr>
-        <w:lastRenderedPageBreak/>
-        <w:t>денежной компенсации, соразмерной величине прожиточного минимума, по причине отсутствия у него в момент такого обращения иного дохода, в связи с чем, соответствующие денежные средства могут быть исключены из уже сформированной конкурсной массы</w:t>
+        <w:t>По смыслу разъяснений абз. 1 п. 39 Постановления Пленума ВС РФ от 13.10.2015 № 45 законодательство не ставит в прямую зависимость необходимость отказа банкроту в установлении денежной компенсации, соразмерной величине прожиточного минимума, по причине отсутствия у него в момент такого обращения иного дохода, в связи с чем, соответствующие денежные средства могут быть исключены из уже сформированной конкурсной массы</w:t>
       </w:r>
       <w:r>
         <w:rPr>
@@ -15233,6 +14535,7 @@
           <w:rFonts w:ascii="Times New Roman" w:eastAsia="Times New Roman" w:hAnsi="Times New Roman" w:cs="Times New Roman"/>
           <w:color w:val="000000" w:themeColor="text1"/>
         </w:rPr>
+        <w:lastRenderedPageBreak/>
         <w:t>Таким образом, общий доход должника за период процедуры банкротства (</w:t>
       </w:r>
       <w:r>
@@ -17844,7 +17147,6 @@
                 <w:rFonts w:ascii="Times New Roman" w:eastAsia="Times New Roman" w:hAnsi="Times New Roman" w:cs="Times New Roman"/>
                 <w:color w:val="000000" w:themeColor="text1"/>
               </w:rPr>
-              <w:lastRenderedPageBreak/>
               <w:t>№ очереди</w:t>
             </w:r>
           </w:p>
@@ -17957,6 +17259,7 @@
                 <w:rFonts w:ascii="Times New Roman" w:eastAsia="Times New Roman" w:hAnsi="Times New Roman" w:cs="Times New Roman"/>
                 <w:color w:val="000000" w:themeColor="text1"/>
               </w:rPr>
+              <w:lastRenderedPageBreak/>
               <w:t>Первая очередь</w:t>
             </w:r>
           </w:p>
@@ -18454,23 +17757,7 @@
                 <w:rFonts w:ascii="Times New Roman" w:eastAsia="Times New Roman" w:hAnsi="Times New Roman" w:cs="Times New Roman"/>
                 <w:color w:val="000000" w:themeColor="text1"/>
               </w:rPr>
-              <w:t>Опубликование сообщений в ЕФРСБ и официальном издании газеты "</w:t>
-            </w:r>
-            <w:proofErr w:type="spellStart"/>
-            <w:r>
-              <w:rPr>
-                <w:rFonts w:ascii="Times New Roman" w:eastAsia="Times New Roman" w:hAnsi="Times New Roman" w:cs="Times New Roman"/>
-                <w:color w:val="000000" w:themeColor="text1"/>
-              </w:rPr>
-              <w:t>КоммерсантЪ</w:t>
-            </w:r>
-            <w:proofErr w:type="spellEnd"/>
-            <w:r>
-              <w:rPr>
-                <w:rFonts w:ascii="Times New Roman" w:eastAsia="Times New Roman" w:hAnsi="Times New Roman" w:cs="Times New Roman"/>
-                <w:color w:val="000000" w:themeColor="text1"/>
-              </w:rPr>
-              <w:t>"</w:t>
+              <w:t>Опубликование сообщений в ЕФРСБ и официальном издании газеты "КоммерсантЪ"</w:t>
             </w:r>
           </w:p>
         </w:tc>
@@ -20215,23 +19502,13 @@
                 <w:szCs w:val="24"/>
               </w:rPr>
             </w:pPr>
-            <w:proofErr w:type="spellStart"/>
             <w:r>
               <w:rPr>
                 <w:rFonts w:ascii="Times New Roman" w:eastAsia="Times New Roman" w:hAnsi="Times New Roman" w:cs="Times New Roman"/>
                 <w:b/>
                 <w:color w:val="000000" w:themeColor="text1"/>
               </w:rPr>
-              <w:t>Сайгушев</w:t>
-            </w:r>
-            <w:proofErr w:type="spellEnd"/>
-            <w:r>
-              <w:rPr>
-                <w:rFonts w:ascii="Times New Roman" w:eastAsia="Times New Roman" w:hAnsi="Times New Roman" w:cs="Times New Roman"/>
-                <w:b/>
-                <w:color w:val="000000" w:themeColor="text1"/>
-              </w:rPr>
-              <w:t xml:space="preserve"> Д.С.</w:t>
+              <w:t>Сайгушев Д.С.</w:t>
             </w:r>
           </w:p>
         </w:tc>
@@ -22207,7 +21484,7 @@
   <w:style w:type="paragraph" w:default="1" w:styleId="a">
     <w:name w:val="Normal"/>
     <w:qFormat/>
-    <w:rsid w:val="0064031C"/>
+    <w:rsid w:val="00846F89"/>
   </w:style>
   <w:style w:type="paragraph" w:styleId="1">
     <w:name w:val="heading 1"/>
